--- a/downloads/workbook/ai-7-week-07.docx
+++ b/downloads/workbook/ai-7-week-07.docx
@@ -961,6 +961,178 @@
         <w:t>Project connection: For the Reproducible AI Research Study, retain an annotated worked trace and the changed-case reasoning. Connect the claim to its records, units and assumptions so another investigator can challenge or reproduce it.</w:t>
       </w:r>
     </w:p>
+    <w:p>
+      <w:pPr>
+        <w:pStyle w:val="Heading1"/>
+      </w:pPr>
+      <w:r>
+        <w:t>13. Project portfolio milestone</w:t>
+      </w:r>
+    </w:p>
+    <w:p>
+      <w:r>
+        <w:t>Project: Reproducible AI Research Study</w:t>
+      </w:r>
+    </w:p>
+    <w:p>
+      <w:r>
+        <w:t>Current milestone: Make a transparent first version. Keep a trace of how one input becomes an output; explain the rule or learned component.</w:t>
+      </w:r>
+    </w:p>
+    <w:p>
+      <w:r>
+        <w:t>For the Reproducible AI Research Study, retain an annotated worked trace and the changed-case reasoning. Connect the claim to its records, units and assumptions so another investigator can challenge or reproduce it.</w:t>
+      </w:r>
+    </w:p>
+    <w:tbl>
+      <w:tblPr>
+        <w:tblStyle w:val="LightShading-Accent1"/>
+        <w:tblW w:type="auto" w:w="0"/>
+        <w:tblLook w:firstColumn="1" w:firstRow="1" w:lastColumn="0" w:lastRow="0" w:noHBand="0" w:noVBand="1" w:val="04A0"/>
+      </w:tblPr>
+      <w:tblGrid>
+        <w:gridCol w:w="5112"/>
+        <w:gridCol w:w="5112"/>
+      </w:tblGrid>
+      <w:tr>
+        <w:trPr>
+          <w:tblHeader/>
+        </w:trPr>
+        <w:tc>
+          <w:tcPr>
+            <w:tcW w:type="dxa" w:w="5112"/>
+          </w:tcPr>
+          <w:p>
+            <w:r>
+              <w:t>Evidence to keep</w:t>
+            </w:r>
+          </w:p>
+        </w:tc>
+        <w:tc>
+          <w:tcPr>
+            <w:tcW w:type="dxa" w:w="5112"/>
+          </w:tcPr>
+          <w:p>
+            <w:r>
+              <w:t>My record</w:t>
+            </w:r>
+          </w:p>
+        </w:tc>
+      </w:tr>
+      <w:tr>
+        <w:tc>
+          <w:tcPr>
+            <w:tcW w:type="dxa" w:w="5112"/>
+          </w:tcPr>
+          <w:p>
+            <w:r>
+              <w:t>This week’s input and deciding step</w:t>
+            </w:r>
+          </w:p>
+        </w:tc>
+        <w:tc>
+          <w:tcPr>
+            <w:tcW w:type="dxa" w:w="5112"/>
+          </w:tcPr>
+          <w:p>
+            <w:r/>
+          </w:p>
+        </w:tc>
+      </w:tr>
+      <w:tr>
+        <w:tc>
+          <w:tcPr>
+            <w:tcW w:type="dxa" w:w="5112"/>
+          </w:tcPr>
+          <w:p>
+            <w:r>
+              <w:t>Prediction and actual result (or labelled paper trace)</w:t>
+            </w:r>
+          </w:p>
+        </w:tc>
+        <w:tc>
+          <w:tcPr>
+            <w:tcW w:type="dxa" w:w="5112"/>
+          </w:tcPr>
+          <w:p>
+            <w:r/>
+          </w:p>
+        </w:tc>
+      </w:tr>
+      <w:tr>
+        <w:tc>
+          <w:tcPr>
+            <w:tcW w:type="dxa" w:w="5112"/>
+          </w:tcPr>
+          <w:p>
+            <w:r>
+              <w:t>One change since the previous checkpoint and why</w:t>
+            </w:r>
+          </w:p>
+        </w:tc>
+        <w:tc>
+          <w:tcPr>
+            <w:tcW w:type="dxa" w:w="5112"/>
+          </w:tcPr>
+          <w:p>
+            <w:r/>
+          </w:p>
+        </w:tc>
+      </w:tr>
+      <w:tr>
+        <w:tc>
+          <w:tcPr>
+            <w:tcW w:type="dxa" w:w="5112"/>
+          </w:tcPr>
+          <w:p>
+            <w:r>
+              <w:t>One error or limit and the next test</w:t>
+            </w:r>
+          </w:p>
+        </w:tc>
+        <w:tc>
+          <w:tcPr>
+            <w:tcW w:type="dxa" w:w="5112"/>
+          </w:tcPr>
+          <w:p>
+            <w:r/>
+          </w:p>
+        </w:tc>
+      </w:tr>
+    </w:tbl>
+    <w:p>
+      <w:pPr>
+        <w:pStyle w:val="Heading3"/>
+      </w:pPr>
+      <w:r>
+        <w:t>Explain what this week adds to your project. Reuse last week’s record rather than starting again.</w:t>
+      </w:r>
+    </w:p>
+    <w:p>
+      <w:r>
+        <w:t>________________________________________________________________</w:t>
+      </w:r>
+    </w:p>
+    <w:p>
+      <w:r>
+        <w:t>________________________________________________________________</w:t>
+      </w:r>
+    </w:p>
+    <w:p>
+      <w:r>
+        <w:t>________________________________________________________________</w:t>
+      </w:r>
+    </w:p>
+    <w:p>
+      <w:r>
+        <w:t>________________________________________________________________</w:t>
+      </w:r>
+    </w:p>
+    <w:p>
+      <w:r>
+        <w:t>________________________________________________________________</w:t>
+      </w:r>
+    </w:p>
     <w:sectPr>
       <w:pgSz w:w="12240" w:h="15840"/>
       <w:pgMar w:top="936" w:right="1008" w:bottom="936" w:left="1008" w:header="720" w:footer="720" w:gutter="0"/>

--- a/downloads/workbook/ai-7-week-07.docx
+++ b/downloads/workbook/ai-7-week-07.docx
@@ -1133,6 +1133,235 @@
         <w:t>________________________________________________________________</w:t>
       </w:r>
     </w:p>
+    <w:p>
+      <w:pPr>
+        <w:pStyle w:val="Heading1"/>
+      </w:pPr>
+      <w:r>
+        <w:t>14. Supported practice and learning evidence</w:t>
+      </w:r>
+    </w:p>
+    <w:p>
+      <w:r>
+        <w:t>Use this supported practice once, in the browser or on paper. Keep the reserved independent assessment for a separate first attempt before teacher feedback.</w:t>
+      </w:r>
+    </w:p>
+    <w:p>
+      <w:r>
+        <w:t>Write a testable hypothesis before scoring. A team predicts that a retrieval rule will reduce unsupported answers on a fixed validation set.</w:t>
+      </w:r>
+    </w:p>
+    <w:p>
+      <w:pPr>
+        <w:pStyle w:val="Heading3"/>
+      </w:pPr>
+      <w:r>
+        <w:t>Practice 1: explain the deciding evidence</w:t>
+      </w:r>
+    </w:p>
+    <w:p>
+      <w:r>
+        <w:t>Which labelled step matches this detail? Run both versions on the same cases after recording the hypothesis.</w:t>
+      </w:r>
+    </w:p>
+    <w:p>
+      <w:r>
+        <w:t>1. Name the directional claim</w:t>
+      </w:r>
+    </w:p>
+    <w:p>
+      <w:r>
+        <w:t>2. Freeze the comparison</w:t>
+      </w:r>
+    </w:p>
+    <w:p>
+      <w:r>
+        <w:t>3. Define scoring first</w:t>
+      </w:r>
+    </w:p>
+    <w:p>
+      <w:pPr>
+        <w:pStyle w:val="Heading3"/>
+      </w:pPr>
+      <w:r>
+        <w:t>My selected conclusion, deciding fact and explanation</w:t>
+      </w:r>
+    </w:p>
+    <w:p>
+      <w:r>
+        <w:t>________________________________________________________________</w:t>
+      </w:r>
+    </w:p>
+    <w:p>
+      <w:r>
+        <w:t>________________________________________________________________</w:t>
+      </w:r>
+    </w:p>
+    <w:p>
+      <w:r>
+        <w:t>________________________________________________________________</w:t>
+      </w:r>
+    </w:p>
+    <w:p>
+      <w:r>
+        <w:t>________________________________________________________________</w:t>
+      </w:r>
+    </w:p>
+    <w:p>
+      <w:r>
+        <w:t>________________________________________________________________</w:t>
+      </w:r>
+    </w:p>
+    <w:p>
+      <w:r>
+        <w:t>Hint if needed: Read the steps in the pictorial case. Match the supplied detail to the stage that performs or records it.</w:t>
+      </w:r>
+    </w:p>
+    <w:p>
+      <w:r>
+        <w:t>After your attempt, compare with the supported explanation: Freeze the comparison Run both versions on the same cases after recording the hypothesis. A hypothesis makes an expected pattern explicit before seeing outcomes. The measured definition must be clear enough for another reviewer to apply.</w:t>
+      </w:r>
+    </w:p>
+    <w:p>
+      <w:pPr>
+        <w:pStyle w:val="Heading3"/>
+      </w:pPr>
+      <w:r>
+        <w:t>Practice 2: explain the deciding evidence</w:t>
+      </w:r>
+    </w:p>
+    <w:p>
+      <w:r>
+        <w:t>Changed-case practice: B sounds friendlier but has the same unsupported count as A. Which conclusion is supported by the supplied facts?</w:t>
+      </w:r>
+    </w:p>
+    <w:p>
+      <w:r>
+        <w:t>1. We can decide the result without examining the changed input or the procedure.</w:t>
+      </w:r>
+    </w:p>
+    <w:p>
+      <w:r>
+        <w:t>2. The stated improvement hypothesis is not supported on these cases.</w:t>
+      </w:r>
+    </w:p>
+    <w:p>
+      <w:r>
+        <w:t>3. This one example guarantees correct results for every future input.</w:t>
+      </w:r>
+    </w:p>
+    <w:p>
+      <w:pPr>
+        <w:pStyle w:val="Heading3"/>
+      </w:pPr>
+      <w:r>
+        <w:t>My selected conclusion, deciding fact and explanation</w:t>
+      </w:r>
+    </w:p>
+    <w:p>
+      <w:r>
+        <w:t>________________________________________________________________</w:t>
+      </w:r>
+    </w:p>
+    <w:p>
+      <w:r>
+        <w:t>________________________________________________________________</w:t>
+      </w:r>
+    </w:p>
+    <w:p>
+      <w:r>
+        <w:t>________________________________________________________________</w:t>
+      </w:r>
+    </w:p>
+    <w:p>
+      <w:r>
+        <w:t>________________________________________________________________</w:t>
+      </w:r>
+    </w:p>
+    <w:p>
+      <w:r>
+        <w:t>________________________________________________________________</w:t>
+      </w:r>
+    </w:p>
+    <w:p>
+      <w:r>
+        <w:t>Hint if needed: Use the changed condition and the deciding step in the pictorial trace. The answer must say what follows from those facts.</w:t>
+      </w:r>
+    </w:p>
+    <w:p>
+      <w:r>
+        <w:t>After your attempt, compare with the supported explanation: The stated improvement hypothesis is not supported on these cases. Friendliness is a different outcome from the predefined unsupported-case count.</w:t>
+      </w:r>
+    </w:p>
+    <w:p>
+      <w:pPr>
+        <w:pStyle w:val="Heading3"/>
+      </w:pPr>
+      <w:r>
+        <w:t>Repair a missing building block</w:t>
+      </w:r>
+    </w:p>
+    <w:p>
+      <w:r>
+        <w:t>Review A literature comparison matrix (ai-7/6). Goal: Explain the mechanism and terminology of a literature comparison matrix. Short practice: Explain why 8/10 indoors and 16/20 outdoors share a rate but not a controlled comparison. Which condition column must the literature matrix preserve?. Return to this week and explain what you changed.</w:t>
+      </w:r>
+    </w:p>
+    <w:p>
+      <w:r>
+        <w:t>Review Methods results and limitations (ai-7/4). Goal: Explain the mechanism and terminology of methods results and limitations. Short practice: Place the five-photo procedure, 3/5 versus 4/5 finding and missing outdoor evidence in their proper categories. Why cannot the result establish that B is best for outdoor farming?. Return to this week and explain what you changed.</w:t>
+      </w:r>
+    </w:p>
+    <w:p>
+      <w:r>
+        <w:t>Review A question that evidence can answer (ai-7/1). Goal: Explain the mechanism and terminology of a question that evidence can answer. Short practice: Which proposed diagram question has a measurable outcome? Name its versions, six-case denominator and fixed scoring, then explain why giving only B easier tasks spoils the comparison.. Return to this week and explain what you changed.</w:t>
+      </w:r>
+    </w:p>
+    <w:p>
+      <w:pPr>
+        <w:pStyle w:val="Heading3"/>
+      </w:pPr>
+      <w:r>
+        <w:t>Keep your completed work</w:t>
+      </w:r>
+    </w:p>
+    <w:p>
+      <w:r>
+        <w:t>Use Download completed work in the hosted lesson to export your answers, reflections, practice feedback and code-run evidence. Open the HTML copy to read or print it. Drafts stay in this browser when storage is available; clear drafts on a shared device.</w:t>
+      </w:r>
+    </w:p>
+    <w:p>
+      <w:pPr>
+        <w:pStyle w:val="Heading3"/>
+      </w:pPr>
+      <w:r>
+        <w:t>What I repaired, the evidence I kept and the next test</w:t>
+      </w:r>
+    </w:p>
+    <w:p>
+      <w:r>
+        <w:t>________________________________________________________________</w:t>
+      </w:r>
+    </w:p>
+    <w:p>
+      <w:r>
+        <w:t>________________________________________________________________</w:t>
+      </w:r>
+    </w:p>
+    <w:p>
+      <w:r>
+        <w:t>________________________________________________________________</w:t>
+      </w:r>
+    </w:p>
+    <w:p>
+      <w:r>
+        <w:t>________________________________________________________________</w:t>
+      </w:r>
+    </w:p>
+    <w:p>
+      <w:r>
+        <w:t>________________________________________________________________</w:t>
+      </w:r>
+    </w:p>
     <w:sectPr>
       <w:pgSz w:w="12240" w:h="15840"/>
       <w:pgMar w:top="936" w:right="1008" w:bottom="936" w:left="1008" w:header="720" w:footer="720" w:gutter="0"/>

--- a/downloads/workbook/ai-7-week-07.docx
+++ b/downloads/workbook/ai-7-week-07.docx
@@ -30,33 +30,45 @@
     </w:p>
     <w:p>
       <w:r>
-        <w:t>Try the recall before opening notes. Then use a different colour or a labelled second line to correct your explanation.</w:t>
+        <w:t>Record your starting explanation for Hypotheses and measurable outcomes before opening notes. Show any later correction separately.</w:t>
       </w:r>
     </w:p>
     <w:p>
       <w:pPr>
-        <w:pStyle w:val="Heading3"/>
-      </w:pPr>
-      <w:r>
-        <w:t>A literature comparison matrix</w:t>
+        <w:spacing w:line="336" w:lineRule="auto" w:after="180"/>
+      </w:pPr>
+      <w:r>
+        <w:rPr>
+          <w:b w:val="0"/>
+        </w:rPr>
+        <w:t>Try the recall before opening notes. Then use a different colour or a labelled second line to correct your explanation.</w:t>
       </w:r>
     </w:p>
     <w:p>
-      <w:r>
-        <w:t>Without opening the old lesson, explain one key idea from A literature comparison matrix. Give an example and a mistake that the idea helps you avoid.</w:t>
+      <w:pPr>
+        <w:pStyle w:val="Heading3"/>
+      </w:pPr>
+      <w:r>
+        <w:t>A literature comparison matrix</w:t>
       </w:r>
     </w:p>
     <w:p>
       <w:pPr>
-        <w:pStyle w:val="Heading3"/>
-      </w:pPr>
-      <w:r>
-        <w:t>My remembered idea, example and correction</w:t>
+        <w:spacing w:line="336" w:lineRule="auto" w:after="180"/>
+      </w:pPr>
+      <w:r>
+        <w:rPr>
+          <w:b w:val="0"/>
+        </w:rPr>
+        <w:t>Without opening the old lesson, explain one key idea from A literature comparison matrix. Give an example and a mistake that the idea helps you avoid.</w:t>
       </w:r>
     </w:p>
     <w:p>
-      <w:r>
-        <w:t>________________________________________________________________</w:t>
+      <w:pPr>
+        <w:pStyle w:val="Heading3"/>
+      </w:pPr>
+      <w:r>
+        <w:t>My remembered idea, example and correction</w:t>
       </w:r>
     </w:p>
     <w:p>
@@ -70,29 +82,35 @@
       </w:r>
     </w:p>
     <w:p>
-      <w:pPr>
-        <w:pStyle w:val="Heading3"/>
-      </w:pPr>
-      <w:r>
-        <w:t>Methods results and limitations</w:t>
+      <w:r>
+        <w:t>________________________________________________________________</w:t>
       </w:r>
     </w:p>
     <w:p>
-      <w:r>
-        <w:t>Without opening the old lesson, explain one key idea from Methods results and limitations. Give an example and a mistake that the idea helps you avoid.</w:t>
+      <w:pPr>
+        <w:pStyle w:val="Heading3"/>
+      </w:pPr>
+      <w:r>
+        <w:t>Methods results and limitations</w:t>
       </w:r>
     </w:p>
     <w:p>
       <w:pPr>
-        <w:pStyle w:val="Heading3"/>
-      </w:pPr>
-      <w:r>
-        <w:t>My remembered idea, example and correction</w:t>
+        <w:spacing w:line="336" w:lineRule="auto" w:after="180"/>
+      </w:pPr>
+      <w:r>
+        <w:rPr>
+          <w:b w:val="0"/>
+        </w:rPr>
+        <w:t>Without opening the old lesson, explain one key idea from Methods results and limitations. Give an example and a mistake that the idea helps you avoid.</w:t>
       </w:r>
     </w:p>
     <w:p>
-      <w:r>
-        <w:t>________________________________________________________________</w:t>
+      <w:pPr>
+        <w:pStyle w:val="Heading3"/>
+      </w:pPr>
+      <w:r>
+        <w:t>My remembered idea, example and correction</w:t>
       </w:r>
     </w:p>
     <w:p>
@@ -106,29 +124,47 @@
       </w:r>
     </w:p>
     <w:p>
-      <w:pPr>
-        <w:pStyle w:val="Heading3"/>
-      </w:pPr>
-      <w:r>
-        <w:t>A question that evidence can answer</w:t>
+      <w:r>
+        <w:t>________________________________________________________________</w:t>
       </w:r>
     </w:p>
     <w:p>
-      <w:r>
-        <w:t>Without opening the old lesson, explain one key idea from A question that evidence can answer. Give an example and a mistake that the idea helps you avoid.</w:t>
+      <w:pPr>
+        <w:pStyle w:val="Heading3"/>
+      </w:pPr>
+      <w:r>
+        <w:t>A question that evidence can answer</w:t>
       </w:r>
     </w:p>
     <w:p>
       <w:pPr>
-        <w:pStyle w:val="Heading3"/>
-      </w:pPr>
-      <w:r>
-        <w:t>My remembered idea, example and correction</w:t>
+        <w:spacing w:line="336" w:lineRule="auto" w:after="180"/>
+      </w:pPr>
+      <w:r>
+        <w:rPr>
+          <w:b w:val="0"/>
+        </w:rPr>
+        <w:t xml:space="preserve">Without opening the old lesson, explain one key idea from A question that </w:t>
+      </w:r>
+      <w:r>
+        <w:rPr>
+          <w:b/>
+        </w:rPr>
+        <w:t>evidence</w:t>
+      </w:r>
+      <w:r>
+        <w:rPr>
+          <w:b w:val="0"/>
+        </w:rPr>
+        <w:t xml:space="preserve"> can answer. Give an example and a mistake that the idea helps you avoid.</w:t>
       </w:r>
     </w:p>
     <w:p>
-      <w:r>
-        <w:t>________________________________________________________________</w:t>
+      <w:pPr>
+        <w:pStyle w:val="Heading3"/>
+      </w:pPr>
+      <w:r>
+        <w:t>My remembered idea, example and correction</w:t>
       </w:r>
     </w:p>
     <w:p>
@@ -142,15 +178,31 @@
       </w:r>
     </w:p>
     <w:p>
-      <w:pPr>
-        <w:pStyle w:val="Heading1"/>
-      </w:pPr>
-      <w:r>
-        <w:t>02. Practise with fading help</w:t>
+      <w:r>
+        <w:t>________________________________________________________________</w:t>
       </w:r>
     </w:p>
     <w:p>
-      <w:r>
+      <w:pPr>
+        <w:pStyle w:val="Heading1"/>
+      </w:pPr>
+      <w:r>
+        <w:t>02. Practise with fading help</w:t>
+      </w:r>
+    </w:p>
+    <w:p>
+      <w:r>
+        <w:t>Complete the supported Hypotheses and measurable outcomes trace and record the first step you can explain without help.</w:t>
+      </w:r>
+    </w:p>
+    <w:p>
+      <w:pPr>
+        <w:spacing w:line="336" w:lineRule="auto" w:after="180"/>
+      </w:pPr>
+      <w:r>
+        <w:rPr>
+          <w:b w:val="0"/>
+        </w:rPr>
         <w:t>Use W2: Trace the worked case for Hypotheses and measurable outcomes. Record the answer once; the lesson and workbook refer to the same attempt.</w:t>
       </w:r>
     </w:p>
@@ -279,25 +331,37 @@
     </w:p>
     <w:p>
       <w:r>
-        <w:t>Use the worked case for Hypotheses and measurable outcomes. Proposed explanation: “The worked result establishes every future case”. Decide whether this explanation is supported. Point to the step or supplied fact that decides; explain your repair if needed.</w:t>
+        <w:t>Check the proposed Hypotheses and measurable outcomes explanation against the supplied facts before discussing it.</w:t>
       </w:r>
     </w:p>
     <w:p>
       <w:pPr>
-        <w:pStyle w:val="Heading3"/>
-      </w:pPr>
-      <w:r>
-        <w:t>My explanation before partner discussion</w:t>
+        <w:spacing w:line="336" w:lineRule="auto" w:after="180"/>
+      </w:pPr>
+      <w:r>
+        <w:rPr>
+          <w:b w:val="0"/>
+        </w:rPr>
+        <w:t>Use the worked case for Hypotheses and measurable outcomes. Proposed explanation: “The worked result establishes every future case”. Decide whether this explanation is supported.</w:t>
       </w:r>
     </w:p>
     <w:p>
-      <w:r>
-        <w:t>________________________________________________________________</w:t>
+      <w:pPr>
+        <w:spacing w:line="336" w:lineRule="auto" w:after="180"/>
+      </w:pPr>
+      <w:r>
+        <w:rPr>
+          <w:b w:val="0"/>
+        </w:rPr>
+        <w:t>Point to the step or supplied fact that decides; explain your repair if needed.</w:t>
       </w:r>
     </w:p>
     <w:p>
-      <w:r>
-        <w:t>________________________________________________________________</w:t>
+      <w:pPr>
+        <w:pStyle w:val="Heading3"/>
+      </w:pPr>
+      <w:r>
+        <w:t>My explanation before partner discussion</w:t>
       </w:r>
     </w:p>
     <w:p>
@@ -311,47 +375,53 @@
       </w:r>
     </w:p>
     <w:p>
-      <w:pPr>
-        <w:pStyle w:val="Heading1"/>
-      </w:pPr>
-      <w:r>
-        <w:t>04. Independent transfer case</w:t>
+      <w:r>
+        <w:t>________________________________________________________________</w:t>
       </w:r>
     </w:p>
     <w:p>
-      <w:pPr>
-        <w:pStyle w:val="Heading3"/>
-      </w:pPr>
-      <w:r>
-        <w:t>Independent case: Apply a new case independently</w:t>
+      <w:r>
+        <w:t>________________________________________________________________</w:t>
       </w:r>
     </w:p>
     <w:p>
-      <w:r>
-        <w:t>Before running12 cases, you expect B support to exceed A. Write primary metric and one falsifying result.</w:t>
+      <w:pPr>
+        <w:pStyle w:val="Heading1"/>
+      </w:pPr>
+      <w:r>
+        <w:t>04. Independent transfer case</w:t>
       </w:r>
     </w:p>
     <w:p>
-      <w:pPr>
-        <w:pStyle w:val="Heading3"/>
-      </w:pPr>
-      <w:r>
-        <w:t>My independent explanation, trace and limits</w:t>
+      <w:r>
+        <w:t>Write one first attempt at the reserved independent case before feedback. Repeated copies of that case refer to the same recorded attempt.</w:t>
       </w:r>
     </w:p>
     <w:p>
-      <w:r>
-        <w:t>________________________________________________________________</w:t>
+      <w:pPr>
+        <w:pStyle w:val="Heading3"/>
+      </w:pPr>
+      <w:r>
+        <w:t>Independent case: Apply a new case independently</w:t>
       </w:r>
     </w:p>
     <w:p>
-      <w:r>
-        <w:t>________________________________________________________________</w:t>
+      <w:pPr>
+        <w:spacing w:line="336" w:lineRule="auto" w:after="180"/>
+      </w:pPr>
+      <w:r>
+        <w:rPr>
+          <w:b w:val="0"/>
+        </w:rPr>
+        <w:t>Before running12 cases, you expect B support to exceed A. Write primary metric and one falsifying result.</w:t>
       </w:r>
     </w:p>
     <w:p>
-      <w:r>
-        <w:t>________________________________________________________________</w:t>
+      <w:pPr>
+        <w:pStyle w:val="Heading3"/>
+      </w:pPr>
+      <w:r>
+        <w:t>My independent explanation, trace and limits</w:t>
       </w:r>
     </w:p>
     <w:p>
@@ -376,48 +446,96 @@
     </w:p>
     <w:p>
       <w:r>
-        <w:t>Attempt this case before feedback. Record any help. Earlier examples below are further practice; a case already practised with feedback cannot establish fresh transfer.</w:t>
+        <w:t>________________________________________________________________</w:t>
       </w:r>
     </w:p>
     <w:p>
-      <w:pPr>
-        <w:pStyle w:val="Heading1"/>
-      </w:pPr>
-      <w:r>
-        <w:t>05. W1 Explain the mechanism</w:t>
+      <w:r>
+        <w:t>________________________________________________________________</w:t>
       </w:r>
     </w:p>
     <w:p>
       <w:r>
-        <w:t>Explain the weekly mechanism in your own words. Use the worked scenario to name its input, decision rule and output.</w:t>
+        <w:t>________________________________________________________________</w:t>
       </w:r>
     </w:p>
     <w:p>
       <w:pPr>
-        <w:pStyle w:val="Heading3"/>
-      </w:pPr>
-      <w:r>
-        <w:t>My reasoning and evidence</w:t>
+        <w:spacing w:line="336" w:lineRule="auto" w:after="180"/>
+      </w:pPr>
+      <w:r>
+        <w:rPr>
+          <w:b w:val="0"/>
+        </w:rPr>
+        <w:t>Attempt this case before feedback. Record any help. Earlier examples below are further practice; a case already practised with feedback cannot establish fresh transfer.</w:t>
       </w:r>
     </w:p>
     <w:p>
-      <w:r>
-        <w:t>________________________________________________________________</w:t>
+      <w:pPr>
+        <w:pStyle w:val="Heading1"/>
+      </w:pPr>
+      <w:r>
+        <w:t>05. W1 Explain the mechanism</w:t>
       </w:r>
     </w:p>
     <w:p>
       <w:r>
-        <w:t>________________________________________________________________</w:t>
+        <w:t>Explain the mechanism. Apply the supplied Hypotheses and measurable outcomes facts and keep your reasoning.</w:t>
       </w:r>
     </w:p>
     <w:p>
-      <w:r>
-        <w:t>________________________________________________________________</w:t>
+      <w:pPr>
+        <w:spacing w:line="336" w:lineRule="auto" w:after="180"/>
+      </w:pPr>
+      <w:r>
+        <w:rPr>
+          <w:b w:val="0"/>
+        </w:rPr>
+        <w:t xml:space="preserve">Explain the weekly </w:t>
+      </w:r>
+      <w:r>
+        <w:rPr>
+          <w:b/>
+        </w:rPr>
+        <w:t>mechanism</w:t>
+      </w:r>
+      <w:r>
+        <w:rPr>
+          <w:b w:val="0"/>
+        </w:rPr>
+        <w:t xml:space="preserve"> in your own words. Use the worked scenario to name its </w:t>
+      </w:r>
+      <w:r>
+        <w:rPr>
+          <w:b/>
+        </w:rPr>
+        <w:t>input</w:t>
+      </w:r>
+      <w:r>
+        <w:rPr>
+          <w:b w:val="0"/>
+        </w:rPr>
+        <w:t xml:space="preserve">, decision rule and </w:t>
+      </w:r>
+      <w:r>
+        <w:rPr>
+          <w:b/>
+        </w:rPr>
+        <w:t>output</w:t>
+      </w:r>
+      <w:r>
+        <w:rPr>
+          <w:b w:val="0"/>
+        </w:rPr>
+        <w:t>.</w:t>
       </w:r>
     </w:p>
     <w:p>
-      <w:r>
-        <w:t>________________________________________________________________</w:t>
+      <w:pPr>
+        <w:pStyle w:val="Heading3"/>
+      </w:pPr>
+      <w:r>
+        <w:t>My reasoning and evidence</w:t>
       </w:r>
     </w:p>
     <w:p>
@@ -431,24 +549,18 @@
       </w:r>
     </w:p>
     <w:p>
-      <w:pPr>
-        <w:pStyle w:val="Heading1"/>
-      </w:pPr>
-      <w:r>
-        <w:t>06. W2 Trace the worked case</w:t>
+      <w:r>
+        <w:t>________________________________________________________________</w:t>
       </w:r>
     </w:p>
     <w:p>
       <w:r>
-        <w:t>After seeing faster responses, the team changes its primary claim from support improvement to speed improvement. Show the intermediate steps and give the conclusion with its scope.</w:t>
+        <w:t>________________________________________________________________</w:t>
       </w:r>
     </w:p>
     <w:p>
-      <w:pPr>
-        <w:pStyle w:val="Heading3"/>
-      </w:pPr>
-      <w:r>
-        <w:t>My reasoning and evidence</w:t>
+      <w:r>
+        <w:t>________________________________________________________________</w:t>
       </w:r>
     </w:p>
     <w:p>
@@ -457,23 +569,35 @@
       </w:r>
     </w:p>
     <w:p>
-      <w:r>
-        <w:t>________________________________________________________________</w:t>
+      <w:pPr>
+        <w:pStyle w:val="Heading1"/>
+      </w:pPr>
+      <w:r>
+        <w:t>06. W2 Trace the worked case</w:t>
       </w:r>
     </w:p>
     <w:p>
       <w:r>
-        <w:t>________________________________________________________________</w:t>
+        <w:t>Trace the worked case. Apply the supplied Hypotheses and measurable outcomes facts and keep your reasoning.</w:t>
       </w:r>
     </w:p>
     <w:p>
-      <w:r>
-        <w:t>________________________________________________________________</w:t>
+      <w:pPr>
+        <w:spacing w:line="336" w:lineRule="auto" w:after="180"/>
+      </w:pPr>
+      <w:r>
+        <w:rPr>
+          <w:b w:val="0"/>
+        </w:rPr>
+        <w:t>After seeing faster responses, the team changes its primary claim from support improvement to speed improvement. Show the intermediate steps and give the conclusion with its scope.</w:t>
       </w:r>
     </w:p>
     <w:p>
-      <w:r>
-        <w:t>________________________________________________________________</w:t>
+      <w:pPr>
+        <w:pStyle w:val="Heading3"/>
+      </w:pPr>
+      <w:r>
+        <w:t>My reasoning and evidence</w:t>
       </w:r>
     </w:p>
     <w:p>
@@ -487,24 +611,18 @@
       </w:r>
     </w:p>
     <w:p>
-      <w:pPr>
-        <w:pStyle w:val="Heading1"/>
-      </w:pPr>
-      <w:r>
-        <w:t>07. W3 Audit the limit</w:t>
+      <w:r>
+        <w:t>________________________________________________________________</w:t>
       </w:r>
     </w:p>
     <w:p>
       <w:r>
-        <w:t>A report omits this qualification: A hypothesis can fail honestly; changing it after results does not erase the original test. Explain how omitting it could change a reader's interpretation, and write an accurate replacement.</w:t>
+        <w:t>________________________________________________________________</w:t>
       </w:r>
     </w:p>
     <w:p>
-      <w:pPr>
-        <w:pStyle w:val="Heading3"/>
-      </w:pPr>
-      <w:r>
-        <w:t>My reasoning and evidence</w:t>
+      <w:r>
+        <w:t>________________________________________________________________</w:t>
       </w:r>
     </w:p>
     <w:p>
@@ -518,44 +636,62 @@
       </w:r>
     </w:p>
     <w:p>
-      <w:r>
-        <w:t>________________________________________________________________</w:t>
+      <w:pPr>
+        <w:pStyle w:val="Heading1"/>
+      </w:pPr>
+      <w:r>
+        <w:t>07. W3 Audit the limit</w:t>
       </w:r>
     </w:p>
     <w:p>
       <w:r>
-        <w:t>________________________________________________________________</w:t>
+        <w:t>Audit the limit. Apply the supplied Hypotheses and measurable outcomes facts and keep your reasoning.</w:t>
       </w:r>
     </w:p>
     <w:p>
-      <w:r>
-        <w:t>________________________________________________________________</w:t>
+      <w:pPr>
+        <w:spacing w:line="336" w:lineRule="auto" w:after="180"/>
+      </w:pPr>
+      <w:r>
+        <w:rPr>
+          <w:b w:val="0"/>
+        </w:rPr>
+        <w:t xml:space="preserve">A report omits this qualification: A </w:t>
+      </w:r>
+      <w:r>
+        <w:rPr>
+          <w:b/>
+        </w:rPr>
+        <w:t>hypothesis</w:t>
+      </w:r>
+      <w:r>
+        <w:rPr>
+          <w:b w:val="0"/>
+        </w:rPr>
+        <w:t xml:space="preserve"> can fail honestly; changing it after results does not erase the original test. Explain how omitting it could change a reader's interpretation, and write an accurate replacement.</w:t>
       </w:r>
     </w:p>
     <w:p>
-      <w:r>
-        <w:t>________________________________________________________________</w:t>
+      <w:pPr>
+        <w:pStyle w:val="Heading3"/>
+      </w:pPr>
+      <w:r>
+        <w:t>My reasoning and evidence</w:t>
       </w:r>
     </w:p>
     <w:p>
-      <w:pPr>
-        <w:pStyle w:val="Heading1"/>
-      </w:pPr>
-      <w:r>
-        <w:t>08. W4 Apply a new case independently</w:t>
+      <w:r>
+        <w:t>________________________________________________________________</w:t>
       </w:r>
     </w:p>
     <w:p>
       <w:r>
-        <w:t>Before running12 cases, you expect B support to exceed A. Write primary metric and one falsifying result.</w:t>
+        <w:t>________________________________________________________________</w:t>
       </w:r>
     </w:p>
     <w:p>
-      <w:pPr>
-        <w:pStyle w:val="Heading3"/>
-      </w:pPr>
-      <w:r>
-        <w:t>My reasoning and evidence</w:t>
+      <w:r>
+        <w:t>________________________________________________________________</w:t>
       </w:r>
     </w:p>
     <w:p>
@@ -574,23 +710,35 @@
       </w:r>
     </w:p>
     <w:p>
-      <w:r>
-        <w:t>________________________________________________________________</w:t>
+      <w:pPr>
+        <w:pStyle w:val="Heading1"/>
+      </w:pPr>
+      <w:r>
+        <w:t>08. W4 Apply a new case independently</w:t>
       </w:r>
     </w:p>
     <w:p>
       <w:r>
-        <w:t>________________________________________________________________</w:t>
+        <w:t>Attempt before feedback. If this repeats the selected independent case, reuse that first attempt; otherwise keep a separate record. Apply a new case independently. Apply the supplied Hypotheses and measurable outcomes facts and keep your reasoning.</w:t>
       </w:r>
     </w:p>
     <w:p>
-      <w:r>
-        <w:t>________________________________________________________________</w:t>
+      <w:pPr>
+        <w:spacing w:line="336" w:lineRule="auto" w:after="180"/>
+      </w:pPr>
+      <w:r>
+        <w:rPr>
+          <w:b w:val="0"/>
+        </w:rPr>
+        <w:t>Before running12 cases, you expect B support to exceed A. Write primary metric and one falsifying result.</w:t>
       </w:r>
     </w:p>
     <w:p>
-      <w:r>
-        <w:t>________________________________________________________________</w:t>
+      <w:pPr>
+        <w:pStyle w:val="Heading3"/>
+      </w:pPr>
+      <w:r>
+        <w:t>My reasoning and evidence</w:t>
       </w:r>
     </w:p>
     <w:p>
@@ -599,24 +747,18 @@
       </w:r>
     </w:p>
     <w:p>
-      <w:pPr>
-        <w:pStyle w:val="Heading1"/>
-      </w:pPr>
-      <w:r>
-        <w:t>09. W5 Design a revealing follow-up</w:t>
+      <w:r>
+        <w:t>________________________________________________________________</w:t>
       </w:r>
     </w:p>
     <w:p>
       <w:r>
-        <w:t>For the worked scenario, propose one additional case that could reveal a failure, describe its expected outcome before running it, and explain what would need to remain fixed for a fair comparison. Do not reuse W4 as a new final test after receiving feedback.</w:t>
+        <w:t>________________________________________________________________</w:t>
       </w:r>
     </w:p>
     <w:p>
-      <w:pPr>
-        <w:pStyle w:val="Heading3"/>
-      </w:pPr>
-      <w:r>
-        <w:t>My reasoning and evidence</w:t>
+      <w:r>
+        <w:t>________________________________________________________________</w:t>
       </w:r>
     </w:p>
     <w:p>
@@ -640,39 +782,51 @@
       </w:r>
     </w:p>
     <w:p>
-      <w:r>
-        <w:t>________________________________________________________________</w:t>
+      <w:pPr>
+        <w:pStyle w:val="Heading1"/>
+      </w:pPr>
+      <w:r>
+        <w:t>09. W5 Design a revealing follow-up</w:t>
       </w:r>
     </w:p>
     <w:p>
       <w:r>
-        <w:t>________________________________________________________________</w:t>
+        <w:t>Design a revealing follow-up. Apply the supplied Hypotheses and measurable outcomes facts and keep your reasoning.</w:t>
       </w:r>
     </w:p>
     <w:p>
-      <w:r>
-        <w:t>________________________________________________________________</w:t>
+      <w:pPr>
+        <w:spacing w:line="336" w:lineRule="auto" w:after="180"/>
+      </w:pPr>
+      <w:r>
+        <w:rPr>
+          <w:b w:val="0"/>
+        </w:rPr>
+        <w:t>For the worked scenario, propose one additional case that could reveal a failure, describe its expected outcome before running it, and explain what would need to remain fixed for a fair comparison.</w:t>
       </w:r>
     </w:p>
     <w:p>
       <w:pPr>
-        <w:pStyle w:val="Heading1"/>
-      </w:pPr>
-      <w:r>
-        <w:t>10. Project checkpoint and reflection</w:t>
+        <w:spacing w:line="336" w:lineRule="auto" w:after="180"/>
+      </w:pPr>
+      <w:r>
+        <w:rPr>
+          <w:b w:val="0"/>
+        </w:rPr>
+        <w:t>Do not reuse W4 as a new final test after receiving feedback.</w:t>
       </w:r>
     </w:p>
     <w:p>
-      <w:r>
-        <w:t>Add a labelled hypotheses and measurable outcomes evidence sheet to Reproducible AI Research Study. Show how you can explain the mechanism and terminology of hypotheses and measurable outcomes. Use the supplied fictional case and keep its inputs, intermediate steps, calculation or prediction, and limitation. Connect this record to last week’s record; a matching answer without a trace is insufficient.</w:t>
+      <w:pPr>
+        <w:pStyle w:val="Heading3"/>
+      </w:pPr>
+      <w:r>
+        <w:t>My reasoning and evidence</w:t>
       </w:r>
     </w:p>
     <w:p>
-      <w:pPr>
-        <w:pStyle w:val="Heading3"/>
-      </w:pPr>
-      <w:r>
-        <w:t>My project change, supporting evidence and remaining limit</w:t>
+      <w:r>
+        <w:t>________________________________________________________________</w:t>
       </w:r>
     </w:p>
     <w:p>
@@ -710,7 +864,133 @@
         <w:pStyle w:val="Heading1"/>
       </w:pPr>
       <w:r>
+        <w:t>10. Project checkpoint and reflection</w:t>
+      </w:r>
+    </w:p>
+    <w:p>
+      <w:r>
+        <w:t>Connect Hypotheses and measurable outcomes to Reproducible AI Research Study, identify a limit and choose the next useful test.</w:t>
+      </w:r>
+    </w:p>
+    <w:p>
+      <w:pPr>
+        <w:spacing w:line="336" w:lineRule="auto" w:after="180"/>
+      </w:pPr>
+      <w:r>
+        <w:rPr>
+          <w:b w:val="0"/>
+        </w:rPr>
+        <w:t xml:space="preserve">Add a labelled hypotheses and measurable outcomes </w:t>
+      </w:r>
+      <w:r>
+        <w:rPr>
+          <w:b/>
+        </w:rPr>
+        <w:t>evidence</w:t>
+      </w:r>
+      <w:r>
+        <w:rPr>
+          <w:b w:val="0"/>
+        </w:rPr>
+        <w:t xml:space="preserve"> sheet to Reproducible AI Research Study. Show how you can explain the </w:t>
+      </w:r>
+      <w:r>
+        <w:rPr>
+          <w:b/>
+        </w:rPr>
+        <w:t>mechanism</w:t>
+      </w:r>
+      <w:r>
+        <w:rPr>
+          <w:b w:val="0"/>
+        </w:rPr>
+        <w:t xml:space="preserve"> and terminology of hypotheses and measurable outcomes.</w:t>
+      </w:r>
+    </w:p>
+    <w:p>
+      <w:pPr>
+        <w:spacing w:line="336" w:lineRule="auto" w:after="180"/>
+      </w:pPr>
+      <w:r>
+        <w:rPr>
+          <w:b w:val="0"/>
+        </w:rPr>
+        <w:t xml:space="preserve">Use the supplied fictional case and keep its </w:t>
+      </w:r>
+      <w:r>
+        <w:rPr>
+          <w:b/>
+        </w:rPr>
+        <w:t>input</w:t>
+      </w:r>
+      <w:r>
+        <w:rPr>
+          <w:b w:val="0"/>
+        </w:rPr>
+        <w:t xml:space="preserve">s, intermediate steps, calculation or </w:t>
+      </w:r>
+      <w:r>
+        <w:rPr>
+          <w:b/>
+        </w:rPr>
+        <w:t>prediction</w:t>
+      </w:r>
+      <w:r>
+        <w:rPr>
+          <w:b w:val="0"/>
+        </w:rPr>
+        <w:t>, and limitation. Connect this record to last week’s record; a matching answer without a trace is insufficient.</w:t>
+      </w:r>
+    </w:p>
+    <w:p>
+      <w:pPr>
+        <w:pStyle w:val="Heading3"/>
+      </w:pPr>
+      <w:r>
+        <w:t>My project change, supporting evidence and remaining limit</w:t>
+      </w:r>
+    </w:p>
+    <w:p>
+      <w:r>
+        <w:t>________________________________________________________________</w:t>
+      </w:r>
+    </w:p>
+    <w:p>
+      <w:r>
+        <w:t>________________________________________________________________</w:t>
+      </w:r>
+    </w:p>
+    <w:p>
+      <w:r>
+        <w:t>________________________________________________________________</w:t>
+      </w:r>
+    </w:p>
+    <w:p>
+      <w:r>
+        <w:t>________________________________________________________________</w:t>
+      </w:r>
+    </w:p>
+    <w:p>
+      <w:r>
+        <w:t>________________________________________________________________</w:t>
+      </w:r>
+    </w:p>
+    <w:p>
+      <w:r>
+        <w:t>________________________________________________________________</w:t>
+      </w:r>
+    </w:p>
+    <w:p>
+      <w:pPr>
+        <w:pStyle w:val="Heading1"/>
+      </w:pPr>
+      <w:r>
         <w:t>11. Feedback, return check and learning record</w:t>
+      </w:r>
+    </w:p>
+    <w:p>
+      <w:r>
+        <w:t>Record the first repaired step and a different case to revisit after a delay.</w:t>
       </w:r>
     </w:p>
     <w:tbl>
@@ -850,7 +1130,13 @@
       </w:tr>
     </w:tbl>
     <w:p>
-      <w:r>
+      <w:pPr>
+        <w:spacing w:line="336" w:lineRule="auto" w:after="180"/>
+      </w:pPr>
+      <w:r>
+        <w:rPr>
+          <w:b w:val="0"/>
+        </w:rPr>
         <w:t>Revisit this idea with your teacher after a delay. Familiarity is different from explaining and using it on a changed case.</w:t>
       </w:r>
     </w:p>
@@ -864,12 +1150,53 @@
     </w:p>
     <w:p>
       <w:r>
-        <w:t>Write a testable hypothesis before scoring. A team predicts that a retrieval rule will reduce unsupported answers on a fixed validation set.</w:t>
+        <w:t>Write a testable hypothesis before scoring. A team predicts that a retrieval rule will reduce unsupported answers on a fixed validation set. Explain the labelled step before checking the changed condition.</w:t>
       </w:r>
     </w:p>
     <w:p>
-      <w:r>
-        <w:t>Ten cases are reserved. Unsupported means a factual claim absent from the approved card. Prediction: B has fewer unsupported cases than A.</w:t>
+      <w:pPr>
+        <w:spacing w:line="336" w:lineRule="auto" w:after="180"/>
+      </w:pPr>
+      <w:r>
+        <w:rPr>
+          <w:b w:val="0"/>
+        </w:rPr>
+        <w:t xml:space="preserve">Write a testable </w:t>
+      </w:r>
+      <w:r>
+        <w:rPr>
+          <w:b/>
+        </w:rPr>
+        <w:t>hypothesis</w:t>
+      </w:r>
+      <w:r>
+        <w:rPr>
+          <w:b w:val="0"/>
+        </w:rPr>
+        <w:t xml:space="preserve"> before scoring. A team predicts that a retrieval rule will reduce unsupported answers on a fixed validation set.</w:t>
+      </w:r>
+    </w:p>
+    <w:p>
+      <w:pPr>
+        <w:spacing w:line="336" w:lineRule="auto" w:after="180"/>
+      </w:pPr>
+      <w:r>
+        <w:rPr>
+          <w:b w:val="0"/>
+        </w:rPr>
+        <w:t xml:space="preserve">Ten cases are reserved. Unsupported means a factual claim absent from the approved card. </w:t>
+      </w:r>
+      <w:r>
+        <w:rPr>
+          <w:b/>
+        </w:rPr>
+        <w:t>Prediction</w:t>
+      </w:r>
+      <w:r>
+        <w:rPr>
+          <w:b w:val="0"/>
+        </w:rPr>
+        <w:t>: B has fewer unsupported cases than A.</w:t>
       </w:r>
     </w:p>
     <w:p>
@@ -909,8 +1236,27 @@
       </w:r>
     </w:p>
     <w:p>
-      <w:r>
-        <w:t>Name the predicted outcome and how unsupported is scored. If B sounds friendlier but ties A’s unsupported count, does the recorded improvement hypothesis receive support?</w:t>
+      <w:pPr>
+        <w:spacing w:line="336" w:lineRule="auto" w:after="180"/>
+        <w:shd w:fill="F5F1FB"/>
+      </w:pPr>
+      <w:r>
+        <w:rPr>
+          <w:b w:val="0"/>
+        </w:rPr>
+        <w:t xml:space="preserve">Name the predicted outcome and how unsupported is scored. If B sounds friendlier but ties A’s unsupported count, does the recorded improvement </w:t>
+      </w:r>
+      <w:r>
+        <w:rPr>
+          <w:b/>
+        </w:rPr>
+        <w:t>hypothesis</w:t>
+      </w:r>
+      <w:r>
+        <w:rPr>
+          <w:b w:val="0"/>
+        </w:rPr>
+        <w:t xml:space="preserve"> receive support?</w:t>
       </w:r>
     </w:p>
     <w:p>
@@ -952,35 +1298,126 @@
       </w:r>
     </w:p>
     <w:p>
-      <w:r>
-        <w:t>Support used: alone / hint / worked example. This record is practice evidence.</w:t>
+      <w:pPr>
+        <w:pStyle w:val="Heading3"/>
+      </w:pPr>
+      <w:r>
+        <w:t>Record the help used</w:t>
       </w:r>
     </w:p>
     <w:p>
-      <w:r>
-        <w:t>Project connection: For the Reproducible AI Research Study, retain an annotated worked trace and the changed-case reasoning. Connect the claim to its records, units and assumptions so another investigator can challenge or reproduce it.</w:t>
+      <w:pPr>
+        <w:spacing w:line="336" w:lineRule="auto" w:after="180"/>
+        <w:shd w:fill="F1F6F8"/>
+      </w:pPr>
+      <w:r>
+        <w:rPr>
+          <w:b w:val="0"/>
+        </w:rPr>
+        <w:t xml:space="preserve">Support used: alone / hint / worked example. This record is practice </w:t>
+      </w:r>
+      <w:r>
+        <w:rPr>
+          <w:b/>
+        </w:rPr>
+        <w:t>evidence</w:t>
+      </w:r>
+      <w:r>
+        <w:rPr>
+          <w:b w:val="0"/>
+        </w:rPr>
+        <w:t>.</w:t>
       </w:r>
     </w:p>
     <w:p>
       <w:pPr>
-        <w:pStyle w:val="Heading1"/>
-      </w:pPr>
-      <w:r>
-        <w:t>13. Project portfolio milestone</w:t>
+        <w:spacing w:line="336" w:lineRule="auto" w:after="180"/>
+      </w:pPr>
+      <w:r>
+        <w:rPr>
+          <w:b w:val="0"/>
+        </w:rPr>
+        <w:t>Project connection: For the Reproducible AI Research Study, retain an annotated worked trace and the changed-case reasoning.</w:t>
       </w:r>
     </w:p>
     <w:p>
-      <w:r>
-        <w:t>Project: Reproducible AI Research Study</w:t>
+      <w:pPr>
+        <w:spacing w:line="336" w:lineRule="auto" w:after="180"/>
+      </w:pPr>
+      <w:r>
+        <w:rPr>
+          <w:b w:val="0"/>
+        </w:rPr>
+        <w:t>Connect the claim to its records, units and assumptions so another investigator can challenge or reproduce it.</w:t>
       </w:r>
     </w:p>
     <w:p>
-      <w:r>
-        <w:t>Current milestone: Make a transparent first version. Keep a trace of how one input becomes an output; explain the rule or learned component.</w:t>
+      <w:pPr>
+        <w:pStyle w:val="Heading1"/>
+      </w:pPr>
+      <w:r>
+        <w:t>13. Project portfolio milestone</w:t>
       </w:r>
     </w:p>
     <w:p>
       <w:r>
+        <w:t>Keep this week’s input, deciding step, result and limit together in the Reproducible AI Research Study record.</w:t>
+      </w:r>
+    </w:p>
+    <w:p>
+      <w:pPr>
+        <w:spacing w:line="336" w:lineRule="auto" w:after="180"/>
+      </w:pPr>
+      <w:r>
+        <w:rPr>
+          <w:b w:val="0"/>
+        </w:rPr>
+        <w:t>Project: Reproducible AI Research Study</w:t>
+      </w:r>
+    </w:p>
+    <w:p>
+      <w:pPr>
+        <w:spacing w:line="336" w:lineRule="auto" w:after="180"/>
+      </w:pPr>
+      <w:r>
+        <w:rPr>
+          <w:b w:val="0"/>
+        </w:rPr>
+        <w:t xml:space="preserve">Current milestone: Make a transparent first version. Keep a trace of how one </w:t>
+      </w:r>
+      <w:r>
+        <w:rPr>
+          <w:b/>
+        </w:rPr>
+        <w:t>input</w:t>
+      </w:r>
+      <w:r>
+        <w:rPr>
+          <w:b w:val="0"/>
+        </w:rPr>
+        <w:t xml:space="preserve"> becomes an </w:t>
+      </w:r>
+      <w:r>
+        <w:rPr>
+          <w:b/>
+        </w:rPr>
+        <w:t>output</w:t>
+      </w:r>
+      <w:r>
+        <w:rPr>
+          <w:b w:val="0"/>
+        </w:rPr>
+        <w:t>; explain the rule or learned component.</w:t>
+      </w:r>
+    </w:p>
+    <w:p>
+      <w:pPr>
+        <w:spacing w:line="336" w:lineRule="auto" w:after="180"/>
+      </w:pPr>
+      <w:r>
+        <w:rPr>
+          <w:b w:val="0"/>
+        </w:rPr>
         <w:t>For the Reproducible AI Research Study, retain an annotated worked trace and the changed-case reasoning. Connect the claim to its records, units and assumptions so another investigator can challenge or reproduce it.</w:t>
       </w:r>
     </w:p>
@@ -1143,53 +1580,116 @@
     </w:p>
     <w:p>
       <w:r>
-        <w:t>Use this supported practice once, in the browser or on paper. Keep the reserved independent assessment for a separate first attempt before teacher feedback.</w:t>
+        <w:t>Try the supported questions before comparing with hints and feedback. Record what you repaired and the evidence you retained.</w:t>
       </w:r>
     </w:p>
     <w:p>
-      <w:r>
-        <w:t>Write a testable hypothesis before scoring. A team predicts that a retrieval rule will reduce unsupported answers on a fixed validation set.</w:t>
+      <w:pPr>
+        <w:spacing w:line="336" w:lineRule="auto" w:after="180"/>
+      </w:pPr>
+      <w:r>
+        <w:rPr>
+          <w:b w:val="0"/>
+        </w:rPr>
+        <w:t>Use this supported practice once, in the browser or on paper. Keep the reserved independent assessment for a separate first attempt before teacher feedback.</w:t>
       </w:r>
     </w:p>
     <w:p>
       <w:pPr>
-        <w:pStyle w:val="Heading3"/>
-      </w:pPr>
-      <w:r>
-        <w:t>Practice 1: explain the deciding evidence</w:t>
+        <w:spacing w:line="336" w:lineRule="auto" w:after="180"/>
+      </w:pPr>
+      <w:r>
+        <w:rPr>
+          <w:b w:val="0"/>
+        </w:rPr>
+        <w:t xml:space="preserve">Write a testable </w:t>
+      </w:r>
+      <w:r>
+        <w:rPr>
+          <w:b/>
+        </w:rPr>
+        <w:t>hypothesis</w:t>
+      </w:r>
+      <w:r>
+        <w:rPr>
+          <w:b w:val="0"/>
+        </w:rPr>
+        <w:t xml:space="preserve"> before scoring. A team predicts that a retrieval rule will reduce unsupported answers on a fixed validation set.</w:t>
       </w:r>
     </w:p>
     <w:p>
-      <w:r>
-        <w:t>Which labelled step matches this detail? Run both versions on the same cases after recording the hypothesis.</w:t>
+      <w:pPr>
+        <w:pStyle w:val="Heading3"/>
+      </w:pPr>
+      <w:r>
+        <w:t>Practice 1: explain the deciding evidence</w:t>
       </w:r>
     </w:p>
     <w:p>
-      <w:r>
-        <w:t>1. Name the directional claim</w:t>
+      <w:pPr>
+        <w:spacing w:line="336" w:lineRule="auto" w:after="180"/>
+      </w:pPr>
+      <w:r>
+        <w:rPr>
+          <w:b w:val="0"/>
+        </w:rPr>
+        <w:t xml:space="preserve">Which labelled step matches this detail? Run both versions on the same cases after recording the </w:t>
+      </w:r>
+      <w:r>
+        <w:rPr>
+          <w:b/>
+        </w:rPr>
+        <w:t>hypothesis</w:t>
+      </w:r>
+      <w:r>
+        <w:rPr>
+          <w:b w:val="0"/>
+        </w:rPr>
+        <w:t>.</w:t>
       </w:r>
     </w:p>
     <w:p>
-      <w:r>
-        <w:t>2. Freeze the comparison</w:t>
+      <w:pPr>
+        <w:spacing w:line="336" w:lineRule="auto" w:after="180"/>
+        <w:shd w:fill="F4F9FC"/>
+      </w:pPr>
+      <w:r>
+        <w:rPr>
+          <w:b w:val="0"/>
+        </w:rPr>
+        <w:t>1. Name the directional claim</w:t>
       </w:r>
     </w:p>
     <w:p>
-      <w:r>
-        <w:t>3. Define scoring first</w:t>
+      <w:pPr>
+        <w:spacing w:line="336" w:lineRule="auto" w:after="180"/>
+        <w:shd w:fill="F4F9FC"/>
+      </w:pPr>
+      <w:r>
+        <w:rPr>
+          <w:b w:val="0"/>
+        </w:rPr>
+        <w:t>2. Freeze the comparison</w:t>
       </w:r>
     </w:p>
     <w:p>
       <w:pPr>
-        <w:pStyle w:val="Heading3"/>
-      </w:pPr>
-      <w:r>
-        <w:t>My selected conclusion, deciding fact and explanation</w:t>
+        <w:spacing w:line="336" w:lineRule="auto" w:after="180"/>
+        <w:shd w:fill="F4F9FC"/>
+      </w:pPr>
+      <w:r>
+        <w:rPr>
+          <w:b w:val="0"/>
+        </w:rPr>
+        <w:t>3. Define scoring first</w:t>
       </w:r>
     </w:p>
     <w:p>
-      <w:r>
-        <w:t>________________________________________________________________</w:t>
+      <w:pPr>
+        <w:pStyle w:val="Heading3"/>
+      </w:pPr>
+      <w:r>
+        <w:t>My selected conclusion, deciding fact and explanation</w:t>
       </w:r>
     </w:p>
     <w:p>
@@ -1214,40 +1714,91 @@
     </w:p>
     <w:p>
       <w:r>
-        <w:t>Hint if needed: Read the steps in the pictorial case. Match the supplied detail to the stage that performs or records it.</w:t>
+        <w:t>________________________________________________________________</w:t>
       </w:r>
     </w:p>
     <w:p>
-      <w:r>
-        <w:t>After your attempt, compare with the supported explanation: Freeze the comparison Run both versions on the same cases after recording the hypothesis. A hypothesis makes an expected pattern explicit before seeing outcomes. The measured definition must be clear enough for another reviewer to apply.</w:t>
+      <w:pPr>
+        <w:pStyle w:val="Heading3"/>
+      </w:pPr>
+      <w:r>
+        <w:t>Hint · try first</w:t>
       </w:r>
     </w:p>
     <w:p>
       <w:pPr>
-        <w:pStyle w:val="Heading3"/>
-      </w:pPr>
-      <w:r>
-        <w:t>Practice 2: explain the deciding evidence</w:t>
+        <w:spacing w:line="336" w:lineRule="auto" w:after="180"/>
+        <w:shd w:fill="F1F6F8"/>
+      </w:pPr>
+      <w:r>
+        <w:rPr>
+          <w:b w:val="0"/>
+        </w:rPr>
+        <w:t>Hint if needed: Read the steps in the pictorial case. Match the supplied detail to the stage that performs or records it.</w:t>
       </w:r>
     </w:p>
     <w:p>
-      <w:r>
-        <w:t>Changed-case practice: B sounds friendlier but has the same unsupported count as A. Which conclusion is supported by the supplied facts?</w:t>
+      <w:pPr>
+        <w:pStyle w:val="Heading3"/>
+      </w:pPr>
+      <w:r>
+        <w:t>Feedback · compare after trying</w:t>
       </w:r>
     </w:p>
     <w:p>
-      <w:r>
-        <w:t>1. We can decide the result without examining the changed input or the procedure.</w:t>
+      <w:pPr>
+        <w:spacing w:line="336" w:lineRule="auto" w:after="180"/>
+        <w:shd w:fill="F1F6FC"/>
+      </w:pPr>
+      <w:r>
+        <w:rPr>
+          <w:b w:val="0"/>
+        </w:rPr>
+        <w:t xml:space="preserve">After your attempt, compare with the supported explanation: Freeze the comparison Run both versions on the same cases after recording the </w:t>
+      </w:r>
+      <w:r>
+        <w:rPr>
+          <w:b/>
+        </w:rPr>
+        <w:t>hypothesis</w:t>
+      </w:r>
+      <w:r>
+        <w:rPr>
+          <w:b w:val="0"/>
+        </w:rPr>
+        <w:t xml:space="preserve">. A </w:t>
+      </w:r>
+      <w:r>
+        <w:rPr>
+          <w:b/>
+        </w:rPr>
+        <w:t>hypothesis</w:t>
+      </w:r>
+      <w:r>
+        <w:rPr>
+          <w:b w:val="0"/>
+        </w:rPr>
+        <w:t xml:space="preserve"> makes an expected pattern explicit before seeing outcomes.</w:t>
       </w:r>
     </w:p>
     <w:p>
-      <w:r>
-        <w:t>2. The stated improvement hypothesis is not supported on these cases.</w:t>
+      <w:pPr>
+        <w:spacing w:line="336" w:lineRule="auto" w:after="180"/>
+        <w:shd w:fill="F1F6FC"/>
+      </w:pPr>
+      <w:r>
+        <w:rPr>
+          <w:b w:val="0"/>
+        </w:rPr>
+        <w:t>The measured definition must be clear enough for another reviewer to apply.</w:t>
       </w:r>
     </w:p>
     <w:p>
-      <w:r>
-        <w:t>3. This one example guarantees correct results for every future input.</w:t>
+      <w:pPr>
+        <w:pStyle w:val="Heading3"/>
+      </w:pPr>
+      <w:r>
+        <w:t>Practice 2: explain the deciding evidence</w:t>
       </w:r>
     </w:p>
     <w:p>
@@ -1255,91 +1806,1239 @@
         <w:pStyle w:val="Heading3"/>
       </w:pPr>
       <w:r>
-        <w:t>My selected conclusion, deciding fact and explanation</w:t>
+        <w:t>Changed case · predict first</w:t>
       </w:r>
     </w:p>
     <w:p>
-      <w:r>
-        <w:t>________________________________________________________________</w:t>
+      <w:pPr>
+        <w:spacing w:line="336" w:lineRule="auto" w:after="180"/>
+        <w:shd w:fill="F5F1FB"/>
+      </w:pPr>
+      <w:r>
+        <w:rPr>
+          <w:b w:val="0"/>
+        </w:rPr>
+        <w:t>Changed-case practice: B sounds friendlier but has the same unsupported count as A. Which conclusion is supported by the supplied facts?</w:t>
       </w:r>
     </w:p>
     <w:p>
-      <w:r>
-        <w:t>________________________________________________________________</w:t>
+      <w:pPr>
+        <w:spacing w:line="336" w:lineRule="auto" w:after="180"/>
+        <w:shd w:fill="F4F9FC"/>
+      </w:pPr>
+      <w:r>
+        <w:rPr>
+          <w:b w:val="0"/>
+        </w:rPr>
+        <w:t xml:space="preserve">1. We can decide the result without examining the changed </w:t>
+      </w:r>
+      <w:r>
+        <w:rPr>
+          <w:b/>
+        </w:rPr>
+        <w:t>input</w:t>
+      </w:r>
+      <w:r>
+        <w:rPr>
+          <w:b w:val="0"/>
+        </w:rPr>
+        <w:t xml:space="preserve"> or the procedure.</w:t>
       </w:r>
     </w:p>
     <w:p>
-      <w:r>
-        <w:t>________________________________________________________________</w:t>
+      <w:pPr>
+        <w:spacing w:line="336" w:lineRule="auto" w:after="180"/>
+        <w:shd w:fill="F4F9FC"/>
+      </w:pPr>
+      <w:r>
+        <w:rPr>
+          <w:b w:val="0"/>
+        </w:rPr>
+        <w:t xml:space="preserve">2. The stated improvement </w:t>
+      </w:r>
+      <w:r>
+        <w:rPr>
+          <w:b/>
+        </w:rPr>
+        <w:t>hypothesis</w:t>
+      </w:r>
+      <w:r>
+        <w:rPr>
+          <w:b w:val="0"/>
+        </w:rPr>
+        <w:t xml:space="preserve"> is not supported on these cases.</w:t>
       </w:r>
     </w:p>
     <w:p>
-      <w:r>
-        <w:t>________________________________________________________________</w:t>
+      <w:pPr>
+        <w:spacing w:line="336" w:lineRule="auto" w:after="180"/>
+        <w:shd w:fill="F4F9FC"/>
+      </w:pPr>
+      <w:r>
+        <w:rPr>
+          <w:b w:val="0"/>
+        </w:rPr>
+        <w:t xml:space="preserve">3. This one example guarantees correct results for every future </w:t>
+      </w:r>
+      <w:r>
+        <w:rPr>
+          <w:b/>
+        </w:rPr>
+        <w:t>input</w:t>
+      </w:r>
+      <w:r>
+        <w:rPr>
+          <w:b w:val="0"/>
+        </w:rPr>
+        <w:t>.</w:t>
       </w:r>
     </w:p>
     <w:p>
-      <w:r>
-        <w:t>________________________________________________________________</w:t>
+      <w:pPr>
+        <w:pStyle w:val="Heading3"/>
+      </w:pPr>
+      <w:r>
+        <w:t>My selected conclusion, deciding fact and explanation</w:t>
       </w:r>
     </w:p>
     <w:p>
       <w:r>
-        <w:t>Hint if needed: Use the changed condition and the deciding step in the pictorial trace. The answer must say what follows from those facts.</w:t>
+        <w:t>________________________________________________________________</w:t>
       </w:r>
     </w:p>
     <w:p>
       <w:r>
-        <w:t>After your attempt, compare with the supported explanation: The stated improvement hypothesis is not supported on these cases. Friendliness is a different outcome from the predefined unsupported-case count.</w:t>
+        <w:t>________________________________________________________________</w:t>
       </w:r>
     </w:p>
     <w:p>
-      <w:pPr>
-        <w:pStyle w:val="Heading3"/>
-      </w:pPr>
-      <w:r>
-        <w:t>Repair a missing building block</w:t>
+      <w:r>
+        <w:t>________________________________________________________________</w:t>
       </w:r>
     </w:p>
     <w:p>
       <w:r>
-        <w:t>Review A literature comparison matrix (ai-7/6). Goal: Explain the mechanism and terminology of a literature comparison matrix. Short practice: Explain why 8/10 indoors and 16/20 outdoors share a rate but not a controlled comparison. Which condition column must the literature matrix preserve?. Return to this week and explain what you changed.</w:t>
+        <w:t>________________________________________________________________</w:t>
       </w:r>
     </w:p>
     <w:p>
       <w:r>
-        <w:t>Review Methods results and limitations (ai-7/4). Goal: Explain the mechanism and terminology of methods results and limitations. Short practice: Place the five-photo procedure, 3/5 versus 4/5 finding and missing outdoor evidence in their proper categories. Why cannot the result establish that B is best for outdoor farming?. Return to this week and explain what you changed.</w:t>
+        <w:t>________________________________________________________________</w:t>
       </w:r>
     </w:p>
     <w:p>
-      <w:r>
-        <w:t>Review A question that evidence can answer (ai-7/1). Goal: Explain the mechanism and terminology of a question that evidence can answer. Short practice: Which proposed diagram question has a measurable outcome? Name its versions, six-case denominator and fixed scoring, then explain why giving only B easier tasks spoils the comparison.. Return to this week and explain what you changed.</w:t>
+      <w:pPr>
+        <w:pStyle w:val="Heading3"/>
+      </w:pPr>
+      <w:r>
+        <w:t>Hint · try first</w:t>
       </w:r>
     </w:p>
     <w:p>
       <w:pPr>
-        <w:pStyle w:val="Heading3"/>
-      </w:pPr>
-      <w:r>
-        <w:t>Keep your completed work</w:t>
+        <w:spacing w:line="336" w:lineRule="auto" w:after="180"/>
+        <w:shd w:fill="F1F6F8"/>
+      </w:pPr>
+      <w:r>
+        <w:rPr>
+          <w:b w:val="0"/>
+        </w:rPr>
+        <w:t>Hint if needed: Use the changed condition and the deciding step in the pictorial trace. The answer must say what follows from those facts.</w:t>
       </w:r>
     </w:p>
     <w:p>
-      <w:r>
-        <w:t>Use Download completed work in the hosted lesson to export your answers, reflections, practice feedback and code-run evidence. Open the HTML copy to read or print it. Drafts stay in this browser when storage is available; clear drafts on a shared device.</w:t>
+      <w:pPr>
+        <w:pStyle w:val="Heading3"/>
+      </w:pPr>
+      <w:r>
+        <w:t>Feedback · compare after trying</w:t>
       </w:r>
     </w:p>
     <w:p>
       <w:pPr>
-        <w:pStyle w:val="Heading3"/>
-      </w:pPr>
-      <w:r>
-        <w:t>What I repaired, the evidence I kept and the next test</w:t>
+        <w:spacing w:line="336" w:lineRule="auto" w:after="180"/>
+        <w:shd w:fill="F1F6FC"/>
+      </w:pPr>
+      <w:r>
+        <w:rPr>
+          <w:b w:val="0"/>
+        </w:rPr>
+        <w:t xml:space="preserve">After your attempt, compare with the supported explanation: The stated improvement </w:t>
+      </w:r>
+      <w:r>
+        <w:rPr>
+          <w:b/>
+        </w:rPr>
+        <w:t>hypothesis</w:t>
+      </w:r>
+      <w:r>
+        <w:rPr>
+          <w:b w:val="0"/>
+        </w:rPr>
+        <w:t xml:space="preserve"> is not supported on these cases. Friendliness is a different outcome from the predefined unsupported-case count.</w:t>
       </w:r>
     </w:p>
     <w:p>
+      <w:pPr>
+        <w:pStyle w:val="Heading3"/>
+      </w:pPr>
+      <w:r>
+        <w:t>Repair a missing building block</w:t>
+      </w:r>
+    </w:p>
+    <w:p>
+      <w:pPr>
+        <w:spacing w:line="336" w:lineRule="auto" w:after="180"/>
+      </w:pPr>
+      <w:r>
+        <w:rPr>
+          <w:b w:val="0"/>
+        </w:rPr>
+        <w:t xml:space="preserve">Review A literature comparison matrix (ai-7/6). Goal: Explain the </w:t>
+      </w:r>
+      <w:r>
+        <w:rPr>
+          <w:b/>
+        </w:rPr>
+        <w:t>mechanism</w:t>
+      </w:r>
+      <w:r>
+        <w:rPr>
+          <w:b w:val="0"/>
+        </w:rPr>
+        <w:t xml:space="preserve"> and terminology of a literature comparison matrix.</w:t>
+      </w:r>
+    </w:p>
+    <w:p>
+      <w:pPr>
+        <w:spacing w:line="336" w:lineRule="auto" w:after="180"/>
+      </w:pPr>
+      <w:r>
+        <w:rPr>
+          <w:b w:val="0"/>
+        </w:rPr>
+        <w:t>Short practice: Explain why 8/10 indoors and 16/20 outdoors share a rate but not a controlled comparison. Which condition column must the literature matrix preserve?. Return to this week and explain what you changed.</w:t>
+      </w:r>
+    </w:p>
+    <w:p>
+      <w:pPr>
+        <w:spacing w:line="336" w:lineRule="auto" w:after="180"/>
+      </w:pPr>
+      <w:r>
+        <w:rPr>
+          <w:b w:val="0"/>
+        </w:rPr>
+        <w:t xml:space="preserve">Review Methods results and limitations (ai-7/4). Goal: Explain the </w:t>
+      </w:r>
+      <w:r>
+        <w:rPr>
+          <w:b/>
+        </w:rPr>
+        <w:t>mechanism</w:t>
+      </w:r>
+      <w:r>
+        <w:rPr>
+          <w:b w:val="0"/>
+        </w:rPr>
+        <w:t xml:space="preserve"> and terminology of methods results and limitations.</w:t>
+      </w:r>
+    </w:p>
+    <w:p>
+      <w:pPr>
+        <w:spacing w:line="336" w:lineRule="auto" w:after="180"/>
+      </w:pPr>
+      <w:r>
+        <w:rPr>
+          <w:b w:val="0"/>
+        </w:rPr>
+        <w:t xml:space="preserve">Short practice: Place the five-photo procedure, 3/5 versus 4/5 finding and missing outdoor </w:t>
+      </w:r>
+      <w:r>
+        <w:rPr>
+          <w:b/>
+        </w:rPr>
+        <w:t>evidence</w:t>
+      </w:r>
+      <w:r>
+        <w:rPr>
+          <w:b w:val="0"/>
+        </w:rPr>
+        <w:t xml:space="preserve"> in their proper categories. Why cannot the result establish that B is best for outdoor farming?.</w:t>
+      </w:r>
+    </w:p>
+    <w:p>
+      <w:pPr>
+        <w:spacing w:line="336" w:lineRule="auto" w:after="180"/>
+      </w:pPr>
+      <w:r>
+        <w:rPr>
+          <w:b w:val="0"/>
+        </w:rPr>
+        <w:t>Return to this week and explain what you changed.</w:t>
+      </w:r>
+    </w:p>
+    <w:p>
+      <w:pPr>
+        <w:spacing w:line="336" w:lineRule="auto" w:after="180"/>
+      </w:pPr>
+      <w:r>
+        <w:rPr>
+          <w:b w:val="0"/>
+        </w:rPr>
+        <w:t xml:space="preserve">Review A question that </w:t>
+      </w:r>
+      <w:r>
+        <w:rPr>
+          <w:b/>
+        </w:rPr>
+        <w:t>evidence</w:t>
+      </w:r>
+      <w:r>
+        <w:rPr>
+          <w:b w:val="0"/>
+        </w:rPr>
+        <w:t xml:space="preserve"> can answer (ai-7/1). Goal: Explain the </w:t>
+      </w:r>
+      <w:r>
+        <w:rPr>
+          <w:b/>
+        </w:rPr>
+        <w:t>mechanism</w:t>
+      </w:r>
+      <w:r>
+        <w:rPr>
+          <w:b w:val="0"/>
+        </w:rPr>
+        <w:t xml:space="preserve"> and terminology of a question that </w:t>
+      </w:r>
+      <w:r>
+        <w:rPr>
+          <w:b/>
+        </w:rPr>
+        <w:t>evidence</w:t>
+      </w:r>
+      <w:r>
+        <w:rPr>
+          <w:b w:val="0"/>
+        </w:rPr>
+        <w:t xml:space="preserve"> can answer. Short practice: Which proposed diagram question has a measurable outcome?</w:t>
+      </w:r>
+    </w:p>
+    <w:p>
+      <w:pPr>
+        <w:spacing w:line="336" w:lineRule="auto" w:after="180"/>
+      </w:pPr>
+      <w:r>
+        <w:rPr>
+          <w:b w:val="0"/>
+        </w:rPr>
+        <w:t>Name its versions, six-case denominator and fixed scoring, then explain why giving only B easier tasks spoils the comparison.. Return to this week and explain what you changed.</w:t>
+      </w:r>
+    </w:p>
+    <w:p>
+      <w:pPr>
+        <w:pStyle w:val="Heading3"/>
+      </w:pPr>
+      <w:r>
+        <w:t>Keep your completed work</w:t>
+      </w:r>
+    </w:p>
+    <w:p>
+      <w:pPr>
+        <w:spacing w:line="336" w:lineRule="auto" w:after="180"/>
+      </w:pPr>
+      <w:r>
+        <w:rPr>
+          <w:b w:val="0"/>
+        </w:rPr>
+        <w:t xml:space="preserve">Use Download completed work in the hosted lesson to export your answers, reflections, practice feedback and code-run </w:t>
+      </w:r>
+      <w:r>
+        <w:rPr>
+          <w:b/>
+        </w:rPr>
+        <w:t>evidence</w:t>
+      </w:r>
+      <w:r>
+        <w:rPr>
+          <w:b w:val="0"/>
+        </w:rPr>
+        <w:t>. Open the HTML copy to read or print it.</w:t>
+      </w:r>
+    </w:p>
+    <w:p>
+      <w:pPr>
+        <w:spacing w:line="336" w:lineRule="auto" w:after="180"/>
+      </w:pPr>
+      <w:r>
+        <w:rPr>
+          <w:b w:val="0"/>
+        </w:rPr>
+        <w:t>Drafts stay in this browser when storage is available; clear drafts on a shared device.</w:t>
+      </w:r>
+    </w:p>
+    <w:p>
+      <w:pPr>
+        <w:pStyle w:val="Heading3"/>
+      </w:pPr>
+      <w:r>
+        <w:t>What I repaired, the evidence I kept and the next test</w:t>
+      </w:r>
+    </w:p>
+    <w:p>
       <w:r>
         <w:t>________________________________________________________________</w:t>
+      </w:r>
+    </w:p>
+    <w:p>
+      <w:r>
+        <w:t>________________________________________________________________</w:t>
+      </w:r>
+    </w:p>
+    <w:p>
+      <w:r>
+        <w:t>________________________________________________________________</w:t>
+      </w:r>
+    </w:p>
+    <w:p>
+      <w:r>
+        <w:t>________________________________________________________________</w:t>
+      </w:r>
+    </w:p>
+    <w:p>
+      <w:r>
+        <w:t>________________________________________________________________</w:t>
+      </w:r>
+    </w:p>
+    <w:p>
+      <w:pPr>
+        <w:pStyle w:val="Heading1"/>
+      </w:pPr>
+      <w:r>
+        <w:t>15. Visual concept journey</w:t>
+      </w:r>
+    </w:p>
+    <w:p>
+      <w:r>
+        <w:t>Explain each Hypotheses and measurable outcomes picture from its labels, then record a relevant limit.</w:t>
+      </w:r>
+    </w:p>
+    <w:p>
+      <w:pPr>
+        <w:pStyle w:val="Heading3"/>
+      </w:pPr>
+      <w:r>
+        <w:t>01. Hypotheses and measurable outcomes: the case</w:t>
+      </w:r>
+    </w:p>
+    <w:p>
+      <w:r>
+        <w:drawing>
+          <wp:inline xmlns:a="http://schemas.openxmlformats.org/drawingml/2006/main" xmlns:pic="http://schemas.openxmlformats.org/drawingml/2006/picture">
+            <wp:extent cx="5486400" cy="2834640"/>
+            <wp:docPr id="2" name="Picture 2" descr="Write a testable hypothesis before scoring. A team predicts that a retrieval rule will reduce unsupported answers on a fixed validation set. Supplied facts: Ten cases are reserved. Unsupported means a factual claim absent from the approved card. Prediction: B has fewer unsupported cases than A."/>
+            <wp:cNvGraphicFramePr>
+              <a:graphicFrameLocks noChangeAspect="1"/>
+            </wp:cNvGraphicFramePr>
+            <a:graphic>
+              <a:graphicData uri="http://schemas.openxmlformats.org/drawingml/2006/picture">
+                <pic:pic>
+                  <pic:nvPicPr>
+                    <pic:cNvPr id="0" name="academy-story-ai-7-7-01.png"/>
+                    <pic:cNvPicPr/>
+                  </pic:nvPicPr>
+                  <pic:blipFill>
+                    <a:blip r:embed="rId10"/>
+                    <a:stretch>
+                      <a:fillRect/>
+                    </a:stretch>
+                  </pic:blipFill>
+                  <pic:spPr>
+                    <a:xfrm>
+                      <a:off x="0" y="0"/>
+                      <a:ext cx="5486400" cy="2834640"/>
+                    </a:xfrm>
+                    <a:prstGeom prst="rect"/>
+                  </pic:spPr>
+                </pic:pic>
+              </a:graphicData>
+            </a:graphic>
+          </wp:inline>
+        </w:drawing>
+      </w:r>
+    </w:p>
+    <w:p>
+      <w:pPr>
+        <w:spacing w:line="336" w:lineRule="auto" w:after="180"/>
+      </w:pPr>
+      <w:r>
+        <w:rPr>
+          <w:b w:val="0"/>
+        </w:rPr>
+        <w:t xml:space="preserve">Write a testable </w:t>
+      </w:r>
+      <w:r>
+        <w:rPr>
+          <w:b/>
+        </w:rPr>
+        <w:t>hypothesis</w:t>
+      </w:r>
+      <w:r>
+        <w:rPr>
+          <w:b w:val="0"/>
+        </w:rPr>
+        <w:t xml:space="preserve"> before scoring. A team predicts that a retrieval rule will reduce unsupported answers on a fixed validation set. Supplied facts: Ten cases are reserved.</w:t>
+      </w:r>
+    </w:p>
+    <w:p>
+      <w:pPr>
+        <w:spacing w:line="336" w:lineRule="auto" w:after="180"/>
+      </w:pPr>
+      <w:r>
+        <w:rPr>
+          <w:b w:val="0"/>
+        </w:rPr>
+        <w:t xml:space="preserve">Unsupported means a factual claim absent from the approved card. </w:t>
+      </w:r>
+      <w:r>
+        <w:rPr>
+          <w:b/>
+        </w:rPr>
+        <w:t>Prediction</w:t>
+      </w:r>
+      <w:r>
+        <w:rPr>
+          <w:b w:val="0"/>
+        </w:rPr>
+        <w:t>: B has fewer unsupported cases than A.</w:t>
+      </w:r>
+    </w:p>
+    <w:p>
+      <w:pPr>
+        <w:spacing w:line="336" w:lineRule="auto" w:after="180"/>
+        <w:shd w:fill="F5F1FB"/>
+      </w:pPr>
+      <w:r>
+        <w:rPr>
+          <w:b w:val="0"/>
+        </w:rPr>
+        <w:t>Point to the given fact that matters most. Explain why it matters.</w:t>
+      </w:r>
+    </w:p>
+    <w:p>
+      <w:pPr>
+        <w:pStyle w:val="Heading3"/>
+      </w:pPr>
+      <w:r>
+        <w:t>My picture explanation, deciding evidence and one limit</w:t>
+      </w:r>
+    </w:p>
+    <w:p>
+      <w:r>
+        <w:t>________________________________________________________________</w:t>
+      </w:r>
+    </w:p>
+    <w:p>
+      <w:r>
+        <w:t>________________________________________________________________</w:t>
+      </w:r>
+    </w:p>
+    <w:p>
+      <w:r>
+        <w:t>________________________________________________________________</w:t>
+      </w:r>
+    </w:p>
+    <w:p>
+      <w:r>
+        <w:t>________________________________________________________________</w:t>
+      </w:r>
+    </w:p>
+    <w:p>
+      <w:pPr>
+        <w:pStyle w:val="Heading3"/>
+      </w:pPr>
+      <w:r>
+        <w:t>02. Follow the deciding steps</w:t>
+      </w:r>
+    </w:p>
+    <w:p>
+      <w:r>
+        <w:drawing>
+          <wp:inline xmlns:a="http://schemas.openxmlformats.org/drawingml/2006/main" xmlns:pic="http://schemas.openxmlformats.org/drawingml/2006/picture">
+            <wp:extent cx="5486400" cy="3337560"/>
+            <wp:docPr id="3" name="Picture 3" descr="Name the directional claim: The prediction concerns unsupported cases, not writing elegance. → Define scoring first: Each answer either contains an unsupported claim or does not under the fixed rubric. → Freeze the comparison: Run both versions on the same cases after recording the hypothesis."/>
+            <wp:cNvGraphicFramePr>
+              <a:graphicFrameLocks noChangeAspect="1"/>
+            </wp:cNvGraphicFramePr>
+            <a:graphic>
+              <a:graphicData uri="http://schemas.openxmlformats.org/drawingml/2006/picture">
+                <pic:pic>
+                  <pic:nvPicPr>
+                    <pic:cNvPr id="0" name="academy-story-ai-7-7-02.png"/>
+                    <pic:cNvPicPr/>
+                  </pic:nvPicPr>
+                  <pic:blipFill>
+                    <a:blip r:embed="rId11"/>
+                    <a:stretch>
+                      <a:fillRect/>
+                    </a:stretch>
+                  </pic:blipFill>
+                  <pic:spPr>
+                    <a:xfrm>
+                      <a:off x="0" y="0"/>
+                      <a:ext cx="5486400" cy="3337560"/>
+                    </a:xfrm>
+                    <a:prstGeom prst="rect"/>
+                  </pic:spPr>
+                </pic:pic>
+              </a:graphicData>
+            </a:graphic>
+          </wp:inline>
+        </w:drawing>
+      </w:r>
+    </w:p>
+    <w:p>
+      <w:pPr>
+        <w:spacing w:line="336" w:lineRule="auto" w:after="180"/>
+      </w:pPr>
+      <w:r>
+        <w:rPr>
+          <w:b w:val="0"/>
+        </w:rPr>
+        <w:t xml:space="preserve">Name the directional claim: The </w:t>
+      </w:r>
+      <w:r>
+        <w:rPr>
+          <w:b/>
+        </w:rPr>
+        <w:t>prediction</w:t>
+      </w:r>
+      <w:r>
+        <w:rPr>
+          <w:b w:val="0"/>
+        </w:rPr>
+        <w:t xml:space="preserve"> concerns unsupported cases, not writing elegance. → Define scoring first: Each answer either contains an unsupported claim or does not under the fixed rubric. → Freeze the comparison: Run both versions on the same cases after recording the </w:t>
+      </w:r>
+      <w:r>
+        <w:rPr>
+          <w:b/>
+        </w:rPr>
+        <w:t>hypothesis</w:t>
+      </w:r>
+      <w:r>
+        <w:rPr>
+          <w:b w:val="0"/>
+        </w:rPr>
+        <w:t>.</w:t>
+      </w:r>
+    </w:p>
+    <w:p>
+      <w:pPr>
+        <w:spacing w:line="336" w:lineRule="auto" w:after="180"/>
+        <w:shd w:fill="F5F1FB"/>
+      </w:pPr>
+      <w:r>
+        <w:rPr>
+          <w:b w:val="0"/>
+        </w:rPr>
+        <w:t xml:space="preserve">Point to each numbered stage and explain which recorded </w:t>
+      </w:r>
+      <w:r>
+        <w:rPr>
+          <w:b/>
+        </w:rPr>
+        <w:t>input</w:t>
+      </w:r>
+      <w:r>
+        <w:rPr>
+          <w:b w:val="0"/>
+        </w:rPr>
+        <w:t xml:space="preserve"> it uses.</w:t>
+      </w:r>
+    </w:p>
+    <w:p>
+      <w:pPr>
+        <w:pStyle w:val="Heading3"/>
+      </w:pPr>
+      <w:r>
+        <w:t>My picture explanation, deciding evidence and one limit</w:t>
+      </w:r>
+    </w:p>
+    <w:p>
+      <w:r>
+        <w:t>________________________________________________________________</w:t>
+      </w:r>
+    </w:p>
+    <w:p>
+      <w:r>
+        <w:t>________________________________________________________________</w:t>
+      </w:r>
+    </w:p>
+    <w:p>
+      <w:r>
+        <w:t>________________________________________________________________</w:t>
+      </w:r>
+    </w:p>
+    <w:p>
+      <w:r>
+        <w:t>________________________________________________________________</w:t>
+      </w:r>
+    </w:p>
+    <w:p>
+      <w:pPr>
+        <w:pStyle w:val="Heading3"/>
+      </w:pPr>
+      <w:r>
+        <w:t>03. Hypotheses and measurable outcomes — evidence trace</w:t>
+      </w:r>
+    </w:p>
+    <w:p>
+      <w:r>
+        <w:drawing>
+          <wp:inline xmlns:a="http://schemas.openxmlformats.org/drawingml/2006/main" xmlns:pic="http://schemas.openxmlformats.org/drawingml/2006/picture">
+            <wp:extent cx="5486400" cy="2996184"/>
+            <wp:docPr id="4" name="Picture 4" descr="Hypotheses and measurable outcomes — evidence trace. After seeing faster responses, the team changes its primary claim from support improvement to speed improvement. | Toy hypothesis:method B improves supported-answer rate over baseline A on a reserved paired set. Define support rubric and failure treatment; record secondary outcomes separately. | Report the change as exploratory/post-result revision. Preserve the original support hypothesis; do not present speed as the prespecified primary outcome."/>
+            <wp:cNvGraphicFramePr>
+              <a:graphicFrameLocks noChangeAspect="1"/>
+            </wp:cNvGraphicFramePr>
+            <a:graphic>
+              <a:graphicData uri="http://schemas.openxmlformats.org/drawingml/2006/picture">
+                <pic:pic>
+                  <pic:nvPicPr>
+                    <pic:cNvPr id="0" name="academy-story-ai-7-7-03.png"/>
+                    <pic:cNvPicPr/>
+                  </pic:nvPicPr>
+                  <pic:blipFill>
+                    <a:blip r:embed="rId12"/>
+                    <a:stretch>
+                      <a:fillRect/>
+                    </a:stretch>
+                  </pic:blipFill>
+                  <pic:spPr>
+                    <a:xfrm>
+                      <a:off x="0" y="0"/>
+                      <a:ext cx="5486400" cy="2996184"/>
+                    </a:xfrm>
+                    <a:prstGeom prst="rect"/>
+                  </pic:spPr>
+                </pic:pic>
+              </a:graphicData>
+            </a:graphic>
+          </wp:inline>
+        </w:drawing>
+      </w:r>
+    </w:p>
+    <w:p>
+      <w:pPr>
+        <w:spacing w:line="336" w:lineRule="auto" w:after="180"/>
+      </w:pPr>
+      <w:r>
+        <w:rPr>
+          <w:b w:val="0"/>
+        </w:rPr>
+        <w:t xml:space="preserve">Hypotheses and measurable outcomes — </w:t>
+      </w:r>
+      <w:r>
+        <w:rPr>
+          <w:b/>
+        </w:rPr>
+        <w:t>evidence</w:t>
+      </w:r>
+      <w:r>
+        <w:rPr>
+          <w:b w:val="0"/>
+        </w:rPr>
+        <w:t xml:space="preserve"> trace.</w:t>
+      </w:r>
+    </w:p>
+    <w:p>
+      <w:pPr>
+        <w:spacing w:line="336" w:lineRule="auto" w:after="180"/>
+      </w:pPr>
+      <w:r>
+        <w:rPr>
+          <w:b w:val="0"/>
+        </w:rPr>
+        <w:t xml:space="preserve">After seeing faster responses, the team changes its primary claim from support improvement to speed improvement. | Toy </w:t>
+      </w:r>
+      <w:r>
+        <w:rPr>
+          <w:b/>
+        </w:rPr>
+        <w:t>hypothesis</w:t>
+      </w:r>
+      <w:r>
+        <w:rPr>
+          <w:b w:val="0"/>
+        </w:rPr>
+        <w:t>:method B improves supported-answer rate over baseline A on a reserved paired set.</w:t>
+      </w:r>
+    </w:p>
+    <w:p>
+      <w:pPr>
+        <w:spacing w:line="336" w:lineRule="auto" w:after="180"/>
+      </w:pPr>
+      <w:r>
+        <w:rPr>
+          <w:b w:val="0"/>
+        </w:rPr>
+        <w:t>Define support rubric and failure treatment; record secondary outcomes separately. | Report the change as exploratory/post-result revision.</w:t>
+      </w:r>
+    </w:p>
+    <w:p>
+      <w:pPr>
+        <w:spacing w:line="336" w:lineRule="auto" w:after="180"/>
+      </w:pPr>
+      <w:r>
+        <w:rPr>
+          <w:b w:val="0"/>
+        </w:rPr>
+        <w:t xml:space="preserve">Preserve the original support </w:t>
+      </w:r>
+      <w:r>
+        <w:rPr>
+          <w:b/>
+        </w:rPr>
+        <w:t>hypothesis</w:t>
+      </w:r>
+      <w:r>
+        <w:rPr>
+          <w:b w:val="0"/>
+        </w:rPr>
+        <w:t xml:space="preserve">; do not present speed as the prespecified </w:t>
+      </w:r>
+      <w:r>
+        <w:rPr>
+          <w:b/>
+        </w:rPr>
+        <w:t>primary outcome</w:t>
+      </w:r>
+      <w:r>
+        <w:rPr>
+          <w:b w:val="0"/>
+        </w:rPr>
+        <w:t>.</w:t>
+      </w:r>
+    </w:p>
+    <w:p>
+      <w:pPr>
+        <w:spacing w:line="336" w:lineRule="auto" w:after="180"/>
+        <w:shd w:fill="F5F1FB"/>
+      </w:pPr>
+      <w:r>
+        <w:rPr>
+          <w:b w:val="0"/>
+        </w:rPr>
+        <w:t>Read the labels and values. Explain the relationship the model shows.</w:t>
+      </w:r>
+    </w:p>
+    <w:p>
+      <w:pPr>
+        <w:pStyle w:val="Heading3"/>
+      </w:pPr>
+      <w:r>
+        <w:t>My picture explanation, deciding evidence and one limit</w:t>
+      </w:r>
+    </w:p>
+    <w:p>
+      <w:r>
+        <w:t>________________________________________________________________</w:t>
+      </w:r>
+    </w:p>
+    <w:p>
+      <w:r>
+        <w:t>________________________________________________________________</w:t>
+      </w:r>
+    </w:p>
+    <w:p>
+      <w:r>
+        <w:t>________________________________________________________________</w:t>
+      </w:r>
+    </w:p>
+    <w:p>
+      <w:r>
+        <w:t>________________________________________________________________</w:t>
+      </w:r>
+    </w:p>
+    <w:p>
+      <w:pPr>
+        <w:pStyle w:val="Heading3"/>
+      </w:pPr>
+      <w:r>
+        <w:t>04. Change one thing. Trace what follows.</w:t>
+      </w:r>
+    </w:p>
+    <w:p>
+      <w:r>
+        <w:drawing>
+          <wp:inline xmlns:a="http://schemas.openxmlformats.org/drawingml/2006/main" xmlns:pic="http://schemas.openxmlformats.org/drawingml/2006/picture">
+            <wp:extent cx="5486400" cy="3026664"/>
+            <wp:docPr id="5" name="Picture 5" descr="Original case: Run both versions on the same cases after recording the hypothesis. Changed condition: B sounds friendlier but has the same unsupported count as A. Expected result: The stated improvement hypothesis is not supported on these cases. Reason: Friendliness is a different outcome from the predefined unsupported-case count."/>
+            <wp:cNvGraphicFramePr>
+              <a:graphicFrameLocks noChangeAspect="1"/>
+            </wp:cNvGraphicFramePr>
+            <a:graphic>
+              <a:graphicData uri="http://schemas.openxmlformats.org/drawingml/2006/picture">
+                <pic:pic>
+                  <pic:nvPicPr>
+                    <pic:cNvPr id="0" name="academy-story-ai-7-7-04.png"/>
+                    <pic:cNvPicPr/>
+                  </pic:nvPicPr>
+                  <pic:blipFill>
+                    <a:blip r:embed="rId13"/>
+                    <a:stretch>
+                      <a:fillRect/>
+                    </a:stretch>
+                  </pic:blipFill>
+                  <pic:spPr>
+                    <a:xfrm>
+                      <a:off x="0" y="0"/>
+                      <a:ext cx="5486400" cy="3026664"/>
+                    </a:xfrm>
+                    <a:prstGeom prst="rect"/>
+                  </pic:spPr>
+                </pic:pic>
+              </a:graphicData>
+            </a:graphic>
+          </wp:inline>
+        </w:drawing>
+      </w:r>
+    </w:p>
+    <w:p>
+      <w:pPr>
+        <w:spacing w:line="336" w:lineRule="auto" w:after="180"/>
+      </w:pPr>
+      <w:r>
+        <w:rPr>
+          <w:b w:val="0"/>
+        </w:rPr>
+        <w:t xml:space="preserve">Original case: Run both versions on the same cases after recording the </w:t>
+      </w:r>
+      <w:r>
+        <w:rPr>
+          <w:b/>
+        </w:rPr>
+        <w:t>hypothesis</w:t>
+      </w:r>
+      <w:r>
+        <w:rPr>
+          <w:b w:val="0"/>
+        </w:rPr>
+        <w:t>. Changed condition: B sounds friendlier but has the same unsupported count as A.</w:t>
+      </w:r>
+    </w:p>
+    <w:p>
+      <w:pPr>
+        <w:spacing w:line="336" w:lineRule="auto" w:after="180"/>
+      </w:pPr>
+      <w:r>
+        <w:rPr>
+          <w:b w:val="0"/>
+        </w:rPr>
+        <w:t xml:space="preserve">Expected result: The stated improvement </w:t>
+      </w:r>
+      <w:r>
+        <w:rPr>
+          <w:b/>
+        </w:rPr>
+        <w:t>hypothesis</w:t>
+      </w:r>
+      <w:r>
+        <w:rPr>
+          <w:b w:val="0"/>
+        </w:rPr>
+        <w:t xml:space="preserve"> is not supported on these cases. Reason: Friendliness is a different outcome from the predefined unsupported-case count.</w:t>
+      </w:r>
+    </w:p>
+    <w:p>
+      <w:pPr>
+        <w:spacing w:line="336" w:lineRule="auto" w:after="180"/>
+        <w:shd w:fill="F5F1FB"/>
+      </w:pPr>
+      <w:r>
+        <w:rPr>
+          <w:b w:val="0"/>
+        </w:rPr>
+        <w:t>Predict before checking the worked changed-case result. Name what changed and what the supplied facts allow you to conclude.</w:t>
+      </w:r>
+    </w:p>
+    <w:p>
+      <w:pPr>
+        <w:pStyle w:val="Heading3"/>
+      </w:pPr>
+      <w:r>
+        <w:t>My picture explanation, deciding evidence and one limit</w:t>
+      </w:r>
+    </w:p>
+    <w:p>
+      <w:r>
+        <w:t>________________________________________________________________</w:t>
+      </w:r>
+    </w:p>
+    <w:p>
+      <w:r>
+        <w:t>________________________________________________________________</w:t>
+      </w:r>
+    </w:p>
+    <w:p>
+      <w:r>
+        <w:t>________________________________________________________________</w:t>
+      </w:r>
+    </w:p>
+    <w:p>
+      <w:r>
+        <w:t>________________________________________________________________</w:t>
+      </w:r>
+    </w:p>
+    <w:p>
+      <w:pPr>
+        <w:pStyle w:val="Heading3"/>
+      </w:pPr>
+      <w:r>
+        <w:t>05. Connect the explanation to its limit</w:t>
+      </w:r>
+    </w:p>
+    <w:p>
+      <w:r>
+        <w:drawing>
+          <wp:inline xmlns:a="http://schemas.openxmlformats.org/drawingml/2006/main" xmlns:pic="http://schemas.openxmlformats.org/drawingml/2006/picture">
+            <wp:extent cx="5486400" cy="2834640"/>
+            <wp:docPr id="6" name="Picture 6" descr="A hypothesis makes an expected pattern explicit before seeing outcomes. The measured definition must be clear enough for another reviewer to apply. Limit: No power calculation or significance claim is provided; a null descriptive difference is not proof of exact equality."/>
+            <wp:cNvGraphicFramePr>
+              <a:graphicFrameLocks noChangeAspect="1"/>
+            </wp:cNvGraphicFramePr>
+            <a:graphic>
+              <a:graphicData uri="http://schemas.openxmlformats.org/drawingml/2006/picture">
+                <pic:pic>
+                  <pic:nvPicPr>
+                    <pic:cNvPr id="0" name="academy-story-ai-7-7-05.png"/>
+                    <pic:cNvPicPr/>
+                  </pic:nvPicPr>
+                  <pic:blipFill>
+                    <a:blip r:embed="rId14"/>
+                    <a:stretch>
+                      <a:fillRect/>
+                    </a:stretch>
+                  </pic:blipFill>
+                  <pic:spPr>
+                    <a:xfrm>
+                      <a:off x="0" y="0"/>
+                      <a:ext cx="5486400" cy="2834640"/>
+                    </a:xfrm>
+                    <a:prstGeom prst="rect"/>
+                  </pic:spPr>
+                </pic:pic>
+              </a:graphicData>
+            </a:graphic>
+          </wp:inline>
+        </w:drawing>
+      </w:r>
+    </w:p>
+    <w:p>
+      <w:pPr>
+        <w:spacing w:line="336" w:lineRule="auto" w:after="180"/>
+      </w:pPr>
+      <w:r>
+        <w:rPr>
+          <w:b w:val="0"/>
+        </w:rPr>
+        <w:t xml:space="preserve">A </w:t>
+      </w:r>
+      <w:r>
+        <w:rPr>
+          <w:b/>
+        </w:rPr>
+        <w:t>hypothesis</w:t>
+      </w:r>
+      <w:r>
+        <w:rPr>
+          <w:b w:val="0"/>
+        </w:rPr>
+        <w:t xml:space="preserve"> makes an expected pattern explicit before seeing outcomes. The measured definition must be clear enough for another reviewer to apply.</w:t>
+      </w:r>
+    </w:p>
+    <w:p>
+      <w:pPr>
+        <w:spacing w:line="336" w:lineRule="auto" w:after="180"/>
+      </w:pPr>
+      <w:r>
+        <w:rPr>
+          <w:b w:val="0"/>
+        </w:rPr>
+        <w:t>Limit: No power calculation or significance claim is provided; a null descriptive difference is not proof of exact equality.</w:t>
+      </w:r>
+    </w:p>
+    <w:p>
+      <w:pPr>
+        <w:spacing w:line="336" w:lineRule="auto" w:after="180"/>
+        <w:shd w:fill="F5F1FB"/>
+      </w:pPr>
+      <w:r>
+        <w:rPr>
+          <w:b w:val="0"/>
+        </w:rPr>
+        <w:t>Explain the case, then point to a limit on the claim.</w:t>
+      </w:r>
+    </w:p>
+    <w:p>
+      <w:pPr>
+        <w:pStyle w:val="Heading3"/>
+      </w:pPr>
+      <w:r>
+        <w:t>My picture explanation, deciding evidence and one limit</w:t>
+      </w:r>
+    </w:p>
+    <w:p>
+      <w:r>
+        <w:t>________________________________________________________________</w:t>
+      </w:r>
+    </w:p>
+    <w:p>
+      <w:r>
+        <w:t>________________________________________________________________</w:t>
+      </w:r>
+    </w:p>
+    <w:p>
+      <w:r>
+        <w:t>________________________________________________________________</w:t>
+      </w:r>
+    </w:p>
+    <w:p>
+      <w:r>
+        <w:t>________________________________________________________________</w:t>
+      </w:r>
+    </w:p>
+    <w:p>
+      <w:pPr>
+        <w:pStyle w:val="Heading3"/>
+      </w:pPr>
+      <w:r>
+        <w:t>06. Make the idea visible in your project</w:t>
+      </w:r>
+    </w:p>
+    <w:p>
+      <w:r>
+        <w:drawing>
+          <wp:inline xmlns:a="http://schemas.openxmlformats.org/drawingml/2006/main" xmlns:pic="http://schemas.openxmlformats.org/drawingml/2006/picture">
+            <wp:extent cx="5486400" cy="3681984"/>
+            <wp:docPr id="7" name="Picture 7" descr="For the Reproducible AI Research Study, retain an annotated worked trace and the changed-case reasoning. Connect the claim to its records, units and assumptions so another investigator can challenge or reproduce it. Draw your input, deciding step, result and limit. Supported question: Name the predicted outcome and how unsupported is scored. If B sounds friendlier but ties A’s unsupported count, does the recorded improvement hypothesis receive support?"/>
+            <wp:cNvGraphicFramePr>
+              <a:graphicFrameLocks noChangeAspect="1"/>
+            </wp:cNvGraphicFramePr>
+            <a:graphic>
+              <a:graphicData uri="http://schemas.openxmlformats.org/drawingml/2006/picture">
+                <pic:pic>
+                  <pic:nvPicPr>
+                    <pic:cNvPr id="0" name="academy-story-ai-7-7-06.png"/>
+                    <pic:cNvPicPr/>
+                  </pic:nvPicPr>
+                  <pic:blipFill>
+                    <a:blip r:embed="rId15"/>
+                    <a:stretch>
+                      <a:fillRect/>
+                    </a:stretch>
+                  </pic:blipFill>
+                  <pic:spPr>
+                    <a:xfrm>
+                      <a:off x="0" y="0"/>
+                      <a:ext cx="5486400" cy="3681984"/>
+                    </a:xfrm>
+                    <a:prstGeom prst="rect"/>
+                  </pic:spPr>
+                </pic:pic>
+              </a:graphicData>
+            </a:graphic>
+          </wp:inline>
+        </w:drawing>
+      </w:r>
+    </w:p>
+    <w:p>
+      <w:pPr>
+        <w:spacing w:line="336" w:lineRule="auto" w:after="180"/>
+      </w:pPr>
+      <w:r>
+        <w:rPr>
+          <w:b w:val="0"/>
+        </w:rPr>
+        <w:t>For the Reproducible AI Research Study, retain an annotated worked trace and the changed-case reasoning. Connect the claim to its records, units and assumptions so another investigator can challenge or reproduce it.</w:t>
+      </w:r>
+    </w:p>
+    <w:p>
+      <w:pPr>
+        <w:spacing w:line="336" w:lineRule="auto" w:after="180"/>
+      </w:pPr>
+      <w:r>
+        <w:rPr>
+          <w:b w:val="0"/>
+        </w:rPr>
+        <w:t xml:space="preserve">Draw your </w:t>
+      </w:r>
+      <w:r>
+        <w:rPr>
+          <w:b/>
+        </w:rPr>
+        <w:t>input</w:t>
+      </w:r>
+      <w:r>
+        <w:rPr>
+          <w:b w:val="0"/>
+        </w:rPr>
+        <w:t>, deciding step, result and limit. Supported question: Name the predicted outcome and how unsupported is scored.</w:t>
+      </w:r>
+    </w:p>
+    <w:p>
+      <w:pPr>
+        <w:spacing w:line="336" w:lineRule="auto" w:after="180"/>
+      </w:pPr>
+      <w:r>
+        <w:rPr>
+          <w:b w:val="0"/>
+        </w:rPr>
+        <w:t xml:space="preserve">If B sounds friendlier but ties A’s unsupported count, does the recorded improvement </w:t>
+      </w:r>
+      <w:r>
+        <w:rPr>
+          <w:b/>
+        </w:rPr>
+        <w:t>hypothesis</w:t>
+      </w:r>
+      <w:r>
+        <w:rPr>
+          <w:b w:val="0"/>
+        </w:rPr>
+        <w:t xml:space="preserve"> receive support?</w:t>
+      </w:r>
+    </w:p>
+    <w:p>
+      <w:pPr>
+        <w:spacing w:line="336" w:lineRule="auto" w:after="180"/>
+        <w:shd w:fill="F5F1FB"/>
+      </w:pPr>
+      <w:r>
+        <w:rPr>
+          <w:b w:val="0"/>
+        </w:rPr>
+        <w:t xml:space="preserve">Draw your project trace and justify the deciding step using </w:t>
+      </w:r>
+      <w:r>
+        <w:rPr>
+          <w:b/>
+        </w:rPr>
+        <w:t>evidence</w:t>
+      </w:r>
+      <w:r>
+        <w:rPr>
+          <w:b w:val="0"/>
+        </w:rPr>
+        <w:t>.</w:t>
+      </w:r>
+    </w:p>
+    <w:p>
+      <w:pPr>
+        <w:pStyle w:val="Heading3"/>
+      </w:pPr>
+      <w:r>
+        <w:t>My picture explanation, deciding evidence and one limit</w:t>
       </w:r>
     </w:p>
     <w:p>

--- a/downloads/workbook/ai-7-week-07.docx
+++ b/downloads/workbook/ai-7-week-07.docx
@@ -25,22 +25,45 @@
         <w:pStyle w:val="Heading1"/>
       </w:pPr>
       <w:r>
-        <w:t>01. Recall and choose your starting point</w:t>
-      </w:r>
-    </w:p>
-    <w:p>
-      <w:r>
-        <w:t>Record your starting explanation for Hypotheses and measurable outcomes before opening notes. Show any later correction separately.</w:t>
-      </w:r>
-    </w:p>
-    <w:p>
-      <w:pPr>
-        <w:spacing w:line="336" w:lineRule="auto" w:after="180"/>
-      </w:pPr>
-      <w:r>
-        <w:rPr>
-          <w:b w:val="0"/>
-        </w:rPr>
+        <w:t>One complete hypothesis, outcome and revision record.</w:t>
+      </w:r>
+    </w:p>
+    <w:p>
+      <w:r>
+        <w:t>Keep direction, rubric, denominator, failure treatment, primary/secondary status and evidence limits together.</w:t>
+      </w:r>
+    </w:p>
+    <w:p>
+      <w:r>
+        <w:t>Recall → W1–W3/W5 → independent primary metric → hypothesis project → delayed return.</w:t>
+      </w:r>
+    </w:p>
+    <w:p>
+      <w:pPr>
+        <w:pStyle w:val="Heading1"/>
+      </w:pPr>
+      <w:r>
+        <w:t>01. Recall · Retrieve before notes</w:t>
+      </w:r>
+    </w:p>
+    <w:p>
+      <w:r>
+        <w:t>Keep this task’s inputs,rule and response together.</w:t>
+      </w:r>
+    </w:p>
+    <w:p>
+      <w:pPr>
+        <w:pStyle w:val="Heading2"/>
+      </w:pPr>
+      <w:r>
+        <w:t>Complete task and evidence</w:t>
+      </w:r>
+    </w:p>
+    <w:p>
+      <w:pPr>
+        <w:pStyle w:val="ListBullet"/>
+      </w:pPr>
+      <w:r>
         <w:t>Try the recall before opening notes. Then use a different colour or a labelled second line to correct your explanation.</w:t>
       </w:r>
     </w:p>
@@ -54,12 +77,9 @@
     </w:p>
     <w:p>
       <w:pPr>
-        <w:spacing w:line="336" w:lineRule="auto" w:after="180"/>
-      </w:pPr>
-      <w:r>
-        <w:rPr>
-          <w:b w:val="0"/>
-        </w:rPr>
+        <w:pStyle w:val="ListBullet"/>
+      </w:pPr>
+      <w:r>
         <w:t>Without opening the old lesson, explain one key idea from A literature comparison matrix. Give an example and a mistake that the idea helps you avoid.</w:t>
       </w:r>
     </w:p>
@@ -96,12 +116,9 @@
     </w:p>
     <w:p>
       <w:pPr>
-        <w:spacing w:line="336" w:lineRule="auto" w:after="180"/>
-      </w:pPr>
-      <w:r>
-        <w:rPr>
-          <w:b w:val="0"/>
-        </w:rPr>
+        <w:pStyle w:val="ListBullet"/>
+      </w:pPr>
+      <w:r>
         <w:t>Without opening the old lesson, explain one key idea from Methods results and limitations. Give an example and a mistake that the idea helps you avoid.</w:t>
       </w:r>
     </w:p>
@@ -138,25 +155,10 @@
     </w:p>
     <w:p>
       <w:pPr>
-        <w:spacing w:line="336" w:lineRule="auto" w:after="180"/>
-      </w:pPr>
-      <w:r>
-        <w:rPr>
-          <w:b w:val="0"/>
-        </w:rPr>
-        <w:t xml:space="preserve">Without opening the old lesson, explain one key idea from A question that </w:t>
-      </w:r>
-      <w:r>
-        <w:rPr>
-          <w:b/>
-        </w:rPr>
-        <w:t>evidence</w:t>
-      </w:r>
-      <w:r>
-        <w:rPr>
-          <w:b w:val="0"/>
-        </w:rPr>
-        <w:t xml:space="preserve"> can answer. Give an example and a mistake that the idea helps you avoid.</w:t>
+        <w:pStyle w:val="ListBullet"/>
+      </w:pPr>
+      <w:r>
+        <w:t>Without opening the old lesson, explain one key idea from A question that evidence can answer. Give an example and a mistake that the idea helps you avoid.</w:t>
       </w:r>
     </w:p>
     <w:p>
@@ -187,123 +189,44 @@
         <w:pStyle w:val="Heading1"/>
       </w:pPr>
       <w:r>
-        <w:t>02. Practise with fading help</w:t>
-      </w:r>
-    </w:p>
-    <w:p>
-      <w:r>
-        <w:t>Complete the supported Hypotheses and measurable outcomes trace and record the first step you can explain without help.</w:t>
-      </w:r>
-    </w:p>
-    <w:p>
-      <w:pPr>
-        <w:spacing w:line="336" w:lineRule="auto" w:after="180"/>
-      </w:pPr>
-      <w:r>
-        <w:rPr>
-          <w:b w:val="0"/>
-        </w:rPr>
-        <w:t>Use W2: Trace the worked case for Hypotheses and measurable outcomes. Record the answer once; the lesson and workbook refer to the same attempt.</w:t>
-      </w:r>
-    </w:p>
-    <w:tbl>
-      <w:tblPr>
-        <w:tblStyle w:val="LightShading-Accent1"/>
-        <w:tblW w:type="auto" w:w="0"/>
-        <w:tblLook w:firstColumn="1" w:firstRow="1" w:lastColumn="0" w:lastRow="0" w:noHBand="0" w:noVBand="1" w:val="04A0"/>
-      </w:tblPr>
-      <w:tblGrid>
-        <w:gridCol w:w="2556"/>
-        <w:gridCol w:w="2556"/>
-        <w:gridCol w:w="2556"/>
-        <w:gridCol w:w="2556"/>
-      </w:tblGrid>
-      <w:tr>
-        <w:trPr>
-          <w:tblHeader/>
-        </w:trPr>
-        <w:tc>
-          <w:tcPr>
-            <w:tcW w:type="dxa" w:w="2556"/>
-          </w:tcPr>
-          <w:p>
-            <w:r>
-              <w:t>Given inputs</w:t>
-            </w:r>
-          </w:p>
-        </w:tc>
-        <w:tc>
-          <w:tcPr>
-            <w:tcW w:type="dxa" w:w="2556"/>
-          </w:tcPr>
-          <w:p>
-            <w:r>
-              <w:t>Procedure I chose</w:t>
-            </w:r>
-          </w:p>
-        </w:tc>
-        <w:tc>
-          <w:tcPr>
-            <w:tcW w:type="dxa" w:w="2556"/>
-          </w:tcPr>
-          <w:p>
-            <w:r>
-              <w:t>Middle steps</w:t>
-            </w:r>
-          </w:p>
-        </w:tc>
-        <w:tc>
-          <w:tcPr>
-            <w:tcW w:type="dxa" w:w="2556"/>
-          </w:tcPr>
-          <w:p>
-            <w:r>
-              <w:t>Result and check</w:t>
-            </w:r>
-          </w:p>
-        </w:tc>
-      </w:tr>
-      <w:tr>
-        <w:tc>
-          <w:tcPr>
-            <w:tcW w:type="dxa" w:w="2556"/>
-          </w:tcPr>
-          <w:p>
-            <w:r/>
-          </w:p>
-        </w:tc>
-        <w:tc>
-          <w:tcPr>
-            <w:tcW w:type="dxa" w:w="2556"/>
-          </w:tcPr>
-          <w:p>
-            <w:r/>
-          </w:p>
-        </w:tc>
-        <w:tc>
-          <w:tcPr>
-            <w:tcW w:type="dxa" w:w="2556"/>
-          </w:tcPr>
-          <w:p>
-            <w:r/>
-          </w:p>
-        </w:tc>
-        <w:tc>
-          <w:tcPr>
-            <w:tcW w:type="dxa" w:w="2556"/>
-          </w:tcPr>
-          <w:p>
-            <w:r/>
-          </w:p>
-        </w:tc>
-      </w:tr>
-    </w:tbl>
+        <w:t>05. W1 · Explain the current example</w:t>
+      </w:r>
+    </w:p>
+    <w:p>
+      <w:r>
+        <w:t>Keep this task’s inputs,rule and response together.</w:t>
+      </w:r>
+    </w:p>
+    <w:p>
+      <w:pPr>
+        <w:pStyle w:val="Heading2"/>
+      </w:pPr>
+      <w:r>
+        <w:t>Complete task and evidence</w:t>
+      </w:r>
+    </w:p>
+    <w:p>
+      <w:pPr>
+        <w:pStyle w:val="ListBullet"/>
+      </w:pPr>
+      <w:r>
+        <w:t>A hypothesis predicts a measurable comparison under stated conditions before inspecting results. Main primary prediction is B supported-answer rate&gt;A on fixed paired cases, with support rubric and failure treatment declared. Supported completed answers/all planned cases is not the same as merely avoiding an unsupported claim: abstention and timeout do not count as supported. Preserve original plan when faster responses motivate a post-result speed claim; label exploratory revision and keep secondary outcomes separate. Added constructed six-case practice A/B both 4/6 supported; A has 1 unsupported/B has 1 abstention, both 1 timeout, mean final-outcome times 3/2 seconds. These are supplied records, not a live study. Separate picture ten-case design predicts fewer unsupported cases, defined by a factual claim absent from approved evidence. Friendly wording with a tied count does not meet that strict descriptive reduction. A constructed tie 2/2 is only practice, not actual reserved scoring. Equal/lower sample outcomes do not prove population equality; no power/significance result provided. Code order is not actual preregistration, and revealed practice is not fresh reserved evaluation.</w:t>
+      </w:r>
+    </w:p>
+    <w:p>
+      <w:pPr>
+        <w:pStyle w:val="ListBullet"/>
+      </w:pPr>
+      <w:r>
+        <w:t>Explain the weekly mechanism in your own words. Use the worked scenario to name its input, decision rule and output.</w:t>
+      </w:r>
+    </w:p>
     <w:p>
       <w:pPr>
         <w:pStyle w:val="Heading3"/>
       </w:pPr>
       <w:r>
-        <w:t>The step I completed without help, and the hint I needed</w:t>
+        <w:t>My reasoning and evidence</w:t>
       </w:r>
     </w:p>
     <w:p>
@@ -322,38 +245,55 @@
       </w:r>
     </w:p>
     <w:p>
+      <w:r>
+        <w:t>________________________________________________________________</w:t>
+      </w:r>
+    </w:p>
+    <w:p>
+      <w:r>
+        <w:t>________________________________________________________________</w:t>
+      </w:r>
+    </w:p>
+    <w:p>
+      <w:r>
+        <w:t>________________________________________________________________</w:t>
+      </w:r>
+    </w:p>
+    <w:p>
       <w:pPr>
         <w:pStyle w:val="Heading1"/>
       </w:pPr>
       <w:r>
-        <w:t>03. Individual reasoning check</w:t>
-      </w:r>
-    </w:p>
-    <w:p>
-      <w:r>
-        <w:t>Check the proposed Hypotheses and measurable outcomes explanation against the supplied facts before discussing it.</w:t>
-      </w:r>
-    </w:p>
-    <w:p>
-      <w:pPr>
-        <w:spacing w:line="336" w:lineRule="auto" w:after="180"/>
-      </w:pPr>
-      <w:r>
-        <w:rPr>
-          <w:b w:val="0"/>
-        </w:rPr>
-        <w:t>Use the worked case for Hypotheses and measurable outcomes. Proposed explanation: “The worked result establishes every future case”. Decide whether this explanation is supported.</w:t>
-      </w:r>
-    </w:p>
-    <w:p>
-      <w:pPr>
-        <w:spacing w:line="336" w:lineRule="auto" w:after="180"/>
-      </w:pPr>
-      <w:r>
-        <w:rPr>
-          <w:b w:val="0"/>
-        </w:rPr>
-        <w:t>Point to the step or supplied fact that decides; explain your repair if needed.</w:t>
+        <w:t>06. W2 · Trace the worked case</w:t>
+      </w:r>
+    </w:p>
+    <w:p>
+      <w:r>
+        <w:t>Keep the supplied inputs, comparison rule and evidence together.</w:t>
+      </w:r>
+    </w:p>
+    <w:p>
+      <w:pPr>
+        <w:pStyle w:val="Heading2"/>
+      </w:pPr>
+      <w:r>
+        <w:t>Complete task and evidence</w:t>
+      </w:r>
+    </w:p>
+    <w:p>
+      <w:pPr>
+        <w:pStyle w:val="ListBullet"/>
+      </w:pPr>
+      <w:r>
+        <w:t>A hypothesis predicts a measurable comparison under stated conditions before inspecting results. Main primary prediction is B supported-answer rate&gt;A on fixed paired cases, with support rubric and failure treatment declared. Supported completed answers/all planned cases is not the same as merely avoiding an unsupported claim: abstention and timeout do not count as supported. Preserve original plan when faster responses motivate a post-result speed claim; label exploratory revision and keep secondary outcomes separate. Added constructed six-case practice A/B both 4/6 supported; A has 1 unsupported/B has 1 abstention, both 1 timeout, mean final-outcome times 3/2 seconds. These are supplied records, not a live study. Separate picture ten-case design predicts fewer unsupported cases, defined by a factual claim absent from approved evidence. Friendly wording with a tied count does not meet that strict descriptive reduction. A constructed tie 2/2 is only practice, not actual reserved scoring. Equal/lower sample outcomes do not prove population equality; no power/significance result provided. Code order is not actual preregistration, and revealed practice is not fresh reserved evaluation.</w:t>
+      </w:r>
+    </w:p>
+    <w:p>
+      <w:pPr>
+        <w:pStyle w:val="ListBullet"/>
+      </w:pPr>
+      <w:r>
+        <w:t>After seeing faster responses, the team changes its primary claim from support improvement to speed improvement. Show the intermediate steps and give the conclusion with its scope.</w:t>
       </w:r>
     </w:p>
     <w:p>
@@ -361,7 +301,7 @@
         <w:pStyle w:val="Heading3"/>
       </w:pPr>
       <w:r>
-        <w:t>My explanation before partner discussion</w:t>
+        <w:t>My reasoning and evidence</w:t>
       </w:r>
     </w:p>
     <w:p>
@@ -385,16 +325,55 @@
       </w:r>
     </w:p>
     <w:p>
+      <w:r>
+        <w:t>________________________________________________________________</w:t>
+      </w:r>
+    </w:p>
+    <w:p>
+      <w:r>
+        <w:t>________________________________________________________________</w:t>
+      </w:r>
+    </w:p>
+    <w:p>
+      <w:r>
+        <w:t>________________________________________________________________</w:t>
+      </w:r>
+    </w:p>
+    <w:p>
       <w:pPr>
         <w:pStyle w:val="Heading1"/>
       </w:pPr>
       <w:r>
-        <w:t>04. Independent transfer case</w:t>
-      </w:r>
-    </w:p>
-    <w:p>
-      <w:r>
-        <w:t>Write one first attempt at the reserved independent case before feedback. Repeated copies of that case refer to the same recorded attempt.</w:t>
+        <w:t>07. W3 · Repair a misconception</w:t>
+      </w:r>
+    </w:p>
+    <w:p>
+      <w:r>
+        <w:t>Keep this task’s inputs,rule and response together.</w:t>
+      </w:r>
+    </w:p>
+    <w:p>
+      <w:pPr>
+        <w:pStyle w:val="Heading2"/>
+      </w:pPr>
+      <w:r>
+        <w:t>Complete task and evidence</w:t>
+      </w:r>
+    </w:p>
+    <w:p>
+      <w:pPr>
+        <w:pStyle w:val="ListBullet"/>
+      </w:pPr>
+      <w:r>
+        <w:t>A hypothesis predicts a measurable comparison under stated conditions before inspecting results. Main primary prediction is B supported-answer rate&gt;A on fixed paired cases, with support rubric and failure treatment declared. Supported completed answers/all planned cases is not the same as merely avoiding an unsupported claim: abstention and timeout do not count as supported. Preserve original plan when faster responses motivate a post-result speed claim; label exploratory revision and keep secondary outcomes separate. Added constructed six-case practice A/B both 4/6 supported; A has 1 unsupported/B has 1 abstention, both 1 timeout, mean final-outcome times 3/2 seconds. These are supplied records, not a live study. Separate picture ten-case design predicts fewer unsupported cases, defined by a factual claim absent from approved evidence. Friendly wording with a tied count does not meet that strict descriptive reduction. A constructed tie 2/2 is only practice, not actual reserved scoring. Equal/lower sample outcomes do not prove population equality; no power/significance result provided. Code order is not actual preregistration, and revealed practice is not fresh reserved evaluation.</w:t>
+      </w:r>
+    </w:p>
+    <w:p>
+      <w:pPr>
+        <w:pStyle w:val="ListBullet"/>
+      </w:pPr>
+      <w:r>
+        <w:t>A report omits this qualification: A hypothesis can fail honestly; changing it after results does not erase the original test. Explain how omitting it could change a reader's interpretation, and write an accurate replacement.</w:t>
       </w:r>
     </w:p>
     <w:p>
@@ -402,18 +381,154 @@
         <w:pStyle w:val="Heading3"/>
       </w:pPr>
       <w:r>
+        <w:t>My reasoning and evidence</w:t>
+      </w:r>
+    </w:p>
+    <w:p>
+      <w:r>
+        <w:t>________________________________________________________________</w:t>
+      </w:r>
+    </w:p>
+    <w:p>
+      <w:r>
+        <w:t>________________________________________________________________</w:t>
+      </w:r>
+    </w:p>
+    <w:p>
+      <w:r>
+        <w:t>________________________________________________________________</w:t>
+      </w:r>
+    </w:p>
+    <w:p>
+      <w:r>
+        <w:t>________________________________________________________________</w:t>
+      </w:r>
+    </w:p>
+    <w:p>
+      <w:r>
+        <w:t>________________________________________________________________</w:t>
+      </w:r>
+    </w:p>
+    <w:p>
+      <w:r>
+        <w:t>________________________________________________________________</w:t>
+      </w:r>
+    </w:p>
+    <w:p>
+      <w:pPr>
+        <w:pStyle w:val="Heading1"/>
+      </w:pPr>
+      <w:r>
+        <w:t>09. W5 · Explain the limitation</w:t>
+      </w:r>
+    </w:p>
+    <w:p>
+      <w:r>
+        <w:t>Keep this task’s inputs,rule and response together.</w:t>
+      </w:r>
+    </w:p>
+    <w:p>
+      <w:pPr>
+        <w:pStyle w:val="Heading2"/>
+      </w:pPr>
+      <w:r>
+        <w:t>Complete task and evidence</w:t>
+      </w:r>
+    </w:p>
+    <w:p>
+      <w:pPr>
+        <w:pStyle w:val="ListBullet"/>
+      </w:pPr>
+      <w:r>
+        <w:t>A hypothesis predicts a measurable comparison under stated conditions before inspecting results. Main primary prediction is B supported-answer rate&gt;A on fixed paired cases, with support rubric and failure treatment declared. Supported completed answers/all planned cases is not the same as merely avoiding an unsupported claim: abstention and timeout do not count as supported. Preserve original plan when faster responses motivate a post-result speed claim; label exploratory revision and keep secondary outcomes separate. Added constructed six-case practice A/B both 4/6 supported; A has 1 unsupported/B has 1 abstention, both 1 timeout, mean final-outcome times 3/2 seconds. These are supplied records, not a live study. Separate picture ten-case design predicts fewer unsupported cases, defined by a factual claim absent from approved evidence. Friendly wording with a tied count does not meet that strict descriptive reduction. A constructed tie 2/2 is only practice, not actual reserved scoring. Equal/lower sample outcomes do not prove population equality; no power/significance result provided. Code order is not actual preregistration, and revealed practice is not fresh reserved evaluation.</w:t>
+      </w:r>
+    </w:p>
+    <w:p>
+      <w:pPr>
+        <w:pStyle w:val="ListBullet"/>
+      </w:pPr>
+      <w:r>
+        <w:t>For the worked scenario, propose one additional case that could reveal a failure, describe its expected outcome before running it, and explain what would need to remain fixed for a fair comparison. Do not reuse W4 as a new final test after receiving feedback.</w:t>
+      </w:r>
+    </w:p>
+    <w:p>
+      <w:pPr>
+        <w:pStyle w:val="Heading3"/>
+      </w:pPr>
+      <w:r>
+        <w:t>My reasoning and evidence</w:t>
+      </w:r>
+    </w:p>
+    <w:p>
+      <w:r>
+        <w:t>________________________________________________________________</w:t>
+      </w:r>
+    </w:p>
+    <w:p>
+      <w:r>
+        <w:t>________________________________________________________________</w:t>
+      </w:r>
+    </w:p>
+    <w:p>
+      <w:r>
+        <w:t>________________________________________________________________</w:t>
+      </w:r>
+    </w:p>
+    <w:p>
+      <w:r>
+        <w:t>________________________________________________________________</w:t>
+      </w:r>
+    </w:p>
+    <w:p>
+      <w:r>
+        <w:t>________________________________________________________________</w:t>
+      </w:r>
+    </w:p>
+    <w:p>
+      <w:r>
+        <w:t>________________________________________________________________</w:t>
+      </w:r>
+    </w:p>
+    <w:p>
+      <w:r>
+        <w:t>________________________________________________________________</w:t>
+      </w:r>
+    </w:p>
+    <w:p>
+      <w:pPr>
+        <w:pStyle w:val="Heading1"/>
+      </w:pPr>
+      <w:r>
+        <w:t>04. Try alone · Selected transfer</w:t>
+      </w:r>
+    </w:p>
+    <w:p>
+      <w:r>
+        <w:t>Keep this task’s inputs,rule and response together.</w:t>
+      </w:r>
+    </w:p>
+    <w:p>
+      <w:pPr>
+        <w:pStyle w:val="Heading2"/>
+      </w:pPr>
+      <w:r>
+        <w:t>Complete task and evidence</w:t>
+      </w:r>
+    </w:p>
+    <w:p>
+      <w:pPr>
+        <w:pStyle w:val="Heading3"/>
+      </w:pPr>
+      <w:r>
         <w:t>Independent case: Apply a new case independently</w:t>
       </w:r>
     </w:p>
     <w:p>
       <w:pPr>
-        <w:spacing w:line="336" w:lineRule="auto" w:after="180"/>
-      </w:pPr>
-      <w:r>
-        <w:rPr>
-          <w:b w:val="0"/>
-        </w:rPr>
-        <w:t>Before running12 cases, you expect B support to exceed A. Write primary metric and one falsifying result.</w:t>
+        <w:pStyle w:val="ListBullet"/>
+      </w:pPr>
+      <w:r>
+        <w:t>Before running 12 cases, you expect B support to exceed A. Write primary metric and one falsifying result.</w:t>
       </w:r>
     </w:p>
     <w:p>
@@ -461,12 +576,9 @@
     </w:p>
     <w:p>
       <w:pPr>
-        <w:spacing w:line="336" w:lineRule="auto" w:after="180"/>
-      </w:pPr>
-      <w:r>
-        <w:rPr>
-          <w:b w:val="0"/>
-        </w:rPr>
+        <w:pStyle w:val="ListBullet"/>
+      </w:pPr>
+      <w:r>
         <w:t>Attempt this case before feedback. Record any help. Earlier examples below are further practice; a case already practised with feedback cannot establish fresh transfer.</w:t>
       </w:r>
     </w:p>
@@ -475,59 +587,28 @@
         <w:pStyle w:val="Heading1"/>
       </w:pPr>
       <w:r>
-        <w:t>05. W1 Explain the mechanism</w:t>
-      </w:r>
-    </w:p>
-    <w:p>
-      <w:r>
-        <w:t>Explain the mechanism. Apply the supplied Hypotheses and measurable outcomes facts and keep your reasoning.</w:t>
-      </w:r>
-    </w:p>
-    <w:p>
-      <w:pPr>
-        <w:spacing w:line="336" w:lineRule="auto" w:after="180"/>
-      </w:pPr>
-      <w:r>
-        <w:rPr>
-          <w:b w:val="0"/>
-        </w:rPr>
-        <w:t xml:space="preserve">Explain the weekly </w:t>
-      </w:r>
-      <w:r>
-        <w:rPr>
-          <w:b/>
-        </w:rPr>
-        <w:t>mechanism</w:t>
-      </w:r>
-      <w:r>
-        <w:rPr>
-          <w:b w:val="0"/>
-        </w:rPr>
-        <w:t xml:space="preserve"> in your own words. Use the worked scenario to name its </w:t>
-      </w:r>
-      <w:r>
-        <w:rPr>
-          <w:b/>
-        </w:rPr>
-        <w:t>input</w:t>
-      </w:r>
-      <w:r>
-        <w:rPr>
-          <w:b w:val="0"/>
-        </w:rPr>
-        <w:t xml:space="preserve">, decision rule and </w:t>
-      </w:r>
-      <w:r>
-        <w:rPr>
-          <w:b/>
-        </w:rPr>
-        <w:t>output</w:t>
-      </w:r>
-      <w:r>
-        <w:rPr>
-          <w:b w:val="0"/>
-        </w:rPr>
-        <w:t>.</w:t>
+        <w:t>10. Project · Keep the research evidence</w:t>
+      </w:r>
+    </w:p>
+    <w:p>
+      <w:r>
+        <w:t>Preserve the question, protocol, observations, analysis and limits.</w:t>
+      </w:r>
+    </w:p>
+    <w:p>
+      <w:pPr>
+        <w:pStyle w:val="Heading2"/>
+      </w:pPr>
+      <w:r>
+        <w:t>Complete task and evidence</w:t>
+      </w:r>
+    </w:p>
+    <w:p>
+      <w:pPr>
+        <w:pStyle w:val="ListBullet"/>
+      </w:pPr>
+      <w:r>
+        <w:t>Add a labelled hypotheses and measurable outcomes evidence sheet to Reproducible AI Research Study. Show how you can explain the mechanism and terminology of hypotheses and measurable outcomes. Use the supplied fictional case and keep its inputs, intermediate steps, calculation or prediction, and limitation. Connect this record to last week’s record; a matching answer without a trace is insufficient.</w:t>
       </w:r>
     </w:p>
     <w:p>
@@ -535,7 +616,7 @@
         <w:pStyle w:val="Heading3"/>
       </w:pPr>
       <w:r>
-        <w:t>My reasoning and evidence</w:t>
+        <w:t>My project change, supporting evidence and remaining limit</w:t>
       </w:r>
     </w:p>
     <w:p>
@@ -573,424 +654,20 @@
         <w:pStyle w:val="Heading1"/>
       </w:pPr>
       <w:r>
-        <w:t>06. W2 Trace the worked case</w:t>
-      </w:r>
-    </w:p>
-    <w:p>
-      <w:r>
-        <w:t>Trace the worked case. Apply the supplied Hypotheses and measurable outcomes facts and keep your reasoning.</w:t>
-      </w:r>
-    </w:p>
-    <w:p>
-      <w:pPr>
-        <w:spacing w:line="336" w:lineRule="auto" w:after="180"/>
-      </w:pPr>
-      <w:r>
-        <w:rPr>
-          <w:b w:val="0"/>
-        </w:rPr>
-        <w:t>After seeing faster responses, the team changes its primary claim from support improvement to speed improvement. Show the intermediate steps and give the conclusion with its scope.</w:t>
-      </w:r>
-    </w:p>
-    <w:p>
-      <w:pPr>
-        <w:pStyle w:val="Heading3"/>
-      </w:pPr>
-      <w:r>
-        <w:t>My reasoning and evidence</w:t>
-      </w:r>
-    </w:p>
-    <w:p>
-      <w:r>
-        <w:t>________________________________________________________________</w:t>
-      </w:r>
-    </w:p>
-    <w:p>
-      <w:r>
-        <w:t>________________________________________________________________</w:t>
-      </w:r>
-    </w:p>
-    <w:p>
-      <w:r>
-        <w:t>________________________________________________________________</w:t>
-      </w:r>
-    </w:p>
-    <w:p>
-      <w:r>
-        <w:t>________________________________________________________________</w:t>
-      </w:r>
-    </w:p>
-    <w:p>
-      <w:r>
-        <w:t>________________________________________________________________</w:t>
-      </w:r>
-    </w:p>
-    <w:p>
-      <w:r>
-        <w:t>________________________________________________________________</w:t>
-      </w:r>
-    </w:p>
-    <w:p>
-      <w:r>
-        <w:t>________________________________________________________________</w:t>
-      </w:r>
-    </w:p>
-    <w:p>
-      <w:pPr>
-        <w:pStyle w:val="Heading1"/>
-      </w:pPr>
-      <w:r>
-        <w:t>07. W3 Audit the limit</w:t>
-      </w:r>
-    </w:p>
-    <w:p>
-      <w:r>
-        <w:t>Audit the limit. Apply the supplied Hypotheses and measurable outcomes facts and keep your reasoning.</w:t>
-      </w:r>
-    </w:p>
-    <w:p>
-      <w:pPr>
-        <w:spacing w:line="336" w:lineRule="auto" w:after="180"/>
-      </w:pPr>
-      <w:r>
-        <w:rPr>
-          <w:b w:val="0"/>
-        </w:rPr>
-        <w:t xml:space="preserve">A report omits this qualification: A </w:t>
-      </w:r>
-      <w:r>
-        <w:rPr>
-          <w:b/>
-        </w:rPr>
-        <w:t>hypothesis</w:t>
-      </w:r>
-      <w:r>
-        <w:rPr>
-          <w:b w:val="0"/>
-        </w:rPr>
-        <w:t xml:space="preserve"> can fail honestly; changing it after results does not erase the original test. Explain how omitting it could change a reader's interpretation, and write an accurate replacement.</w:t>
-      </w:r>
-    </w:p>
-    <w:p>
-      <w:pPr>
-        <w:pStyle w:val="Heading3"/>
-      </w:pPr>
-      <w:r>
-        <w:t>My reasoning and evidence</w:t>
-      </w:r>
-    </w:p>
-    <w:p>
-      <w:r>
-        <w:t>________________________________________________________________</w:t>
-      </w:r>
-    </w:p>
-    <w:p>
-      <w:r>
-        <w:t>________________________________________________________________</w:t>
-      </w:r>
-    </w:p>
-    <w:p>
-      <w:r>
-        <w:t>________________________________________________________________</w:t>
-      </w:r>
-    </w:p>
-    <w:p>
-      <w:r>
-        <w:t>________________________________________________________________</w:t>
-      </w:r>
-    </w:p>
-    <w:p>
-      <w:r>
-        <w:t>________________________________________________________________</w:t>
-      </w:r>
-    </w:p>
-    <w:p>
-      <w:r>
-        <w:t>________________________________________________________________</w:t>
-      </w:r>
-    </w:p>
-    <w:p>
-      <w:pPr>
-        <w:pStyle w:val="Heading1"/>
-      </w:pPr>
-      <w:r>
-        <w:t>08. W4 Apply a new case independently</w:t>
-      </w:r>
-    </w:p>
-    <w:p>
-      <w:r>
-        <w:t>Attempt before feedback. If this repeats the selected independent case, reuse that first attempt; otherwise keep a separate record. Apply a new case independently. Apply the supplied Hypotheses and measurable outcomes facts and keep your reasoning.</w:t>
-      </w:r>
-    </w:p>
-    <w:p>
-      <w:pPr>
-        <w:spacing w:line="336" w:lineRule="auto" w:after="180"/>
-      </w:pPr>
-      <w:r>
-        <w:rPr>
-          <w:b w:val="0"/>
-        </w:rPr>
-        <w:t>Before running12 cases, you expect B support to exceed A. Write primary metric and one falsifying result.</w:t>
-      </w:r>
-    </w:p>
-    <w:p>
-      <w:pPr>
-        <w:pStyle w:val="Heading3"/>
-      </w:pPr>
-      <w:r>
-        <w:t>My reasoning and evidence</w:t>
-      </w:r>
-    </w:p>
-    <w:p>
-      <w:r>
-        <w:t>________________________________________________________________</w:t>
-      </w:r>
-    </w:p>
-    <w:p>
-      <w:r>
-        <w:t>________________________________________________________________</w:t>
-      </w:r>
-    </w:p>
-    <w:p>
-      <w:r>
-        <w:t>________________________________________________________________</w:t>
-      </w:r>
-    </w:p>
-    <w:p>
-      <w:r>
-        <w:t>________________________________________________________________</w:t>
-      </w:r>
-    </w:p>
-    <w:p>
-      <w:r>
-        <w:t>________________________________________________________________</w:t>
-      </w:r>
-    </w:p>
-    <w:p>
-      <w:r>
-        <w:t>________________________________________________________________</w:t>
-      </w:r>
-    </w:p>
-    <w:p>
-      <w:r>
-        <w:t>________________________________________________________________</w:t>
-      </w:r>
-    </w:p>
-    <w:p>
-      <w:r>
-        <w:t>________________________________________________________________</w:t>
-      </w:r>
-    </w:p>
-    <w:p>
-      <w:pPr>
-        <w:pStyle w:val="Heading1"/>
-      </w:pPr>
-      <w:r>
-        <w:t>09. W5 Design a revealing follow-up</w:t>
-      </w:r>
-    </w:p>
-    <w:p>
-      <w:r>
-        <w:t>Design a revealing follow-up. Apply the supplied Hypotheses and measurable outcomes facts and keep your reasoning.</w:t>
-      </w:r>
-    </w:p>
-    <w:p>
-      <w:pPr>
-        <w:spacing w:line="336" w:lineRule="auto" w:after="180"/>
-      </w:pPr>
-      <w:r>
-        <w:rPr>
-          <w:b w:val="0"/>
-        </w:rPr>
-        <w:t>For the worked scenario, propose one additional case that could reveal a failure, describe its expected outcome before running it, and explain what would need to remain fixed for a fair comparison.</w:t>
-      </w:r>
-    </w:p>
-    <w:p>
-      <w:pPr>
-        <w:spacing w:line="336" w:lineRule="auto" w:after="180"/>
-      </w:pPr>
-      <w:r>
-        <w:rPr>
-          <w:b w:val="0"/>
-        </w:rPr>
-        <w:t>Do not reuse W4 as a new final test after receiving feedback.</w:t>
-      </w:r>
-    </w:p>
-    <w:p>
-      <w:pPr>
-        <w:pStyle w:val="Heading3"/>
-      </w:pPr>
-      <w:r>
-        <w:t>My reasoning and evidence</w:t>
-      </w:r>
-    </w:p>
-    <w:p>
-      <w:r>
-        <w:t>________________________________________________________________</w:t>
-      </w:r>
-    </w:p>
-    <w:p>
-      <w:r>
-        <w:t>________________________________________________________________</w:t>
-      </w:r>
-    </w:p>
-    <w:p>
-      <w:r>
-        <w:t>________________________________________________________________</w:t>
-      </w:r>
-    </w:p>
-    <w:p>
-      <w:r>
-        <w:t>________________________________________________________________</w:t>
-      </w:r>
-    </w:p>
-    <w:p>
-      <w:r>
-        <w:t>________________________________________________________________</w:t>
-      </w:r>
-    </w:p>
-    <w:p>
-      <w:r>
-        <w:t>________________________________________________________________</w:t>
-      </w:r>
-    </w:p>
-    <w:p>
-      <w:r>
-        <w:t>________________________________________________________________</w:t>
-      </w:r>
-    </w:p>
-    <w:p>
-      <w:pPr>
-        <w:pStyle w:val="Heading1"/>
-      </w:pPr>
-      <w:r>
-        <w:t>10. Project checkpoint and reflection</w:t>
-      </w:r>
-    </w:p>
-    <w:p>
-      <w:r>
-        <w:t>Connect Hypotheses and measurable outcomes to Reproducible AI Research Study, identify a limit and choose the next useful test.</w:t>
-      </w:r>
-    </w:p>
-    <w:p>
-      <w:pPr>
-        <w:spacing w:line="336" w:lineRule="auto" w:after="180"/>
-      </w:pPr>
-      <w:r>
-        <w:rPr>
-          <w:b w:val="0"/>
-        </w:rPr>
-        <w:t xml:space="preserve">Add a labelled hypotheses and measurable outcomes </w:t>
-      </w:r>
-      <w:r>
-        <w:rPr>
-          <w:b/>
-        </w:rPr>
-        <w:t>evidence</w:t>
-      </w:r>
-      <w:r>
-        <w:rPr>
-          <w:b w:val="0"/>
-        </w:rPr>
-        <w:t xml:space="preserve"> sheet to Reproducible AI Research Study. Show how you can explain the </w:t>
-      </w:r>
-      <w:r>
-        <w:rPr>
-          <w:b/>
-        </w:rPr>
-        <w:t>mechanism</w:t>
-      </w:r>
-      <w:r>
-        <w:rPr>
-          <w:b w:val="0"/>
-        </w:rPr>
-        <w:t xml:space="preserve"> and terminology of hypotheses and measurable outcomes.</w:t>
-      </w:r>
-    </w:p>
-    <w:p>
-      <w:pPr>
-        <w:spacing w:line="336" w:lineRule="auto" w:after="180"/>
-      </w:pPr>
-      <w:r>
-        <w:rPr>
-          <w:b w:val="0"/>
-        </w:rPr>
-        <w:t xml:space="preserve">Use the supplied fictional case and keep its </w:t>
-      </w:r>
-      <w:r>
-        <w:rPr>
-          <w:b/>
-        </w:rPr>
-        <w:t>input</w:t>
-      </w:r>
-      <w:r>
-        <w:rPr>
-          <w:b w:val="0"/>
-        </w:rPr>
-        <w:t xml:space="preserve">s, intermediate steps, calculation or </w:t>
-      </w:r>
-      <w:r>
-        <w:rPr>
-          <w:b/>
-        </w:rPr>
-        <w:t>prediction</w:t>
-      </w:r>
-      <w:r>
-        <w:rPr>
-          <w:b w:val="0"/>
-        </w:rPr>
-        <w:t>, and limitation. Connect this record to last week’s record; a matching answer without a trace is insufficient.</w:t>
-      </w:r>
-    </w:p>
-    <w:p>
-      <w:pPr>
-        <w:pStyle w:val="Heading3"/>
-      </w:pPr>
-      <w:r>
-        <w:t>My project change, supporting evidence and remaining limit</w:t>
-      </w:r>
-    </w:p>
-    <w:p>
-      <w:r>
-        <w:t>________________________________________________________________</w:t>
-      </w:r>
-    </w:p>
-    <w:p>
-      <w:r>
-        <w:t>________________________________________________________________</w:t>
-      </w:r>
-    </w:p>
-    <w:p>
-      <w:r>
-        <w:t>________________________________________________________________</w:t>
-      </w:r>
-    </w:p>
-    <w:p>
-      <w:r>
-        <w:t>________________________________________________________________</w:t>
-      </w:r>
-    </w:p>
-    <w:p>
-      <w:r>
-        <w:t>________________________________________________________________</w:t>
-      </w:r>
-    </w:p>
-    <w:p>
-      <w:r>
-        <w:t>________________________________________________________________</w:t>
-      </w:r>
-    </w:p>
-    <w:p>
-      <w:pPr>
-        <w:pStyle w:val="Heading1"/>
-      </w:pPr>
-      <w:r>
-        <w:t>11. Feedback, return check and learning record</w:t>
-      </w:r>
-    </w:p>
-    <w:p>
-      <w:r>
-        <w:t>Record the first repaired step and a different case to revisit after a delay.</w:t>
+        <w:t>11. Feedback · Repair and return</w:t>
+      </w:r>
+    </w:p>
+    <w:p>
+      <w:r>
+        <w:t>Keep this task’s inputs,rule and response together.</w:t>
+      </w:r>
+    </w:p>
+    <w:p>
+      <w:pPr>
+        <w:pStyle w:val="Heading2"/>
+      </w:pPr>
+      <w:r>
+        <w:t>Complete task and evidence</w:t>
       </w:r>
     </w:p>
     <w:tbl>
@@ -1131,12 +808,9 @@
     </w:tbl>
     <w:p>
       <w:pPr>
-        <w:spacing w:line="336" w:lineRule="auto" w:after="180"/>
-      </w:pPr>
-      <w:r>
-        <w:rPr>
-          <w:b w:val="0"/>
-        </w:rPr>
+        <w:pStyle w:val="ListBullet"/>
+      </w:pPr>
+      <w:r>
         <w:t>Revisit this idea with your teacher after a delay. Familiarity is different from explaining and using it on a changed case.</w:t>
       </w:r>
     </w:p>
@@ -1145,58 +819,322 @@
         <w:pStyle w:val="Heading1"/>
       </w:pPr>
       <w:r>
-        <w:t>12. Pictorial case practice: Hypotheses and measurable outcomes</w:t>
-      </w:r>
-    </w:p>
-    <w:p>
-      <w:r>
-        <w:t>Write a testable hypothesis before scoring. A team predicts that a retrieval rule will reduce unsupported answers on a fixed validation set. Explain the labelled step before checking the changed condition.</w:t>
-      </w:r>
-    </w:p>
-    <w:p>
-      <w:pPr>
-        <w:spacing w:line="336" w:lineRule="auto" w:after="180"/>
-      </w:pPr>
-      <w:r>
-        <w:rPr>
-          <w:b w:val="0"/>
-        </w:rPr>
-        <w:t xml:space="preserve">Write a testable </w:t>
-      </w:r>
-      <w:r>
-        <w:rPr>
-          <w:b/>
-        </w:rPr>
-        <w:t>hypothesis</w:t>
-      </w:r>
-      <w:r>
-        <w:rPr>
-          <w:b w:val="0"/>
-        </w:rPr>
-        <w:t xml:space="preserve"> before scoring. A team predicts that a retrieval rule will reduce unsupported answers on a fixed validation set.</w:t>
-      </w:r>
-    </w:p>
-    <w:p>
-      <w:pPr>
-        <w:spacing w:line="336" w:lineRule="auto" w:after="180"/>
-      </w:pPr>
-      <w:r>
-        <w:rPr>
-          <w:b w:val="0"/>
-        </w:rPr>
-        <w:t xml:space="preserve">Ten cases are reserved. Unsupported means a factual claim absent from the approved card. </w:t>
-      </w:r>
-      <w:r>
-        <w:rPr>
-          <w:b/>
-        </w:rPr>
-        <w:t>Prediction</w:t>
-      </w:r>
-      <w:r>
-        <w:rPr>
-          <w:b w:val="0"/>
-        </w:rPr>
-        <w:t>: B has fewer unsupported cases than A.</w:t>
+        <w:t>Reference bank and extra practice</w:t>
+      </w:r>
+    </w:p>
+    <w:p>
+      <w:pPr>
+        <w:pStyle w:val="Heading1"/>
+      </w:pPr>
+      <w:r>
+        <w:t>02. Reference · Supported W2 record</w:t>
+      </w:r>
+    </w:p>
+    <w:p>
+      <w:r>
+        <w:t>Keep this task’s inputs,rule and response together.</w:t>
+      </w:r>
+    </w:p>
+    <w:p>
+      <w:pPr>
+        <w:pStyle w:val="Heading2"/>
+      </w:pPr>
+      <w:r>
+        <w:t>Complete task and evidence</w:t>
+      </w:r>
+    </w:p>
+    <w:p>
+      <w:pPr>
+        <w:pStyle w:val="ListBullet"/>
+      </w:pPr>
+      <w:r>
+        <w:t>Use W2: Trace the worked case for Hypotheses and measurable outcomes. Record the answer once; the lesson and workbook refer to the same attempt.</w:t>
+      </w:r>
+    </w:p>
+    <w:tbl>
+      <w:tblPr>
+        <w:tblStyle w:val="LightShading-Accent1"/>
+        <w:tblW w:type="auto" w:w="0"/>
+        <w:tblLook w:firstColumn="1" w:firstRow="1" w:lastColumn="0" w:lastRow="0" w:noHBand="0" w:noVBand="1" w:val="04A0"/>
+      </w:tblPr>
+      <w:tblGrid>
+        <w:gridCol w:w="2556"/>
+        <w:gridCol w:w="2556"/>
+        <w:gridCol w:w="2556"/>
+        <w:gridCol w:w="2556"/>
+      </w:tblGrid>
+      <w:tr>
+        <w:trPr>
+          <w:tblHeader/>
+        </w:trPr>
+        <w:tc>
+          <w:tcPr>
+            <w:tcW w:type="dxa" w:w="2556"/>
+          </w:tcPr>
+          <w:p>
+            <w:r>
+              <w:t>Given inputs</w:t>
+            </w:r>
+          </w:p>
+        </w:tc>
+        <w:tc>
+          <w:tcPr>
+            <w:tcW w:type="dxa" w:w="2556"/>
+          </w:tcPr>
+          <w:p>
+            <w:r>
+              <w:t>Procedure I chose</w:t>
+            </w:r>
+          </w:p>
+        </w:tc>
+        <w:tc>
+          <w:tcPr>
+            <w:tcW w:type="dxa" w:w="2556"/>
+          </w:tcPr>
+          <w:p>
+            <w:r>
+              <w:t>Middle steps</w:t>
+            </w:r>
+          </w:p>
+        </w:tc>
+        <w:tc>
+          <w:tcPr>
+            <w:tcW w:type="dxa" w:w="2556"/>
+          </w:tcPr>
+          <w:p>
+            <w:r>
+              <w:t>Result and check</w:t>
+            </w:r>
+          </w:p>
+        </w:tc>
+      </w:tr>
+      <w:tr>
+        <w:tc>
+          <w:tcPr>
+            <w:tcW w:type="dxa" w:w="2556"/>
+          </w:tcPr>
+          <w:p>
+            <w:r/>
+          </w:p>
+        </w:tc>
+        <w:tc>
+          <w:tcPr>
+            <w:tcW w:type="dxa" w:w="2556"/>
+          </w:tcPr>
+          <w:p>
+            <w:r/>
+          </w:p>
+        </w:tc>
+        <w:tc>
+          <w:tcPr>
+            <w:tcW w:type="dxa" w:w="2556"/>
+          </w:tcPr>
+          <w:p>
+            <w:r/>
+          </w:p>
+        </w:tc>
+        <w:tc>
+          <w:tcPr>
+            <w:tcW w:type="dxa" w:w="2556"/>
+          </w:tcPr>
+          <w:p>
+            <w:r/>
+          </w:p>
+        </w:tc>
+      </w:tr>
+    </w:tbl>
+    <w:p>
+      <w:pPr>
+        <w:pStyle w:val="Heading3"/>
+      </w:pPr>
+      <w:r>
+        <w:t>The step I completed without help, and the hint I needed</w:t>
+      </w:r>
+    </w:p>
+    <w:p>
+      <w:r>
+        <w:t>________________________________________________________________</w:t>
+      </w:r>
+    </w:p>
+    <w:p>
+      <w:r>
+        <w:t>________________________________________________________________</w:t>
+      </w:r>
+    </w:p>
+    <w:p>
+      <w:r>
+        <w:t>________________________________________________________________</w:t>
+      </w:r>
+    </w:p>
+    <w:p>
+      <w:pPr>
+        <w:pStyle w:val="Heading1"/>
+      </w:pPr>
+      <w:r>
+        <w:t>03. Extra practice · Individual reasoning check</w:t>
+      </w:r>
+    </w:p>
+    <w:p>
+      <w:r>
+        <w:t>Keep this task’s inputs,rule and response together.</w:t>
+      </w:r>
+    </w:p>
+    <w:p>
+      <w:pPr>
+        <w:pStyle w:val="Heading2"/>
+      </w:pPr>
+      <w:r>
+        <w:t>Complete task and evidence</w:t>
+      </w:r>
+    </w:p>
+    <w:p>
+      <w:pPr>
+        <w:pStyle w:val="ListBullet"/>
+      </w:pPr>
+      <w:r>
+        <w:t>Use the worked case for Hypotheses and measurable outcomes. Proposed explanation: “The worked result establishes every future case”. Decide whether this explanation is supported. Point to the step or supplied fact that decides; explain your repair if needed.</w:t>
+      </w:r>
+    </w:p>
+    <w:p>
+      <w:pPr>
+        <w:pStyle w:val="Heading3"/>
+      </w:pPr>
+      <w:r>
+        <w:t>My explanation before partner discussion</w:t>
+      </w:r>
+    </w:p>
+    <w:p>
+      <w:r>
+        <w:t>________________________________________________________________</w:t>
+      </w:r>
+    </w:p>
+    <w:p>
+      <w:r>
+        <w:t>________________________________________________________________</w:t>
+      </w:r>
+    </w:p>
+    <w:p>
+      <w:r>
+        <w:t>________________________________________________________________</w:t>
+      </w:r>
+    </w:p>
+    <w:p>
+      <w:r>
+        <w:t>________________________________________________________________</w:t>
+      </w:r>
+    </w:p>
+    <w:p>
+      <w:pPr>
+        <w:pStyle w:val="Heading1"/>
+      </w:pPr>
+      <w:r>
+        <w:t>08. Reference · Earlier W4 response copy</w:t>
+      </w:r>
+    </w:p>
+    <w:p>
+      <w:r>
+        <w:t>Keep this task’s inputs,rule and response together.</w:t>
+      </w:r>
+    </w:p>
+    <w:p>
+      <w:pPr>
+        <w:pStyle w:val="Heading2"/>
+      </w:pPr>
+      <w:r>
+        <w:t>Complete task and evidence</w:t>
+      </w:r>
+    </w:p>
+    <w:p>
+      <w:pPr>
+        <w:pStyle w:val="ListBullet"/>
+      </w:pPr>
+      <w:r>
+        <w:t>Before running 12 cases, you expect B support to exceed A. Write primary metric and one falsifying result.</w:t>
+      </w:r>
+    </w:p>
+    <w:p>
+      <w:pPr>
+        <w:pStyle w:val="Heading3"/>
+      </w:pPr>
+      <w:r>
+        <w:t>My reasoning and evidence</w:t>
+      </w:r>
+    </w:p>
+    <w:p>
+      <w:r>
+        <w:t>________________________________________________________________</w:t>
+      </w:r>
+    </w:p>
+    <w:p>
+      <w:r>
+        <w:t>________________________________________________________________</w:t>
+      </w:r>
+    </w:p>
+    <w:p>
+      <w:r>
+        <w:t>________________________________________________________________</w:t>
+      </w:r>
+    </w:p>
+    <w:p>
+      <w:r>
+        <w:t>________________________________________________________________</w:t>
+      </w:r>
+    </w:p>
+    <w:p>
+      <w:r>
+        <w:t>________________________________________________________________</w:t>
+      </w:r>
+    </w:p>
+    <w:p>
+      <w:r>
+        <w:t>________________________________________________________________</w:t>
+      </w:r>
+    </w:p>
+    <w:p>
+      <w:r>
+        <w:t>________________________________________________________________</w:t>
+      </w:r>
+    </w:p>
+    <w:p>
+      <w:r>
+        <w:t>________________________________________________________________</w:t>
+      </w:r>
+    </w:p>
+    <w:p>
+      <w:pPr>
+        <w:pStyle w:val="Heading1"/>
+      </w:pPr>
+      <w:r>
+        <w:t>12. Extra practice · Pictured case</w:t>
+      </w:r>
+    </w:p>
+    <w:p>
+      <w:r>
+        <w:t>Keep this task’s inputs,rule and response together.</w:t>
+      </w:r>
+    </w:p>
+    <w:p>
+      <w:pPr>
+        <w:pStyle w:val="Heading2"/>
+      </w:pPr>
+      <w:r>
+        <w:t>Complete task and evidence</w:t>
+      </w:r>
+    </w:p>
+    <w:p>
+      <w:pPr>
+        <w:pStyle w:val="ListBullet"/>
+      </w:pPr>
+      <w:r>
+        <w:t>Write a testable hypothesis before scoring. A team predicts that a retrieval rule will reduce unsupported answers on a fixed validation set.</w:t>
+      </w:r>
+    </w:p>
+    <w:p>
+      <w:pPr>
+        <w:pStyle w:val="ListBullet"/>
+      </w:pPr>
+      <w:r>
+        <w:t>Ten cases are reserved. Unsupported means a factual claim absent from the approved card. Prediction: B has fewer unsupported cases than A.</w:t>
       </w:r>
     </w:p>
     <w:p>
@@ -1237,26 +1175,10 @@
     </w:p>
     <w:p>
       <w:pPr>
-        <w:spacing w:line="336" w:lineRule="auto" w:after="180"/>
-        <w:shd w:fill="F5F1FB"/>
-      </w:pPr>
-      <w:r>
-        <w:rPr>
-          <w:b w:val="0"/>
-        </w:rPr>
-        <w:t xml:space="preserve">Name the predicted outcome and how unsupported is scored. If B sounds friendlier but ties A’s unsupported count, does the recorded improvement </w:t>
-      </w:r>
-      <w:r>
-        <w:rPr>
-          <w:b/>
-        </w:rPr>
-        <w:t>hypothesis</w:t>
-      </w:r>
-      <w:r>
-        <w:rPr>
-          <w:b w:val="0"/>
-        </w:rPr>
-        <w:t xml:space="preserve"> receive support?</w:t>
+        <w:pStyle w:val="ListBullet"/>
+      </w:pPr>
+      <w:r>
+        <w:t>Name the predicted outcome and how unsupported is scored. If B sounds friendlier but ties A’s unsupported count, does the recorded improvement hypothesis receive support?</w:t>
       </w:r>
     </w:p>
     <w:p>
@@ -1299,56 +1221,18 @@
     </w:p>
     <w:p>
       <w:pPr>
-        <w:pStyle w:val="Heading3"/>
-      </w:pPr>
-      <w:r>
-        <w:t>Record the help used</w:t>
-      </w:r>
-    </w:p>
-    <w:p>
-      <w:pPr>
-        <w:spacing w:line="336" w:lineRule="auto" w:after="180"/>
-        <w:shd w:fill="F1F6F8"/>
-      </w:pPr>
-      <w:r>
-        <w:rPr>
-          <w:b w:val="0"/>
-        </w:rPr>
-        <w:t xml:space="preserve">Support used: alone / hint / worked example. This record is practice </w:t>
-      </w:r>
-      <w:r>
-        <w:rPr>
-          <w:b/>
-        </w:rPr>
-        <w:t>evidence</w:t>
-      </w:r>
-      <w:r>
-        <w:rPr>
-          <w:b w:val="0"/>
-        </w:rPr>
-        <w:t>.</w:t>
-      </w:r>
-    </w:p>
-    <w:p>
-      <w:pPr>
-        <w:spacing w:line="336" w:lineRule="auto" w:after="180"/>
-      </w:pPr>
-      <w:r>
-        <w:rPr>
-          <w:b w:val="0"/>
-        </w:rPr>
-        <w:t>Project connection: For the Reproducible AI Research Study, retain an annotated worked trace and the changed-case reasoning.</w:t>
-      </w:r>
-    </w:p>
-    <w:p>
-      <w:pPr>
-        <w:spacing w:line="336" w:lineRule="auto" w:after="180"/>
-      </w:pPr>
-      <w:r>
-        <w:rPr>
-          <w:b w:val="0"/>
-        </w:rPr>
-        <w:t>Connect the claim to its records, units and assumptions so another investigator can challenge or reproduce it.</w:t>
+        <w:pStyle w:val="ListBullet"/>
+      </w:pPr>
+      <w:r>
+        <w:t>Support used: alone / hint / worked example. This record is practice evidence.</w:t>
+      </w:r>
+    </w:p>
+    <w:p>
+      <w:pPr>
+        <w:pStyle w:val="ListBullet"/>
+      </w:pPr>
+      <w:r>
+        <w:t>Project connection: For the Reproducible AI Research Study, retain an annotated worked trace and the changed-case reasoning. Connect the claim to its records, units and assumptions so another investigator can challenge or reproduce it.</w:t>
       </w:r>
     </w:p>
     <w:p>
@@ -1356,68 +1240,43 @@
         <w:pStyle w:val="Heading1"/>
       </w:pPr>
       <w:r>
-        <w:t>13. Project portfolio milestone</w:t>
-      </w:r>
-    </w:p>
-    <w:p>
-      <w:r>
-        <w:t>Keep this week’s input, deciding step, result and limit together in the Reproducible AI Research Study record.</w:t>
-      </w:r>
-    </w:p>
-    <w:p>
-      <w:pPr>
-        <w:spacing w:line="336" w:lineRule="auto" w:after="180"/>
-      </w:pPr>
-      <w:r>
-        <w:rPr>
-          <w:b w:val="0"/>
-        </w:rPr>
+        <w:t>13. Reference · Project milestone</w:t>
+      </w:r>
+    </w:p>
+    <w:p>
+      <w:r>
+        <w:t>Keep this task’s inputs,rule and response together.</w:t>
+      </w:r>
+    </w:p>
+    <w:p>
+      <w:pPr>
+        <w:pStyle w:val="Heading2"/>
+      </w:pPr>
+      <w:r>
+        <w:t>Complete task and evidence</w:t>
+      </w:r>
+    </w:p>
+    <w:p>
+      <w:pPr>
+        <w:pStyle w:val="ListBullet"/>
+      </w:pPr>
+      <w:r>
         <w:t>Project: Reproducible AI Research Study</w:t>
       </w:r>
     </w:p>
     <w:p>
       <w:pPr>
-        <w:spacing w:line="336" w:lineRule="auto" w:after="180"/>
-      </w:pPr>
-      <w:r>
-        <w:rPr>
-          <w:b w:val="0"/>
-        </w:rPr>
-        <w:t xml:space="preserve">Current milestone: Make a transparent first version. Keep a trace of how one </w:t>
-      </w:r>
-      <w:r>
-        <w:rPr>
-          <w:b/>
-        </w:rPr>
-        <w:t>input</w:t>
-      </w:r>
-      <w:r>
-        <w:rPr>
-          <w:b w:val="0"/>
-        </w:rPr>
-        <w:t xml:space="preserve"> becomes an </w:t>
-      </w:r>
-      <w:r>
-        <w:rPr>
-          <w:b/>
-        </w:rPr>
-        <w:t>output</w:t>
-      </w:r>
-      <w:r>
-        <w:rPr>
-          <w:b w:val="0"/>
-        </w:rPr>
-        <w:t>; explain the rule or learned component.</w:t>
-      </w:r>
-    </w:p>
-    <w:p>
-      <w:pPr>
-        <w:spacing w:line="336" w:lineRule="auto" w:after="180"/>
-      </w:pPr>
-      <w:r>
-        <w:rPr>
-          <w:b w:val="0"/>
-        </w:rPr>
+        <w:pStyle w:val="ListBullet"/>
+      </w:pPr>
+      <w:r>
+        <w:t>Current milestone: Make a transparent first version. Keep a trace of how one input becomes an output; explain the rule or learned component.</w:t>
+      </w:r>
+    </w:p>
+    <w:p>
+      <w:pPr>
+        <w:pStyle w:val="ListBullet"/>
+      </w:pPr>
+      <w:r>
         <w:t>For the Reproducible AI Research Study, retain an annotated worked trace and the changed-case reasoning. Connect the claim to its records, units and assumptions so another investigator can challenge or reproduce it.</w:t>
       </w:r>
     </w:p>
@@ -1575,12 +1434,515 @@
         <w:pStyle w:val="Heading1"/>
       </w:pPr>
       <w:r>
-        <w:t>14. Supported practice and learning evidence</w:t>
-      </w:r>
-    </w:p>
-    <w:p>
-      <w:r>
-        <w:t>Try the supported questions before comparing with hints and feedback. Record what you repaired and the evidence you retained.</w:t>
+        <w:t>14. Extra practice · Predict,check and repair</w:t>
+      </w:r>
+    </w:p>
+    <w:p>
+      <w:r>
+        <w:t>Keep supported feedback separate from the independent case.</w:t>
+      </w:r>
+    </w:p>
+    <w:p>
+      <w:pPr>
+        <w:pStyle w:val="Heading2"/>
+      </w:pPr>
+      <w:r>
+        <w:t>First supported question and optional hint</w:t>
+      </w:r>
+    </w:p>
+    <w:p>
+      <w:pPr>
+        <w:pStyle w:val="ListBullet"/>
+      </w:pPr>
+      <w:r>
+        <w:t>Write a testable hypothesis before scoring. A team predicts that a retrieval rule will reduce unsupported answers on a fixed validation set.</w:t>
+      </w:r>
+    </w:p>
+    <w:p>
+      <w:pPr>
+        <w:pStyle w:val="Heading3"/>
+      </w:pPr>
+      <w:r>
+        <w:t>Practice 1: explain the deciding evidence</w:t>
+      </w:r>
+    </w:p>
+    <w:p>
+      <w:pPr>
+        <w:pStyle w:val="ListBullet"/>
+      </w:pPr>
+      <w:r>
+        <w:t>Which labelled step matches this detail? Run both versions on the same cases after recording the hypothesis.</w:t>
+      </w:r>
+    </w:p>
+    <w:p>
+      <w:pPr>
+        <w:pStyle w:val="ListBullet"/>
+      </w:pPr>
+      <w:r>
+        <w:t>1. Name the directional claim</w:t>
+      </w:r>
+    </w:p>
+    <w:p>
+      <w:pPr>
+        <w:pStyle w:val="ListBullet"/>
+      </w:pPr>
+      <w:r>
+        <w:t>2. Freeze the comparison</w:t>
+      </w:r>
+    </w:p>
+    <w:p>
+      <w:pPr>
+        <w:pStyle w:val="ListBullet"/>
+      </w:pPr>
+      <w:r>
+        <w:t>3. Define scoring first</w:t>
+      </w:r>
+    </w:p>
+    <w:p>
+      <w:pPr>
+        <w:pStyle w:val="Heading3"/>
+      </w:pPr>
+      <w:r>
+        <w:t>My selected conclusion, deciding fact and explanation</w:t>
+      </w:r>
+    </w:p>
+    <w:p>
+      <w:r>
+        <w:t>________________________________________________________________</w:t>
+      </w:r>
+    </w:p>
+    <w:p>
+      <w:r>
+        <w:t>________________________________________________________________</w:t>
+      </w:r>
+    </w:p>
+    <w:p>
+      <w:r>
+        <w:t>________________________________________________________________</w:t>
+      </w:r>
+    </w:p>
+    <w:p>
+      <w:r>
+        <w:t>________________________________________________________________</w:t>
+      </w:r>
+    </w:p>
+    <w:p>
+      <w:r>
+        <w:t>________________________________________________________________</w:t>
+      </w:r>
+    </w:p>
+    <w:p>
+      <w:pPr>
+        <w:pStyle w:val="ListBullet"/>
+      </w:pPr>
+      <w:r>
+        <w:t>Hint if needed: Read the steps in the pictorial case. Match the supplied detail to the stage that performs or records it.</w:t>
+      </w:r>
+    </w:p>
+    <w:p>
+      <w:pPr>
+        <w:pStyle w:val="Heading2"/>
+      </w:pPr>
+      <w:r>
+        <w:t>Check after the first attempt · reference / check after trying</w:t>
+      </w:r>
+    </w:p>
+    <w:p>
+      <w:pPr>
+        <w:spacing w:line="336" w:lineRule="auto" w:after="180"/>
+      </w:pPr>
+      <w:r>
+        <w:rPr>
+          <w:b w:val="0"/>
+        </w:rPr>
+        <w:t xml:space="preserve">After your attempt, compare with the supported explanation: Freeze the comparison Run both versions on the same cases after recording the </w:t>
+      </w:r>
+      <w:r>
+        <w:rPr>
+          <w:b/>
+        </w:rPr>
+        <w:t>hypothesis</w:t>
+      </w:r>
+      <w:r>
+        <w:rPr>
+          <w:b w:val="0"/>
+        </w:rPr>
+        <w:t xml:space="preserve">. A </w:t>
+      </w:r>
+      <w:r>
+        <w:rPr>
+          <w:b/>
+        </w:rPr>
+        <w:t>hypothesis</w:t>
+      </w:r>
+      <w:r>
+        <w:rPr>
+          <w:b w:val="0"/>
+        </w:rPr>
+        <w:t xml:space="preserve"> makes an expected pattern explicit before seeing outcomes.</w:t>
+      </w:r>
+    </w:p>
+    <w:p>
+      <w:pPr>
+        <w:spacing w:line="336" w:lineRule="auto" w:after="180"/>
+      </w:pPr>
+      <w:r>
+        <w:rPr>
+          <w:b w:val="0"/>
+        </w:rPr>
+        <w:t>The measured definition must be clear enough for another reviewer to apply.</w:t>
+      </w:r>
+    </w:p>
+    <w:p>
+      <w:pPr>
+        <w:pStyle w:val="Heading2"/>
+      </w:pPr>
+      <w:r>
+        <w:t>Changed-case question and optional hint</w:t>
+      </w:r>
+    </w:p>
+    <w:p>
+      <w:pPr>
+        <w:pStyle w:val="Heading3"/>
+      </w:pPr>
+      <w:r>
+        <w:t>Practice 2: explain the deciding evidence</w:t>
+      </w:r>
+    </w:p>
+    <w:p>
+      <w:pPr>
+        <w:pStyle w:val="ListBullet"/>
+      </w:pPr>
+      <w:r>
+        <w:t>Changed-case practice: B sounds friendlier but has the same unsupported count as A. Which conclusion is supported by the supplied facts?</w:t>
+      </w:r>
+    </w:p>
+    <w:p>
+      <w:pPr>
+        <w:pStyle w:val="ListBullet"/>
+      </w:pPr>
+      <w:r>
+        <w:t>1. We can decide the result without examining the changed input or the procedure.</w:t>
+      </w:r>
+    </w:p>
+    <w:p>
+      <w:pPr>
+        <w:pStyle w:val="ListBullet"/>
+      </w:pPr>
+      <w:r>
+        <w:t>2. The stated improvement hypothesis is not supported on these cases.</w:t>
+      </w:r>
+    </w:p>
+    <w:p>
+      <w:pPr>
+        <w:pStyle w:val="ListBullet"/>
+      </w:pPr>
+      <w:r>
+        <w:t>3. This one example guarantees correct results for every future input.</w:t>
+      </w:r>
+    </w:p>
+    <w:p>
+      <w:pPr>
+        <w:pStyle w:val="Heading3"/>
+      </w:pPr>
+      <w:r>
+        <w:t>My selected conclusion, deciding fact and explanation</w:t>
+      </w:r>
+    </w:p>
+    <w:p>
+      <w:r>
+        <w:t>________________________________________________________________</w:t>
+      </w:r>
+    </w:p>
+    <w:p>
+      <w:r>
+        <w:t>________________________________________________________________</w:t>
+      </w:r>
+    </w:p>
+    <w:p>
+      <w:r>
+        <w:t>________________________________________________________________</w:t>
+      </w:r>
+    </w:p>
+    <w:p>
+      <w:r>
+        <w:t>________________________________________________________________</w:t>
+      </w:r>
+    </w:p>
+    <w:p>
+      <w:r>
+        <w:t>________________________________________________________________</w:t>
+      </w:r>
+    </w:p>
+    <w:p>
+      <w:pPr>
+        <w:pStyle w:val="ListBullet"/>
+      </w:pPr>
+      <w:r>
+        <w:t>Hint if needed: Use the changed condition and the deciding step in the pictorial trace. The answer must say what follows from those facts.</w:t>
+      </w:r>
+    </w:p>
+    <w:p>
+      <w:pPr>
+        <w:pStyle w:val="Heading2"/>
+      </w:pPr>
+      <w:r>
+        <w:t>Check after the changed attempt · reference / check after trying</w:t>
+      </w:r>
+    </w:p>
+    <w:p>
+      <w:pPr>
+        <w:spacing w:line="336" w:lineRule="auto" w:after="180"/>
+      </w:pPr>
+      <w:r>
+        <w:rPr>
+          <w:b w:val="0"/>
+        </w:rPr>
+        <w:t xml:space="preserve">After your attempt, compare with the supported explanation: The stated improvement </w:t>
+      </w:r>
+      <w:r>
+        <w:rPr>
+          <w:b/>
+        </w:rPr>
+        <w:t>hypothesis</w:t>
+      </w:r>
+      <w:r>
+        <w:rPr>
+          <w:b w:val="0"/>
+        </w:rPr>
+        <w:t xml:space="preserve"> is not supported on these cases. Friendliness is a different outcome from the predefined unsupported-case count.</w:t>
+      </w:r>
+    </w:p>
+    <w:p>
+      <w:pPr>
+        <w:pStyle w:val="Heading2"/>
+      </w:pPr>
+      <w:r>
+        <w:t>Repair and retain the record</w:t>
+      </w:r>
+    </w:p>
+    <w:p>
+      <w:pPr>
+        <w:spacing w:line="336" w:lineRule="auto" w:after="180"/>
+      </w:pPr>
+      <w:r>
+        <w:rPr>
+          <w:b w:val="0"/>
+        </w:rPr>
+        <w:t xml:space="preserve">Review A literature comparison matrix (ai-7/6). Goal: Explain the </w:t>
+      </w:r>
+      <w:r>
+        <w:rPr>
+          <w:b/>
+        </w:rPr>
+        <w:t>mechanism</w:t>
+      </w:r>
+      <w:r>
+        <w:rPr>
+          <w:b w:val="0"/>
+        </w:rPr>
+        <w:t xml:space="preserve"> and terminology of a literature comparison matrix.</w:t>
+      </w:r>
+    </w:p>
+    <w:p>
+      <w:pPr>
+        <w:spacing w:line="336" w:lineRule="auto" w:after="180"/>
+      </w:pPr>
+      <w:r>
+        <w:rPr>
+          <w:b w:val="0"/>
+        </w:rPr>
+        <w:t>Short practice: Explain why 8/10 indoors and 16/20 outdoors share a rate but not a controlled comparison. Which condition column must the literature matrix preserve?. Return to this week and explain what you changed.</w:t>
+      </w:r>
+    </w:p>
+    <w:p>
+      <w:pPr>
+        <w:spacing w:line="336" w:lineRule="auto" w:after="180"/>
+      </w:pPr>
+      <w:r>
+        <w:rPr>
+          <w:b w:val="0"/>
+        </w:rPr>
+        <w:t xml:space="preserve">Review Methods results and limitations (ai-7/4). Goal: Explain the </w:t>
+      </w:r>
+      <w:r>
+        <w:rPr>
+          <w:b/>
+        </w:rPr>
+        <w:t>mechanism</w:t>
+      </w:r>
+      <w:r>
+        <w:rPr>
+          <w:b w:val="0"/>
+        </w:rPr>
+        <w:t xml:space="preserve"> and terminology of methods results and limitations.</w:t>
+      </w:r>
+    </w:p>
+    <w:p>
+      <w:pPr>
+        <w:spacing w:line="336" w:lineRule="auto" w:after="180"/>
+      </w:pPr>
+      <w:r>
+        <w:rPr>
+          <w:b w:val="0"/>
+        </w:rPr>
+        <w:t xml:space="preserve">Short practice: Place the five-photo procedure, 3/5 versus 4/5 finding and missing outdoor </w:t>
+      </w:r>
+      <w:r>
+        <w:rPr>
+          <w:b/>
+        </w:rPr>
+        <w:t>evidence</w:t>
+      </w:r>
+      <w:r>
+        <w:rPr>
+          <w:b w:val="0"/>
+        </w:rPr>
+        <w:t xml:space="preserve"> in their proper categories. Why cannot the result establish that B is best for outdoor farming?.</w:t>
+      </w:r>
+    </w:p>
+    <w:p>
+      <w:pPr>
+        <w:spacing w:line="336" w:lineRule="auto" w:after="180"/>
+      </w:pPr>
+      <w:r>
+        <w:rPr>
+          <w:b w:val="0"/>
+        </w:rPr>
+        <w:t>Return to this week and explain what you changed.</w:t>
+      </w:r>
+    </w:p>
+    <w:p>
+      <w:pPr>
+        <w:spacing w:line="336" w:lineRule="auto" w:after="180"/>
+      </w:pPr>
+      <w:r>
+        <w:rPr>
+          <w:b w:val="0"/>
+        </w:rPr>
+        <w:t xml:space="preserve">Review A question that </w:t>
+      </w:r>
+      <w:r>
+        <w:rPr>
+          <w:b/>
+        </w:rPr>
+        <w:t>evidence</w:t>
+      </w:r>
+      <w:r>
+        <w:rPr>
+          <w:b w:val="0"/>
+        </w:rPr>
+        <w:t xml:space="preserve"> can answer (ai-7/1). Goal: Explain the </w:t>
+      </w:r>
+      <w:r>
+        <w:rPr>
+          <w:b/>
+        </w:rPr>
+        <w:t>mechanism</w:t>
+      </w:r>
+      <w:r>
+        <w:rPr>
+          <w:b w:val="0"/>
+        </w:rPr>
+        <w:t xml:space="preserve"> and terminology of a question that </w:t>
+      </w:r>
+      <w:r>
+        <w:rPr>
+          <w:b/>
+        </w:rPr>
+        <w:t>evidence</w:t>
+      </w:r>
+      <w:r>
+        <w:rPr>
+          <w:b w:val="0"/>
+        </w:rPr>
+        <w:t xml:space="preserve"> can answer. Short practice: Which proposed diagram question has a measurable outcome?</w:t>
+      </w:r>
+    </w:p>
+    <w:p>
+      <w:pPr>
+        <w:spacing w:line="336" w:lineRule="auto" w:after="180"/>
+      </w:pPr>
+      <w:r>
+        <w:rPr>
+          <w:b w:val="0"/>
+        </w:rPr>
+        <w:t>Name its versions, six-case denominator and fixed scoring, then explain why giving only B easier tasks spoils the comparison.. Return to this week and explain what you changed.</w:t>
+      </w:r>
+    </w:p>
+    <w:p>
+      <w:pPr>
+        <w:spacing w:line="336" w:lineRule="auto" w:after="180"/>
+      </w:pPr>
+      <w:r>
+        <w:rPr>
+          <w:b w:val="0"/>
+        </w:rPr>
+        <w:t xml:space="preserve">Use Download completed work in the hosted lesson to export your answers, reflections, practice feedback and code-run </w:t>
+      </w:r>
+      <w:r>
+        <w:rPr>
+          <w:b/>
+        </w:rPr>
+        <w:t>evidence</w:t>
+      </w:r>
+      <w:r>
+        <w:rPr>
+          <w:b w:val="0"/>
+        </w:rPr>
+        <w:t>. Open the HTML copy to read or print it.</w:t>
+      </w:r>
+    </w:p>
+    <w:p>
+      <w:pPr>
+        <w:spacing w:line="336" w:lineRule="auto" w:after="180"/>
+      </w:pPr>
+      <w:r>
+        <w:rPr>
+          <w:b w:val="0"/>
+        </w:rPr>
+        <w:t>Drafts stay in this browser when storage is available; clear drafts on a shared device.</w:t>
+      </w:r>
+    </w:p>
+    <w:p>
+      <w:pPr>
+        <w:pStyle w:val="Heading3"/>
+      </w:pPr>
+      <w:r>
+        <w:t>What I repaired, the evidence I kept and the next test</w:t>
+      </w:r>
+    </w:p>
+    <w:p>
+      <w:r>
+        <w:t>________________________________________________________________</w:t>
+      </w:r>
+    </w:p>
+    <w:p>
+      <w:r>
+        <w:t>________________________________________________________________</w:t>
+      </w:r>
+    </w:p>
+    <w:p>
+      <w:r>
+        <w:t>________________________________________________________________</w:t>
+      </w:r>
+    </w:p>
+    <w:p>
+      <w:r>
+        <w:t>________________________________________________________________</w:t>
+      </w:r>
+    </w:p>
+    <w:p>
+      <w:r>
+        <w:t>________________________________________________________________</w:t>
+      </w:r>
+    </w:p>
+    <w:p>
+      <w:pPr>
+        <w:pStyle w:val="Heading2"/>
+      </w:pPr>
+      <w:r>
+        <w:t>Earlier wording, alternatives and picture transcripts · reference / check after trying</w:t>
       </w:r>
     </w:p>
     <w:p>
@@ -1596,92 +1958,10 @@
     </w:p>
     <w:p>
       <w:pPr>
-        <w:spacing w:line="336" w:lineRule="auto" w:after="180"/>
-      </w:pPr>
-      <w:r>
-        <w:rPr>
-          <w:b w:val="0"/>
-        </w:rPr>
-        <w:t xml:space="preserve">Write a testable </w:t>
-      </w:r>
-      <w:r>
-        <w:rPr>
-          <w:b/>
-        </w:rPr>
-        <w:t>hypothesis</w:t>
-      </w:r>
-      <w:r>
-        <w:rPr>
-          <w:b w:val="0"/>
-        </w:rPr>
-        <w:t xml:space="preserve"> before scoring. A team predicts that a retrieval rule will reduce unsupported answers on a fixed validation set.</w:t>
-      </w:r>
-    </w:p>
-    <w:p>
-      <w:pPr>
         <w:pStyle w:val="Heading3"/>
       </w:pPr>
       <w:r>
-        <w:t>Practice 1: explain the deciding evidence</w:t>
-      </w:r>
-    </w:p>
-    <w:p>
-      <w:pPr>
-        <w:spacing w:line="336" w:lineRule="auto" w:after="180"/>
-      </w:pPr>
-      <w:r>
-        <w:rPr>
-          <w:b w:val="0"/>
-        </w:rPr>
-        <w:t xml:space="preserve">Which labelled step matches this detail? Run both versions on the same cases after recording the </w:t>
-      </w:r>
-      <w:r>
-        <w:rPr>
-          <w:b/>
-        </w:rPr>
-        <w:t>hypothesis</w:t>
-      </w:r>
-      <w:r>
-        <w:rPr>
-          <w:b w:val="0"/>
-        </w:rPr>
-        <w:t>.</w:t>
-      </w:r>
-    </w:p>
-    <w:p>
-      <w:pPr>
-        <w:spacing w:line="336" w:lineRule="auto" w:after="180"/>
-        <w:shd w:fill="F4F9FC"/>
-      </w:pPr>
-      <w:r>
-        <w:rPr>
-          <w:b w:val="0"/>
-        </w:rPr>
-        <w:t>1. Name the directional claim</w:t>
-      </w:r>
-    </w:p>
-    <w:p>
-      <w:pPr>
-        <w:spacing w:line="336" w:lineRule="auto" w:after="180"/>
-        <w:shd w:fill="F4F9FC"/>
-      </w:pPr>
-      <w:r>
-        <w:rPr>
-          <w:b w:val="0"/>
-        </w:rPr>
-        <w:t>2. Freeze the comparison</w:t>
-      </w:r>
-    </w:p>
-    <w:p>
-      <w:pPr>
-        <w:spacing w:line="336" w:lineRule="auto" w:after="180"/>
-        <w:shd w:fill="F4F9FC"/>
-      </w:pPr>
-      <w:r>
-        <w:rPr>
-          <w:b w:val="0"/>
-        </w:rPr>
-        <w:t>3. Define scoring first</w:t>
+        <w:t>Repair a missing building block</w:t>
       </w:r>
     </w:p>
     <w:p>
@@ -1689,543 +1969,25 @@
         <w:pStyle w:val="Heading3"/>
       </w:pPr>
       <w:r>
-        <w:t>My selected conclusion, deciding fact and explanation</w:t>
-      </w:r>
-    </w:p>
-    <w:p>
-      <w:r>
-        <w:t>________________________________________________________________</w:t>
-      </w:r>
-    </w:p>
-    <w:p>
-      <w:r>
-        <w:t>________________________________________________________________</w:t>
-      </w:r>
-    </w:p>
-    <w:p>
-      <w:r>
-        <w:t>________________________________________________________________</w:t>
-      </w:r>
-    </w:p>
-    <w:p>
-      <w:r>
-        <w:t>________________________________________________________________</w:t>
-      </w:r>
-    </w:p>
-    <w:p>
-      <w:r>
-        <w:t>________________________________________________________________</w:t>
-      </w:r>
-    </w:p>
-    <w:p>
-      <w:pPr>
-        <w:pStyle w:val="Heading3"/>
-      </w:pPr>
-      <w:r>
-        <w:t>Hint · try first</w:t>
-      </w:r>
-    </w:p>
-    <w:p>
-      <w:pPr>
-        <w:spacing w:line="336" w:lineRule="auto" w:after="180"/>
-        <w:shd w:fill="F1F6F8"/>
-      </w:pPr>
-      <w:r>
-        <w:rPr>
-          <w:b w:val="0"/>
-        </w:rPr>
-        <w:t>Hint if needed: Read the steps in the pictorial case. Match the supplied detail to the stage that performs or records it.</w:t>
-      </w:r>
-    </w:p>
-    <w:p>
-      <w:pPr>
-        <w:pStyle w:val="Heading3"/>
-      </w:pPr>
-      <w:r>
-        <w:t>Feedback · compare after trying</w:t>
-      </w:r>
-    </w:p>
-    <w:p>
-      <w:pPr>
-        <w:spacing w:line="336" w:lineRule="auto" w:after="180"/>
-        <w:shd w:fill="F1F6FC"/>
-      </w:pPr>
-      <w:r>
-        <w:rPr>
-          <w:b w:val="0"/>
-        </w:rPr>
-        <w:t xml:space="preserve">After your attempt, compare with the supported explanation: Freeze the comparison Run both versions on the same cases after recording the </w:t>
-      </w:r>
-      <w:r>
-        <w:rPr>
-          <w:b/>
-        </w:rPr>
-        <w:t>hypothesis</w:t>
-      </w:r>
-      <w:r>
-        <w:rPr>
-          <w:b w:val="0"/>
-        </w:rPr>
-        <w:t xml:space="preserve">. A </w:t>
-      </w:r>
-      <w:r>
-        <w:rPr>
-          <w:b/>
-        </w:rPr>
-        <w:t>hypothesis</w:t>
-      </w:r>
-      <w:r>
-        <w:rPr>
-          <w:b w:val="0"/>
-        </w:rPr>
-        <w:t xml:space="preserve"> makes an expected pattern explicit before seeing outcomes.</w:t>
-      </w:r>
-    </w:p>
-    <w:p>
-      <w:pPr>
-        <w:spacing w:line="336" w:lineRule="auto" w:after="180"/>
-        <w:shd w:fill="F1F6FC"/>
-      </w:pPr>
-      <w:r>
-        <w:rPr>
-          <w:b w:val="0"/>
-        </w:rPr>
-        <w:t>The measured definition must be clear enough for another reviewer to apply.</w:t>
-      </w:r>
-    </w:p>
-    <w:p>
-      <w:pPr>
-        <w:pStyle w:val="Heading3"/>
-      </w:pPr>
-      <w:r>
-        <w:t>Practice 2: explain the deciding evidence</w:t>
-      </w:r>
-    </w:p>
-    <w:p>
-      <w:pPr>
-        <w:pStyle w:val="Heading3"/>
-      </w:pPr>
-      <w:r>
-        <w:t>Changed case · predict first</w:t>
-      </w:r>
-    </w:p>
-    <w:p>
-      <w:pPr>
-        <w:spacing w:line="336" w:lineRule="auto" w:after="180"/>
-        <w:shd w:fill="F5F1FB"/>
-      </w:pPr>
-      <w:r>
-        <w:rPr>
-          <w:b w:val="0"/>
-        </w:rPr>
-        <w:t>Changed-case practice: B sounds friendlier but has the same unsupported count as A. Which conclusion is supported by the supplied facts?</w:t>
-      </w:r>
-    </w:p>
-    <w:p>
-      <w:pPr>
-        <w:spacing w:line="336" w:lineRule="auto" w:after="180"/>
-        <w:shd w:fill="F4F9FC"/>
-      </w:pPr>
-      <w:r>
-        <w:rPr>
-          <w:b w:val="0"/>
-        </w:rPr>
-        <w:t xml:space="preserve">1. We can decide the result without examining the changed </w:t>
-      </w:r>
-      <w:r>
-        <w:rPr>
-          <w:b/>
-        </w:rPr>
-        <w:t>input</w:t>
-      </w:r>
-      <w:r>
-        <w:rPr>
-          <w:b w:val="0"/>
-        </w:rPr>
-        <w:t xml:space="preserve"> or the procedure.</w:t>
-      </w:r>
-    </w:p>
-    <w:p>
-      <w:pPr>
-        <w:spacing w:line="336" w:lineRule="auto" w:after="180"/>
-        <w:shd w:fill="F4F9FC"/>
-      </w:pPr>
-      <w:r>
-        <w:rPr>
-          <w:b w:val="0"/>
-        </w:rPr>
-        <w:t xml:space="preserve">2. The stated improvement </w:t>
-      </w:r>
-      <w:r>
-        <w:rPr>
-          <w:b/>
-        </w:rPr>
-        <w:t>hypothesis</w:t>
-      </w:r>
-      <w:r>
-        <w:rPr>
-          <w:b w:val="0"/>
-        </w:rPr>
-        <w:t xml:space="preserve"> is not supported on these cases.</w:t>
-      </w:r>
-    </w:p>
-    <w:p>
-      <w:pPr>
-        <w:spacing w:line="336" w:lineRule="auto" w:after="180"/>
-        <w:shd w:fill="F4F9FC"/>
-      </w:pPr>
-      <w:r>
-        <w:rPr>
-          <w:b w:val="0"/>
-        </w:rPr>
-        <w:t xml:space="preserve">3. This one example guarantees correct results for every future </w:t>
-      </w:r>
-      <w:r>
-        <w:rPr>
-          <w:b/>
-        </w:rPr>
-        <w:t>input</w:t>
-      </w:r>
-      <w:r>
-        <w:rPr>
-          <w:b w:val="0"/>
-        </w:rPr>
-        <w:t>.</w:t>
-      </w:r>
-    </w:p>
-    <w:p>
-      <w:pPr>
-        <w:pStyle w:val="Heading3"/>
-      </w:pPr>
-      <w:r>
-        <w:t>My selected conclusion, deciding fact and explanation</w:t>
-      </w:r>
-    </w:p>
-    <w:p>
-      <w:r>
-        <w:t>________________________________________________________________</w:t>
-      </w:r>
-    </w:p>
-    <w:p>
-      <w:r>
-        <w:t>________________________________________________________________</w:t>
-      </w:r>
-    </w:p>
-    <w:p>
-      <w:r>
-        <w:t>________________________________________________________________</w:t>
-      </w:r>
-    </w:p>
-    <w:p>
-      <w:r>
-        <w:t>________________________________________________________________</w:t>
-      </w:r>
-    </w:p>
-    <w:p>
-      <w:r>
-        <w:t>________________________________________________________________</w:t>
-      </w:r>
-    </w:p>
-    <w:p>
-      <w:pPr>
-        <w:pStyle w:val="Heading3"/>
-      </w:pPr>
-      <w:r>
-        <w:t>Hint · try first</w:t>
-      </w:r>
-    </w:p>
-    <w:p>
-      <w:pPr>
-        <w:spacing w:line="336" w:lineRule="auto" w:after="180"/>
-        <w:shd w:fill="F1F6F8"/>
-      </w:pPr>
-      <w:r>
-        <w:rPr>
-          <w:b w:val="0"/>
-        </w:rPr>
-        <w:t>Hint if needed: Use the changed condition and the deciding step in the pictorial trace. The answer must say what follows from those facts.</w:t>
-      </w:r>
-    </w:p>
-    <w:p>
-      <w:pPr>
-        <w:pStyle w:val="Heading3"/>
-      </w:pPr>
-      <w:r>
-        <w:t>Feedback · compare after trying</w:t>
-      </w:r>
-    </w:p>
-    <w:p>
-      <w:pPr>
-        <w:spacing w:line="336" w:lineRule="auto" w:after="180"/>
-        <w:shd w:fill="F1F6FC"/>
-      </w:pPr>
-      <w:r>
-        <w:rPr>
-          <w:b w:val="0"/>
-        </w:rPr>
-        <w:t xml:space="preserve">After your attempt, compare with the supported explanation: The stated improvement </w:t>
-      </w:r>
-      <w:r>
-        <w:rPr>
-          <w:b/>
-        </w:rPr>
-        <w:t>hypothesis</w:t>
-      </w:r>
-      <w:r>
-        <w:rPr>
-          <w:b w:val="0"/>
-        </w:rPr>
-        <w:t xml:space="preserve"> is not supported on these cases. Friendliness is a different outcome from the predefined unsupported-case count.</w:t>
-      </w:r>
-    </w:p>
-    <w:p>
-      <w:pPr>
-        <w:pStyle w:val="Heading3"/>
-      </w:pPr>
-      <w:r>
-        <w:t>Repair a missing building block</w:t>
-      </w:r>
-    </w:p>
-    <w:p>
-      <w:pPr>
-        <w:spacing w:line="336" w:lineRule="auto" w:after="180"/>
-      </w:pPr>
-      <w:r>
-        <w:rPr>
-          <w:b w:val="0"/>
-        </w:rPr>
-        <w:t xml:space="preserve">Review A literature comparison matrix (ai-7/6). Goal: Explain the </w:t>
-      </w:r>
-      <w:r>
-        <w:rPr>
-          <w:b/>
-        </w:rPr>
-        <w:t>mechanism</w:t>
-      </w:r>
-      <w:r>
-        <w:rPr>
-          <w:b w:val="0"/>
-        </w:rPr>
-        <w:t xml:space="preserve"> and terminology of a literature comparison matrix.</w:t>
-      </w:r>
-    </w:p>
-    <w:p>
-      <w:pPr>
-        <w:spacing w:line="336" w:lineRule="auto" w:after="180"/>
-      </w:pPr>
-      <w:r>
-        <w:rPr>
-          <w:b w:val="0"/>
-        </w:rPr>
-        <w:t>Short practice: Explain why 8/10 indoors and 16/20 outdoors share a rate but not a controlled comparison. Which condition column must the literature matrix preserve?. Return to this week and explain what you changed.</w:t>
-      </w:r>
-    </w:p>
-    <w:p>
-      <w:pPr>
-        <w:spacing w:line="336" w:lineRule="auto" w:after="180"/>
-      </w:pPr>
-      <w:r>
-        <w:rPr>
-          <w:b w:val="0"/>
-        </w:rPr>
-        <w:t xml:space="preserve">Review Methods results and limitations (ai-7/4). Goal: Explain the </w:t>
-      </w:r>
-      <w:r>
-        <w:rPr>
-          <w:b/>
-        </w:rPr>
-        <w:t>mechanism</w:t>
-      </w:r>
-      <w:r>
-        <w:rPr>
-          <w:b w:val="0"/>
-        </w:rPr>
-        <w:t xml:space="preserve"> and terminology of methods results and limitations.</w:t>
-      </w:r>
-    </w:p>
-    <w:p>
-      <w:pPr>
-        <w:spacing w:line="336" w:lineRule="auto" w:after="180"/>
-      </w:pPr>
-      <w:r>
-        <w:rPr>
-          <w:b w:val="0"/>
-        </w:rPr>
-        <w:t xml:space="preserve">Short practice: Place the five-photo procedure, 3/5 versus 4/5 finding and missing outdoor </w:t>
-      </w:r>
-      <w:r>
-        <w:rPr>
-          <w:b/>
-        </w:rPr>
-        <w:t>evidence</w:t>
-      </w:r>
-      <w:r>
-        <w:rPr>
-          <w:b w:val="0"/>
-        </w:rPr>
-        <w:t xml:space="preserve"> in their proper categories. Why cannot the result establish that B is best for outdoor farming?.</w:t>
-      </w:r>
-    </w:p>
-    <w:p>
-      <w:pPr>
-        <w:spacing w:line="336" w:lineRule="auto" w:after="180"/>
-      </w:pPr>
-      <w:r>
-        <w:rPr>
-          <w:b w:val="0"/>
-        </w:rPr>
-        <w:t>Return to this week and explain what you changed.</w:t>
-      </w:r>
-    </w:p>
-    <w:p>
-      <w:pPr>
-        <w:spacing w:line="336" w:lineRule="auto" w:after="180"/>
-      </w:pPr>
-      <w:r>
-        <w:rPr>
-          <w:b w:val="0"/>
-        </w:rPr>
-        <w:t xml:space="preserve">Review A question that </w:t>
-      </w:r>
-      <w:r>
-        <w:rPr>
-          <w:b/>
-        </w:rPr>
-        <w:t>evidence</w:t>
-      </w:r>
-      <w:r>
-        <w:rPr>
-          <w:b w:val="0"/>
-        </w:rPr>
-        <w:t xml:space="preserve"> can answer (ai-7/1). Goal: Explain the </w:t>
-      </w:r>
-      <w:r>
-        <w:rPr>
-          <w:b/>
-        </w:rPr>
-        <w:t>mechanism</w:t>
-      </w:r>
-      <w:r>
-        <w:rPr>
-          <w:b w:val="0"/>
-        </w:rPr>
-        <w:t xml:space="preserve"> and terminology of a question that </w:t>
-      </w:r>
-      <w:r>
-        <w:rPr>
-          <w:b/>
-        </w:rPr>
-        <w:t>evidence</w:t>
-      </w:r>
-      <w:r>
-        <w:rPr>
-          <w:b w:val="0"/>
-        </w:rPr>
-        <w:t xml:space="preserve"> can answer. Short practice: Which proposed diagram question has a measurable outcome?</w:t>
-      </w:r>
-    </w:p>
-    <w:p>
-      <w:pPr>
-        <w:spacing w:line="336" w:lineRule="auto" w:after="180"/>
-      </w:pPr>
-      <w:r>
-        <w:rPr>
-          <w:b w:val="0"/>
-        </w:rPr>
-        <w:t>Name its versions, six-case denominator and fixed scoring, then explain why giving only B easier tasks spoils the comparison.. Return to this week and explain what you changed.</w:t>
-      </w:r>
-    </w:p>
-    <w:p>
-      <w:pPr>
-        <w:pStyle w:val="Heading3"/>
-      </w:pPr>
-      <w:r>
         <w:t>Keep your completed work</w:t>
       </w:r>
     </w:p>
     <w:p>
       <w:pPr>
-        <w:spacing w:line="336" w:lineRule="auto" w:after="180"/>
-      </w:pPr>
-      <w:r>
-        <w:rPr>
-          <w:b w:val="0"/>
-        </w:rPr>
-        <w:t xml:space="preserve">Use Download completed work in the hosted lesson to export your answers, reflections, practice feedback and code-run </w:t>
-      </w:r>
-      <w:r>
-        <w:rPr>
-          <w:b/>
-        </w:rPr>
-        <w:t>evidence</w:t>
-      </w:r>
-      <w:r>
-        <w:rPr>
-          <w:b w:val="0"/>
-        </w:rPr>
-        <w:t>. Open the HTML copy to read or print it.</w:t>
-      </w:r>
-    </w:p>
-    <w:p>
-      <w:pPr>
-        <w:spacing w:line="336" w:lineRule="auto" w:after="180"/>
-      </w:pPr>
-      <w:r>
-        <w:rPr>
-          <w:b w:val="0"/>
-        </w:rPr>
-        <w:t>Drafts stay in this browser when storage is available; clear drafts on a shared device.</w:t>
-      </w:r>
-    </w:p>
-    <w:p>
-      <w:pPr>
-        <w:pStyle w:val="Heading3"/>
-      </w:pPr>
-      <w:r>
-        <w:t>What I repaired, the evidence I kept and the next test</w:t>
-      </w:r>
-    </w:p>
-    <w:p>
-      <w:r>
-        <w:t>________________________________________________________________</w:t>
-      </w:r>
-    </w:p>
-    <w:p>
-      <w:r>
-        <w:t>________________________________________________________________</w:t>
-      </w:r>
-    </w:p>
-    <w:p>
-      <w:r>
-        <w:t>________________________________________________________________</w:t>
-      </w:r>
-    </w:p>
-    <w:p>
-      <w:r>
-        <w:t>________________________________________________________________</w:t>
-      </w:r>
-    </w:p>
-    <w:p>
-      <w:r>
-        <w:t>________________________________________________________________</w:t>
-      </w:r>
-    </w:p>
-    <w:p>
-      <w:pPr>
         <w:pStyle w:val="Heading1"/>
       </w:pPr>
       <w:r>
-        <w:t>15. Visual concept journey</w:t>
-      </w:r>
-    </w:p>
-    <w:p>
-      <w:r>
-        <w:t>Explain each Hypotheses and measurable outcomes picture from its labels, then record a relevant limit.</w:t>
-      </w:r>
-    </w:p>
-    <w:p>
-      <w:pPr>
-        <w:pStyle w:val="Heading3"/>
+        <w:t>15. Reference · Six-picture response sheets</w:t>
+      </w:r>
+    </w:p>
+    <w:p>
+      <w:r>
+        <w:t>Choose the picture that helps explain the current step.</w:t>
+      </w:r>
+    </w:p>
+    <w:p>
+      <w:pPr>
+        <w:pStyle w:val="Heading2"/>
       </w:pPr>
       <w:r>
         <w:t>01. Hypotheses and measurable outcomes: the case</w:t>
@@ -2316,7 +2078,6 @@
     <w:p>
       <w:pPr>
         <w:spacing w:line="336" w:lineRule="auto" w:after="180"/>
-        <w:shd w:fill="F5F1FB"/>
       </w:pPr>
       <w:r>
         <w:rPr>
@@ -2355,7 +2116,7 @@
     </w:p>
     <w:p>
       <w:pPr>
-        <w:pStyle w:val="Heading3"/>
+        <w:pStyle w:val="Heading2"/>
       </w:pPr>
       <w:r>
         <w:t>02. Follow the deciding steps</w:t>
@@ -2435,7 +2196,6 @@
     <w:p>
       <w:pPr>
         <w:spacing w:line="336" w:lineRule="auto" w:after="180"/>
-        <w:shd w:fill="F5F1FB"/>
       </w:pPr>
       <w:r>
         <w:rPr>
@@ -2486,7 +2246,7 @@
     </w:p>
     <w:p>
       <w:pPr>
-        <w:pStyle w:val="Heading3"/>
+        <w:pStyle w:val="Heading2"/>
       </w:pPr>
       <w:r>
         <w:t>03. Hypotheses and measurable outcomes — evidence trace</w:t>
@@ -2497,7 +2257,7 @@
         <w:drawing>
           <wp:inline xmlns:a="http://schemas.openxmlformats.org/drawingml/2006/main" xmlns:pic="http://schemas.openxmlformats.org/drawingml/2006/picture">
             <wp:extent cx="5486400" cy="2996184"/>
-            <wp:docPr id="4" name="Picture 4" descr="Hypotheses and measurable outcomes — evidence trace. After seeing faster responses, the team changes its primary claim from support improvement to speed improvement. | Toy hypothesis:method B improves supported-answer rate over baseline A on a reserved paired set. Define support rubric and failure treatment; record secondary outcomes separately. | Report the change as exploratory/post-result revision. Preserve the original support hypothesis; do not present speed as the prespecified primary outcome."/>
+            <wp:docPr id="4" name="Picture 4" descr="Hypotheses and measurable outcomes — evidence trace. After seeing faster responses, the team changes its primary claim from support improvement to speed improvement. | Toy hypothesis: method B improves supported-answer rate over baseline A on a reserved paired set. Define support rubric and failure treatment; record secondary outcomes separately. | Report the change as exploratory/post-result revision. Preserve the original support hypothesis; do not present speed as the prespecified primary outcome."/>
             <wp:cNvGraphicFramePr>
               <a:graphicFrameLocks noChangeAspect="1"/>
             </wp:cNvGraphicFramePr>
@@ -2548,18 +2308,7 @@
         <w:rPr>
           <w:b w:val="0"/>
         </w:rPr>
-        <w:t xml:space="preserve"> trace.</w:t>
-      </w:r>
-    </w:p>
-    <w:p>
-      <w:pPr>
-        <w:spacing w:line="336" w:lineRule="auto" w:after="180"/>
-      </w:pPr>
-      <w:r>
-        <w:rPr>
-          <w:b w:val="0"/>
-        </w:rPr>
-        <w:t xml:space="preserve">After seeing faster responses, the team changes its primary claim from support improvement to speed improvement. | Toy </w:t>
+        <w:t xml:space="preserve"> trace. After seeing faster responses, the team changes its primary claim from support improvement to speed improvement. | Toy </w:t>
       </w:r>
       <w:r>
         <w:rPr>
@@ -2571,29 +2320,7 @@
         <w:rPr>
           <w:b w:val="0"/>
         </w:rPr>
-        <w:t>:method B improves supported-answer rate over baseline A on a reserved paired set.</w:t>
-      </w:r>
-    </w:p>
-    <w:p>
-      <w:pPr>
-        <w:spacing w:line="336" w:lineRule="auto" w:after="180"/>
-      </w:pPr>
-      <w:r>
-        <w:rPr>
-          <w:b w:val="0"/>
-        </w:rPr>
-        <w:t>Define support rubric and failure treatment; record secondary outcomes separately. | Report the change as exploratory/post-result revision.</w:t>
-      </w:r>
-    </w:p>
-    <w:p>
-      <w:pPr>
-        <w:spacing w:line="336" w:lineRule="auto" w:after="180"/>
-      </w:pPr>
-      <w:r>
-        <w:rPr>
-          <w:b w:val="0"/>
-        </w:rPr>
-        <w:t xml:space="preserve">Preserve the original support </w:t>
+        <w:t xml:space="preserve">: method B improves supported-answer rate over baseline A on a reserved paired set. Define support rubric and failure treatment; record secondary outcomes separately. | Report the change as exploratory/post-result revision. Preserve the original support </w:t>
       </w:r>
       <w:r>
         <w:rPr>
@@ -2623,7 +2350,6 @@
     <w:p>
       <w:pPr>
         <w:spacing w:line="336" w:lineRule="auto" w:after="180"/>
-        <w:shd w:fill="F5F1FB"/>
       </w:pPr>
       <w:r>
         <w:rPr>
@@ -2662,7 +2388,7 @@
     </w:p>
     <w:p>
       <w:pPr>
-        <w:pStyle w:val="Heading3"/>
+        <w:pStyle w:val="Heading2"/>
       </w:pPr>
       <w:r>
         <w:t>04. Change one thing. Trace what follows.</w:t>
@@ -2753,7 +2479,6 @@
     <w:p>
       <w:pPr>
         <w:spacing w:line="336" w:lineRule="auto" w:after="180"/>
-        <w:shd w:fill="F5F1FB"/>
       </w:pPr>
       <w:r>
         <w:rPr>
@@ -2792,7 +2517,7 @@
     </w:p>
     <w:p>
       <w:pPr>
-        <w:pStyle w:val="Heading3"/>
+        <w:pStyle w:val="Heading2"/>
       </w:pPr>
       <w:r>
         <w:t>05. Connect the explanation to its limit</w:t>
@@ -2871,7 +2596,6 @@
     <w:p>
       <w:pPr>
         <w:spacing w:line="336" w:lineRule="auto" w:after="180"/>
-        <w:shd w:fill="F5F1FB"/>
       </w:pPr>
       <w:r>
         <w:rPr>
@@ -2910,7 +2634,7 @@
     </w:p>
     <w:p>
       <w:pPr>
-        <w:pStyle w:val="Heading3"/>
+        <w:pStyle w:val="Heading2"/>
       </w:pPr>
       <w:r>
         <w:t>06. Make the idea visible in your project</w:t>
@@ -3012,7 +2736,6 @@
     <w:p>
       <w:pPr>
         <w:spacing w:line="336" w:lineRule="auto" w:after="180"/>
-        <w:shd w:fill="F5F1FB"/>
       </w:pPr>
       <w:r>
         <w:rPr>
@@ -3059,6 +2782,62 @@
     <w:p>
       <w:r>
         <w:t>________________________________________________________________</w:t>
+      </w:r>
+    </w:p>
+    <w:p>
+      <w:pPr>
+        <w:pStyle w:val="Heading2"/>
+      </w:pPr>
+      <w:r>
+        <w:t>Earlier wording, alternatives and picture transcripts · reference / check after trying</w:t>
+      </w:r>
+    </w:p>
+    <w:p>
+      <w:pPr>
+        <w:pStyle w:val="Heading3"/>
+      </w:pPr>
+      <w:r>
+        <w:t>01. Hypotheses and measurable outcomes: the case</w:t>
+      </w:r>
+    </w:p>
+    <w:p>
+      <w:pPr>
+        <w:pStyle w:val="Heading3"/>
+      </w:pPr>
+      <w:r>
+        <w:t>02. Follow the deciding steps</w:t>
+      </w:r>
+    </w:p>
+    <w:p>
+      <w:pPr>
+        <w:pStyle w:val="Heading3"/>
+      </w:pPr>
+      <w:r>
+        <w:t>03. Hypotheses and measurable outcomes — evidence trace</w:t>
+      </w:r>
+    </w:p>
+    <w:p>
+      <w:pPr>
+        <w:pStyle w:val="Heading3"/>
+      </w:pPr>
+      <w:r>
+        <w:t>04. Change one thing. Trace what follows.</w:t>
+      </w:r>
+    </w:p>
+    <w:p>
+      <w:pPr>
+        <w:pStyle w:val="Heading3"/>
+      </w:pPr>
+      <w:r>
+        <w:t>05. Connect the explanation to its limit</w:t>
+      </w:r>
+    </w:p>
+    <w:p>
+      <w:pPr>
+        <w:pStyle w:val="Heading3"/>
+      </w:pPr>
+      <w:r>
+        <w:t>06. Make the idea visible in your project</w:t>
       </w:r>
     </w:p>
     <w:sectPr>
